--- a/AyEDAT/Practica 2/memoriaP2.docx
+++ b/AyEDAT/Practica 2/memoriaP2.docx
@@ -1,9 +1,10 @@
 
 <file path=word/document.xml><?xml version="1.0" encoding="utf-8"?>
-<w:document xmlns:wpc="http://schemas.microsoft.com/office/word/2010/wordprocessingCanvas" xmlns:cx="http://schemas.microsoft.com/office/drawing/2014/chartex" xmlns:cx1="http://schemas.microsoft.com/office/drawing/2015/9/8/chartex" xmlns:cx2="http://schemas.microsoft.com/office/drawing/2015/10/21/chartex" xmlns:cx3="http://schemas.microsoft.com/office/drawing/2016/5/9/chartex" xmlns:cx4="http://schemas.microsoft.com/office/drawing/2016/5/10/chartex" xmlns:cx5="http://schemas.microsoft.com/office/drawing/2016/5/11/chartex" xmlns:cx6="http://schemas.microsoft.com/office/drawing/2016/5/12/chartex" xmlns:cx7="http://schemas.microsoft.com/office/drawing/2016/5/13/chartex" xmlns:cx8="http://schemas.microsoft.com/office/drawing/2016/5/14/chartex" xmlns:mc="http://schemas.openxmlformats.org/markup-compatibility/2006" xmlns:aink="http://schemas.microsoft.com/office/drawing/2016/ink" xmlns:am3d="http://schemas.microsoft.com/office/drawing/2017/model3d" xmlns:o="urn:schemas-microsoft-com:office:office" xmlns:oel="http://schemas.microsoft.com/office/2019/extlst" xmlns:r="http://schemas.openxmlformats.org/officeDocument/2006/relationships" xmlns:m="http://schemas.openxmlformats.org/officeDocument/2006/math" xmlns:v="urn:schemas-microsoft-com:vml" xmlns:wp14="http://schemas.microsoft.com/office/word/2010/wordprocessingDrawing" xmlns:wp="http://schemas.openxmlformats.org/drawingml/2006/wordprocessingDrawing" xmlns:w10="urn:schemas-microsoft-com:office:word" xmlns:w="http://schemas.openxmlformats.org/wordprocessingml/2006/main" xmlns:w14="http://schemas.microsoft.com/office/word/2010/wordml" xmlns:w15="http://schemas.microsoft.com/office/word/2012/wordml" xmlns:w16cex="http://schemas.microsoft.com/office/word/2018/wordml/cex" xmlns:w16cid="http://schemas.microsoft.com/office/word/2016/wordml/cid" xmlns:w16="http://schemas.microsoft.com/office/word/2018/wordml" xmlns:w16du="http://schemas.microsoft.com/office/word/2023/wordml/word16du" xmlns:w16sdtdh="http://schemas.microsoft.com/office/word/2020/wordml/sdtdatahash" xmlns:w16sdtfl="http://schemas.microsoft.com/office/word/2024/wordml/sdtformatlock" xmlns:w16se="http://schemas.microsoft.com/office/word/2015/wordml/symex" xmlns:wpg="http://schemas.microsoft.com/office/word/2010/wordprocessingGroup" xmlns:wpi="http://schemas.microsoft.com/office/word/2010/wordprocessingInk" xmlns:wne="http://schemas.microsoft.com/office/word/2006/wordml" xmlns:wps="http://schemas.microsoft.com/office/word/2010/wordprocessingShape" mc:Ignorable="w14 w15 w16se w16cid w16 w16cex w16sdtdh w16sdtfl w16du wp14">
+<w:document xmlns:o="urn:schemas-microsoft-com:office:office" xmlns:r="http://schemas.openxmlformats.org/officeDocument/2006/relationships" xmlns:v="urn:schemas-microsoft-com:vml" xmlns:w="http://schemas.openxmlformats.org/wordprocessingml/2006/main" xmlns:w10="urn:schemas-microsoft-com:office:word" xmlns:wp="http://schemas.openxmlformats.org/drawingml/2006/wordprocessingDrawing" xmlns:pic="http://schemas.openxmlformats.org/drawingml/2006/picture" xmlns:wps="http://schemas.microsoft.com/office/word/2010/wordprocessingShape" xmlns:wpg="http://schemas.microsoft.com/office/word/2010/wordprocessingGroup" xmlns:mc="http://schemas.openxmlformats.org/markup-compatibility/2006" xmlns:wp14="http://schemas.microsoft.com/office/word/2010/wordprocessingDrawing" xmlns:w14="http://schemas.microsoft.com/office/word/2010/wordml" xmlns:w15="http://schemas.microsoft.com/office/word/2012/wordml" mc:Ignorable="w14 wp14 w15">
   <w:body>
     <w:p>
       <w:pPr>
+        <w:pStyle w:val="Normal"/>
         <w:jc w:val="center"/>
         <w:rPr>
           <w:b/>
@@ -26,129 +27,256 @@
     </w:p>
     <w:p>
       <w:pPr>
-        <w:rPr>
-          <w:sz w:val="32"/>
-          <w:szCs w:val="32"/>
-          <w:u w:val="single"/>
-        </w:rPr>
-      </w:pPr>
-      <w:r>
-        <w:rPr>
-          <w:sz w:val="32"/>
-          <w:szCs w:val="32"/>
-          <w:u w:val="single"/>
-        </w:rPr>
-        <w:t>I.</w:t>
-      </w:r>
-      <w:r>
-        <w:rPr>
-          <w:sz w:val="32"/>
-          <w:szCs w:val="32"/>
-          <w:u w:val="single"/>
-        </w:rPr>
-        <w:t>D</w:t>
-      </w:r>
-      <w:r>
-        <w:rPr>
-          <w:sz w:val="32"/>
-          <w:szCs w:val="32"/>
-          <w:u w:val="single"/>
-        </w:rPr>
-        <w:t xml:space="preserve"> Análisis experimental:</w:t>
-      </w:r>
-    </w:p>
-    <w:p/>
-    <w:p>
-      <w:pPr>
-        <w:rPr>
-          <w:sz w:val="32"/>
-          <w:szCs w:val="32"/>
-          <w:u w:val="single"/>
-        </w:rPr>
-      </w:pPr>
-      <w:r>
-        <w:rPr>
-          <w:sz w:val="32"/>
-          <w:szCs w:val="32"/>
-          <w:u w:val="single"/>
+        <w:pStyle w:val="Normal"/>
+        <w:rPr>
+          <w:b/>
+          <w:bCs/>
+          <w:sz w:val="22"/>
+          <w:szCs w:val="22"/>
+          <w:u w:val="none"/>
+        </w:rPr>
+      </w:pPr>
+      <w:r>
+        <w:rPr>
+          <w:b/>
+          <w:bCs/>
+          <w:sz w:val="22"/>
+          <w:szCs w:val="22"/>
+          <w:u w:val="none"/>
+        </w:rPr>
+        <w:t>I.D Análisis experimental:</w:t>
+      </w:r>
+    </w:p>
+    <w:p>
+      <w:pPr>
+        <w:pStyle w:val="Normal"/>
+        <w:rPr/>
+      </w:pPr>
+      <w:r>
+        <w:rPr/>
+      </w:r>
+    </w:p>
+    <w:p>
+      <w:pPr>
+        <w:pStyle w:val="Normal"/>
+        <w:rPr>
+          <w:b/>
+          <w:bCs/>
+          <w:sz w:val="22"/>
+          <w:szCs w:val="22"/>
+          <w:u w:val="none"/>
+        </w:rPr>
+      </w:pPr>
+      <w:r>
+        <w:rPr>
+          <w:b/>
+          <w:bCs/>
+          <w:sz w:val="22"/>
+          <w:szCs w:val="22"/>
+          <w:u w:val="none"/>
         </w:rPr>
         <w:t>Cuestiones:</w:t>
       </w:r>
     </w:p>
     <w:p>
       <w:pPr>
-        <w:pStyle w:val="Prrafodelista"/>
+        <w:pStyle w:val="ListParagraph"/>
         <w:numPr>
           <w:ilvl w:val="0"/>
           <w:numId w:val="2"/>
         </w:numPr>
-      </w:pPr>
-      <w:r>
+        <w:rPr>
+          <w:rFonts w:ascii="Aptos" w:hAnsi="Aptos"/>
+          <w:sz w:val="22"/>
+          <w:szCs w:val="22"/>
+        </w:rPr>
+      </w:pPr>
+      <w:r>
+        <w:rPr>
+          <w:rFonts w:ascii="Aptos" w:hAnsi="Aptos"/>
+          <w:sz w:val="22"/>
+          <w:szCs w:val="22"/>
+        </w:rPr>
         <w:t xml:space="preserve">¿Cuál es el criterio codicioso utilizado? </w:t>
       </w:r>
     </w:p>
-    <w:p/>
-    <w:p>
-      <w:pPr>
-        <w:pStyle w:val="Prrafodelista"/>
+    <w:p>
+      <w:pPr>
+        <w:pStyle w:val="Normal"/>
+        <w:rPr>
+          <w:rFonts w:ascii="Aptos" w:hAnsi="Aptos"/>
+          <w:sz w:val="22"/>
+          <w:szCs w:val="22"/>
+        </w:rPr>
+      </w:pPr>
+      <w:r>
+        <w:rPr>
+          <w:rFonts w:ascii="Aptos" w:hAnsi="Aptos"/>
+          <w:sz w:val="22"/>
+          <w:szCs w:val="22"/>
+        </w:rPr>
+      </w:r>
+    </w:p>
+    <w:p>
+      <w:pPr>
+        <w:pStyle w:val="ListParagraph"/>
         <w:numPr>
           <w:ilvl w:val="0"/>
           <w:numId w:val="2"/>
         </w:numPr>
-      </w:pPr>
-      <w:r>
+        <w:rPr>
+          <w:rFonts w:ascii="Aptos" w:hAnsi="Aptos"/>
+          <w:sz w:val="22"/>
+          <w:szCs w:val="22"/>
+        </w:rPr>
+      </w:pPr>
+      <w:r>
+        <w:rPr>
+          <w:rFonts w:ascii="Aptos" w:hAnsi="Aptos"/>
+          <w:sz w:val="22"/>
+          <w:szCs w:val="22"/>
+        </w:rPr>
         <w:t>¿Funciona correctamente para todos los sistemas monetarios?</w:t>
       </w:r>
     </w:p>
-    <w:p/>
-    <w:p>
-      <w:pPr>
-        <w:pStyle w:val="Prrafodelista"/>
+    <w:p>
+      <w:pPr>
+        <w:pStyle w:val="Normal"/>
+        <w:rPr>
+          <w:rFonts w:ascii="Aptos" w:hAnsi="Aptos"/>
+          <w:sz w:val="22"/>
+          <w:szCs w:val="22"/>
+        </w:rPr>
+      </w:pPr>
+      <w:r>
+        <w:rPr>
+          <w:rFonts w:ascii="Aptos" w:hAnsi="Aptos"/>
+          <w:sz w:val="22"/>
+          <w:szCs w:val="22"/>
+        </w:rPr>
+      </w:r>
+    </w:p>
+    <w:p>
+      <w:pPr>
+        <w:pStyle w:val="ListParagraph"/>
         <w:numPr>
           <w:ilvl w:val="0"/>
           <w:numId w:val="2"/>
         </w:numPr>
-      </w:pPr>
-      <w:r>
+        <w:rPr>
+          <w:rFonts w:ascii="Aptos" w:hAnsi="Aptos"/>
+          <w:sz w:val="22"/>
+          <w:szCs w:val="22"/>
+        </w:rPr>
+      </w:pPr>
+      <w:r>
+        <w:rPr>
+          <w:rFonts w:ascii="Aptos" w:hAnsi="Aptos"/>
+          <w:sz w:val="22"/>
+          <w:szCs w:val="22"/>
+        </w:rPr>
         <w:t>¿Cuál es la complejidad temporal de la solución codiciosa?</w:t>
       </w:r>
     </w:p>
-    <w:p/>
-    <w:p>
-      <w:pPr>
-        <w:pStyle w:val="Prrafodelista"/>
+    <w:p>
+      <w:pPr>
+        <w:pStyle w:val="Normal"/>
+        <w:rPr>
+          <w:rFonts w:ascii="Aptos" w:hAnsi="Aptos"/>
+          <w:sz w:val="22"/>
+          <w:szCs w:val="22"/>
+        </w:rPr>
+      </w:pPr>
+      <w:r>
+        <w:rPr>
+          <w:rFonts w:ascii="Aptos" w:hAnsi="Aptos"/>
+          <w:sz w:val="22"/>
+          <w:szCs w:val="22"/>
+        </w:rPr>
+      </w:r>
+    </w:p>
+    <w:p>
+      <w:pPr>
+        <w:pStyle w:val="ListParagraph"/>
         <w:numPr>
           <w:ilvl w:val="0"/>
           <w:numId w:val="2"/>
         </w:numPr>
-      </w:pPr>
-      <w:r>
+        <w:rPr>
+          <w:rFonts w:ascii="Aptos" w:hAnsi="Aptos"/>
+          <w:sz w:val="22"/>
+          <w:szCs w:val="22"/>
+        </w:rPr>
+      </w:pPr>
+      <w:r>
+        <w:rPr>
+          <w:rFonts w:ascii="Aptos" w:hAnsi="Aptos"/>
+          <w:sz w:val="22"/>
+          <w:szCs w:val="22"/>
+        </w:rPr>
         <w:t xml:space="preserve">¿Cuál es la complejidad temporal y espacial de la programación dinámica? </w:t>
       </w:r>
     </w:p>
-    <w:p/>
-    <w:p>
-      <w:pPr>
-        <w:pStyle w:val="Prrafodelista"/>
+    <w:p>
+      <w:pPr>
+        <w:pStyle w:val="Normal"/>
+        <w:rPr>
+          <w:rFonts w:ascii="Aptos" w:hAnsi="Aptos"/>
+          <w:sz w:val="22"/>
+          <w:szCs w:val="22"/>
+        </w:rPr>
+      </w:pPr>
+      <w:r>
+        <w:rPr>
+          <w:rFonts w:ascii="Aptos" w:hAnsi="Aptos"/>
+          <w:sz w:val="22"/>
+          <w:szCs w:val="22"/>
+        </w:rPr>
+      </w:r>
+    </w:p>
+    <w:p>
+      <w:pPr>
+        <w:pStyle w:val="ListParagraph"/>
         <w:numPr>
           <w:ilvl w:val="0"/>
           <w:numId w:val="2"/>
         </w:numPr>
-      </w:pPr>
-      <w:r>
-        <w:t xml:space="preserve">¿Qué ventajas presenta la solución </w:t>
-      </w:r>
-      <w:r>
-        <w:t>codiciosa,</w:t>
-      </w:r>
-      <w:r>
-        <w:t xml:space="preserve"> aunque no siempre garantice el óptimo?</w:t>
-      </w:r>
-    </w:p>
-    <w:p/>
-    <w:p/>
-    <w:p>
-      <w:pPr>
+        <w:rPr>
+          <w:rFonts w:ascii="Aptos" w:hAnsi="Aptos"/>
+          <w:sz w:val="22"/>
+          <w:szCs w:val="22"/>
+        </w:rPr>
+      </w:pPr>
+      <w:r>
+        <w:rPr>
+          <w:rFonts w:ascii="Aptos" w:hAnsi="Aptos"/>
+          <w:sz w:val="22"/>
+          <w:szCs w:val="22"/>
+        </w:rPr>
+        <w:t>¿Qué ventajas presenta la solución codiciosa, aunque no siempre garantice el óptimo?</w:t>
+      </w:r>
+    </w:p>
+    <w:p>
+      <w:pPr>
+        <w:pStyle w:val="Normal"/>
+        <w:rPr/>
+      </w:pPr>
+      <w:r>
+        <w:rPr/>
+      </w:r>
+    </w:p>
+    <w:p>
+      <w:pPr>
+        <w:pStyle w:val="Normal"/>
+        <w:rPr/>
+      </w:pPr>
+      <w:r>
+        <w:rPr/>
+      </w:r>
+    </w:p>
+    <w:p>
+      <w:pPr>
+        <w:pStyle w:val="Normal"/>
         <w:jc w:val="center"/>
         <w:rPr>
           <w:b/>
@@ -171,107 +299,248 @@
     </w:p>
     <w:p>
       <w:pPr>
-        <w:rPr>
-          <w:sz w:val="32"/>
-          <w:szCs w:val="32"/>
-          <w:u w:val="single"/>
-        </w:rPr>
-      </w:pPr>
-      <w:r>
-        <w:rPr>
-          <w:sz w:val="32"/>
-          <w:szCs w:val="32"/>
-          <w:u w:val="single"/>
+        <w:pStyle w:val="Normal"/>
+        <w:tabs>
+          <w:tab w:val="clear" w:pos="708"/>
+          <w:tab w:val="left" w:pos="943" w:leader="none"/>
+        </w:tabs>
+        <w:rPr>
+          <w:b/>
+          <w:bCs/>
+          <w:sz w:val="24"/>
+          <w:szCs w:val="24"/>
+          <w:u w:val="none"/>
+        </w:rPr>
+      </w:pPr>
+      <w:r>
+        <w:rPr>
+          <w:b/>
+          <w:bCs/>
+          <w:sz w:val="24"/>
+          <w:szCs w:val="24"/>
+          <w:u w:val="none"/>
         </w:rPr>
         <w:t>II.C Análisis experimental:</w:t>
       </w:r>
     </w:p>
-    <w:p/>
-    <w:p>
-      <w:pPr>
-        <w:rPr>
-          <w:sz w:val="32"/>
-          <w:szCs w:val="32"/>
-          <w:u w:val="single"/>
-        </w:rPr>
-      </w:pPr>
-      <w:r>
-        <w:rPr>
-          <w:sz w:val="32"/>
-          <w:szCs w:val="32"/>
-          <w:u w:val="single"/>
+    <w:p>
+      <w:pPr>
+        <w:pStyle w:val="Normal"/>
+        <w:rPr/>
+      </w:pPr>
+      <w:r>
+        <w:rPr/>
+      </w:r>
+    </w:p>
+    <w:p>
+      <w:pPr>
+        <w:pStyle w:val="Normal"/>
+        <w:rPr>
+          <w:b/>
+          <w:bCs/>
+          <w:sz w:val="24"/>
+          <w:szCs w:val="24"/>
+          <w:u w:val="none"/>
+        </w:rPr>
+      </w:pPr>
+      <w:r>
+        <w:rPr>
+          <w:b/>
+          <w:bCs/>
+          <w:sz w:val="24"/>
+          <w:szCs w:val="24"/>
+          <w:u w:val="none"/>
         </w:rPr>
         <w:t>Cuestiones:</w:t>
       </w:r>
     </w:p>
     <w:p>
       <w:pPr>
-        <w:pStyle w:val="Prrafodelista"/>
+        <w:pStyle w:val="ListParagraph"/>
         <w:numPr>
           <w:ilvl w:val="0"/>
           <w:numId w:val="3"/>
         </w:numPr>
-      </w:pPr>
-      <w:r>
+        <w:rPr>
+          <w:sz w:val="22"/>
+          <w:szCs w:val="22"/>
+        </w:rPr>
+      </w:pPr>
+      <w:r>
+        <w:rPr>
+          <w:sz w:val="22"/>
+          <w:szCs w:val="22"/>
+        </w:rPr>
         <w:t xml:space="preserve">¿Cuál es el criterio codicioso utilizado? </w:t>
       </w:r>
     </w:p>
-    <w:p/>
-    <w:p>
-      <w:pPr>
-        <w:pStyle w:val="Prrafodelista"/>
+    <w:p>
+      <w:pPr>
+        <w:pStyle w:val="Normal"/>
+        <w:rPr>
+          <w:sz w:val="22"/>
+          <w:szCs w:val="22"/>
+        </w:rPr>
+      </w:pPr>
+      <w:r>
+        <w:rPr>
+          <w:sz w:val="22"/>
+          <w:szCs w:val="22"/>
+        </w:rPr>
+      </w:r>
+    </w:p>
+    <w:p>
+      <w:pPr>
+        <w:pStyle w:val="ListParagraph"/>
         <w:numPr>
           <w:ilvl w:val="0"/>
           <w:numId w:val="3"/>
         </w:numPr>
-      </w:pPr>
-      <w:r>
+        <w:rPr>
+          <w:sz w:val="22"/>
+          <w:szCs w:val="22"/>
+        </w:rPr>
+      </w:pPr>
+      <w:r>
+        <w:rPr>
+          <w:sz w:val="22"/>
+          <w:szCs w:val="22"/>
+        </w:rPr>
         <w:t xml:space="preserve">¿Por qué seleccionar la actividad que termina antes deja más posibilidades? </w:t>
       </w:r>
     </w:p>
-    <w:p/>
-    <w:p>
-      <w:pPr>
-        <w:pStyle w:val="Prrafodelista"/>
+    <w:p>
+      <w:pPr>
+        <w:pStyle w:val="Normal"/>
+        <w:rPr>
+          <w:sz w:val="22"/>
+          <w:szCs w:val="22"/>
+        </w:rPr>
+      </w:pPr>
+      <w:r>
+        <w:rPr>
+          <w:sz w:val="22"/>
+          <w:szCs w:val="22"/>
+        </w:rPr>
+      </w:r>
+    </w:p>
+    <w:p>
+      <w:pPr>
+        <w:pStyle w:val="ListParagraph"/>
         <w:numPr>
           <w:ilvl w:val="0"/>
           <w:numId w:val="3"/>
         </w:numPr>
-      </w:pPr>
-      <w:r>
+        <w:rPr>
+          <w:sz w:val="22"/>
+          <w:szCs w:val="22"/>
+        </w:rPr>
+      </w:pPr>
+      <w:r>
+        <w:rPr>
+          <w:sz w:val="22"/>
+          <w:szCs w:val="22"/>
+        </w:rPr>
         <w:t xml:space="preserve">¿Qué podría suceder si se eligiese primero la actividad que comienza antes? </w:t>
       </w:r>
     </w:p>
-    <w:p/>
-    <w:p>
-      <w:pPr>
-        <w:pStyle w:val="Prrafodelista"/>
+    <w:p>
+      <w:pPr>
+        <w:pStyle w:val="Normal"/>
+        <w:rPr>
+          <w:sz w:val="22"/>
+          <w:szCs w:val="22"/>
+        </w:rPr>
+      </w:pPr>
+      <w:r>
+        <w:rPr>
+          <w:sz w:val="22"/>
+          <w:szCs w:val="22"/>
+        </w:rPr>
+      </w:r>
+    </w:p>
+    <w:p>
+      <w:pPr>
+        <w:pStyle w:val="ListParagraph"/>
         <w:numPr>
           <w:ilvl w:val="0"/>
           <w:numId w:val="3"/>
         </w:numPr>
-      </w:pPr>
-      <w:r>
+        <w:rPr>
+          <w:sz w:val="22"/>
+          <w:szCs w:val="22"/>
+        </w:rPr>
+      </w:pPr>
+      <w:r>
+        <w:rPr>
+          <w:sz w:val="22"/>
+          <w:szCs w:val="22"/>
+        </w:rPr>
         <w:t xml:space="preserve">¿Qué podría suceder si se eligiese primero la actividad de menor duración? </w:t>
       </w:r>
     </w:p>
-    <w:p/>
-    <w:p>
-      <w:pPr>
-        <w:pStyle w:val="Prrafodelista"/>
+    <w:p>
+      <w:pPr>
+        <w:pStyle w:val="Normal"/>
+        <w:rPr>
+          <w:sz w:val="22"/>
+          <w:szCs w:val="22"/>
+        </w:rPr>
+      </w:pPr>
+      <w:r>
+        <w:rPr>
+          <w:sz w:val="22"/>
+          <w:szCs w:val="22"/>
+        </w:rPr>
+      </w:r>
+    </w:p>
+    <w:p>
+      <w:pPr>
+        <w:pStyle w:val="ListParagraph"/>
         <w:numPr>
           <w:ilvl w:val="0"/>
           <w:numId w:val="3"/>
         </w:numPr>
-      </w:pPr>
-      <w:r>
+        <w:rPr>
+          <w:sz w:val="22"/>
+          <w:szCs w:val="22"/>
+        </w:rPr>
+      </w:pPr>
+      <w:r>
+        <w:rPr>
+          <w:sz w:val="22"/>
+          <w:szCs w:val="22"/>
+        </w:rPr>
         <w:t>¿Cuál es la complejidad temporal y espacial?</w:t>
       </w:r>
     </w:p>
-    <w:p/>
-    <w:p/>
-    <w:p>
-      <w:pPr>
+    <w:p>
+      <w:pPr>
+        <w:pStyle w:val="Normal"/>
+        <w:rPr>
+          <w:sz w:val="22"/>
+          <w:szCs w:val="22"/>
+        </w:rPr>
+      </w:pPr>
+      <w:r>
+        <w:rPr>
+          <w:sz w:val="22"/>
+          <w:szCs w:val="22"/>
+        </w:rPr>
+      </w:r>
+    </w:p>
+    <w:p>
+      <w:pPr>
+        <w:pStyle w:val="Normal"/>
+        <w:rPr/>
+      </w:pPr>
+      <w:r>
+        <w:rPr/>
+      </w:r>
+    </w:p>
+    <w:p>
+      <w:pPr>
+        <w:pStyle w:val="Normal"/>
         <w:jc w:val="center"/>
         <w:rPr>
           <w:b/>
@@ -294,336 +563,924 @@
     </w:p>
     <w:p>
       <w:pPr>
-        <w:rPr>
-          <w:sz w:val="32"/>
-          <w:szCs w:val="32"/>
-          <w:u w:val="single"/>
-        </w:rPr>
-      </w:pPr>
-      <w:r>
-        <w:rPr>
-          <w:sz w:val="32"/>
-          <w:szCs w:val="32"/>
-          <w:u w:val="single"/>
-        </w:rPr>
-        <w:t>III.C Análisis experimental</w:t>
-      </w:r>
-      <w:r>
-        <w:rPr>
-          <w:sz w:val="32"/>
-          <w:szCs w:val="32"/>
-          <w:u w:val="single"/>
-        </w:rPr>
-        <w:t>:</w:t>
-      </w:r>
-    </w:p>
-    <w:p>
-      <w:r>
+        <w:pStyle w:val="Normal"/>
+        <w:rPr>
+          <w:b/>
+          <w:bCs/>
+          <w:sz w:val="24"/>
+          <w:szCs w:val="24"/>
+          <w:u w:val="none"/>
+        </w:rPr>
+      </w:pPr>
+      <w:r>
+        <w:rPr>
+          <w:b/>
+          <w:bCs/>
+          <w:sz w:val="24"/>
+          <w:szCs w:val="24"/>
+          <w:u w:val="none"/>
+        </w:rPr>
+        <w:t>III.C Análisis experimental:</w:t>
+      </w:r>
+    </w:p>
+    <w:p>
+      <w:pPr>
+        <w:pStyle w:val="Normal"/>
+        <w:rPr>
+          <w:sz w:val="22"/>
+          <w:szCs w:val="22"/>
+        </w:rPr>
+      </w:pPr>
+      <w:r>
+        <w:rPr>
+          <w:sz w:val="22"/>
+          <w:szCs w:val="22"/>
+        </w:rPr>
         <w:t xml:space="preserve">Al hacer las gráficas con los datos que me pedía, me han salido estos datos: </w:t>
       </w:r>
     </w:p>
     <w:tbl>
       <w:tblPr>
         <w:tblStyle w:val="Tablaconcuadrcula"/>
-        <w:tblW w:w="0" w:type="auto"/>
-        <w:tblLook w:val="04A0" w:firstRow="1" w:lastRow="0" w:firstColumn="1" w:lastColumn="0" w:noHBand="0" w:noVBand="1"/>
+        <w:tblW w:w="8494" w:type="dxa"/>
+        <w:jc w:val="start"/>
+        <w:tblInd w:w="0" w:type="dxa"/>
+        <w:tblLayout w:type="fixed"/>
+        <w:tblCellMar>
+          <w:top w:w="0" w:type="dxa"/>
+          <w:start w:w="108" w:type="dxa"/>
+          <w:bottom w:w="0" w:type="dxa"/>
+          <w:end w:w="108" w:type="dxa"/>
+        </w:tblCellMar>
+        <w:tblLook w:noHBand="0" w:noVBand="1" w:firstColumn="1" w:lastRow="0" w:lastColumn="0" w:firstRow="1" w:val="04a0"/>
       </w:tblPr>
       <w:tblGrid>
         <w:gridCol w:w="1679"/>
         <w:gridCol w:w="1687"/>
         <w:gridCol w:w="1687"/>
-        <w:gridCol w:w="1751"/>
-        <w:gridCol w:w="1690"/>
+        <w:gridCol w:w="1750"/>
+        <w:gridCol w:w="1691"/>
       </w:tblGrid>
       <w:tr>
+        <w:trPr/>
         <w:tc>
           <w:tcPr>
-            <w:tcW w:w="1698" w:type="dxa"/>
+            <w:tcW w:w="1679" w:type="dxa"/>
+            <w:tcBorders/>
           </w:tcPr>
           <w:p>
+            <w:pPr>
+              <w:pStyle w:val="Normal"/>
+              <w:widowControl/>
+              <w:spacing w:lineRule="auto" w:line="240" w:before="0" w:after="0"/>
+              <w:jc w:val="start"/>
+              <w:rPr>
+                <w:rFonts w:ascii="Aptos" w:hAnsi="Aptos" w:eastAsia="Aptos" w:cs=""/>
+                <w:kern w:val="2"/>
+                <w:sz w:val="22"/>
+                <w:szCs w:val="22"/>
+                <w:lang w:val="es-ES" w:eastAsia="en-US" w:bidi="ar-SA"/>
+              </w:rPr>
+            </w:pPr>
             <w:r>
+              <w:rPr>
+                <w:rFonts w:eastAsia="Aptos" w:cs=""/>
+                <w:kern w:val="2"/>
+                <w:sz w:val="22"/>
+                <w:szCs w:val="22"/>
+                <w:lang w:val="es-ES" w:eastAsia="en-US" w:bidi="ar-SA"/>
+              </w:rPr>
               <w:t xml:space="preserve">Tareas     </w:t>
             </w:r>
           </w:p>
         </w:tc>
         <w:tc>
           <w:tcPr>
-            <w:tcW w:w="1699" w:type="dxa"/>
+            <w:tcW w:w="1687" w:type="dxa"/>
+            <w:tcBorders/>
           </w:tcPr>
           <w:p>
+            <w:pPr>
+              <w:pStyle w:val="Normal"/>
+              <w:widowControl/>
+              <w:spacing w:lineRule="auto" w:line="240" w:before="0" w:after="0"/>
+              <w:jc w:val="start"/>
+              <w:rPr>
+                <w:rFonts w:ascii="Aptos" w:hAnsi="Aptos" w:eastAsia="Aptos" w:cs=""/>
+                <w:kern w:val="2"/>
+                <w:sz w:val="22"/>
+                <w:szCs w:val="22"/>
+                <w:lang w:val="es-ES" w:eastAsia="en-US" w:bidi="ar-SA"/>
+              </w:rPr>
+            </w:pPr>
             <w:r>
+              <w:rPr>
+                <w:rFonts w:eastAsia="Aptos" w:cs=""/>
+                <w:kern w:val="2"/>
+                <w:sz w:val="22"/>
+                <w:szCs w:val="22"/>
+                <w:lang w:val="es-ES" w:eastAsia="en-US" w:bidi="ar-SA"/>
+              </w:rPr>
               <w:t>Tiempo (s)</w:t>
             </w:r>
           </w:p>
         </w:tc>
         <w:tc>
           <w:tcPr>
-            <w:tcW w:w="1699" w:type="dxa"/>
+            <w:tcW w:w="1687" w:type="dxa"/>
+            <w:tcBorders/>
           </w:tcPr>
           <w:p>
+            <w:pPr>
+              <w:pStyle w:val="Normal"/>
+              <w:widowControl/>
+              <w:spacing w:lineRule="auto" w:line="240" w:before="0" w:after="0"/>
+              <w:jc w:val="start"/>
+              <w:rPr>
+                <w:rFonts w:ascii="Aptos" w:hAnsi="Aptos" w:eastAsia="Aptos" w:cs=""/>
+                <w:kern w:val="2"/>
+                <w:sz w:val="22"/>
+                <w:szCs w:val="22"/>
+                <w:lang w:val="es-ES" w:eastAsia="en-US" w:bidi="ar-SA"/>
+              </w:rPr>
+            </w:pPr>
             <w:r>
+              <w:rPr>
+                <w:rFonts w:eastAsia="Aptos" w:cs=""/>
+                <w:kern w:val="2"/>
+                <w:sz w:val="22"/>
+                <w:szCs w:val="22"/>
+                <w:lang w:val="es-ES" w:eastAsia="en-US" w:bidi="ar-SA"/>
+              </w:rPr>
               <w:t xml:space="preserve">Beneficio   </w:t>
             </w:r>
           </w:p>
         </w:tc>
         <w:tc>
           <w:tcPr>
-            <w:tcW w:w="1699" w:type="dxa"/>
+            <w:tcW w:w="1750" w:type="dxa"/>
+            <w:tcBorders/>
           </w:tcPr>
           <w:p>
+            <w:pPr>
+              <w:pStyle w:val="Normal"/>
+              <w:widowControl/>
+              <w:spacing w:lineRule="auto" w:line="240" w:before="0" w:after="0"/>
+              <w:jc w:val="start"/>
+              <w:rPr>
+                <w:rFonts w:ascii="Aptos" w:hAnsi="Aptos" w:eastAsia="Aptos" w:cs=""/>
+                <w:kern w:val="2"/>
+                <w:sz w:val="22"/>
+                <w:szCs w:val="22"/>
+                <w:lang w:val="es-ES" w:eastAsia="en-US" w:bidi="ar-SA"/>
+              </w:rPr>
+            </w:pPr>
             <w:r>
+              <w:rPr>
+                <w:rFonts w:eastAsia="Aptos" w:cs=""/>
+                <w:kern w:val="2"/>
+                <w:sz w:val="22"/>
+                <w:szCs w:val="22"/>
+                <w:lang w:val="es-ES" w:eastAsia="en-US" w:bidi="ar-SA"/>
+              </w:rPr>
               <w:t xml:space="preserve">Seleccionadas   </w:t>
             </w:r>
           </w:p>
         </w:tc>
         <w:tc>
           <w:tcPr>
-            <w:tcW w:w="1699" w:type="dxa"/>
+            <w:tcW w:w="1691" w:type="dxa"/>
+            <w:tcBorders/>
           </w:tcPr>
           <w:p>
+            <w:pPr>
+              <w:pStyle w:val="Normal"/>
+              <w:widowControl/>
+              <w:spacing w:lineRule="auto" w:line="240" w:before="0" w:after="0"/>
+              <w:jc w:val="start"/>
+              <w:rPr>
+                <w:rFonts w:ascii="Aptos" w:hAnsi="Aptos" w:eastAsia="Aptos" w:cs=""/>
+                <w:kern w:val="2"/>
+                <w:sz w:val="22"/>
+                <w:szCs w:val="22"/>
+                <w:lang w:val="es-ES" w:eastAsia="en-US" w:bidi="ar-SA"/>
+              </w:rPr>
+            </w:pPr>
             <w:r>
+              <w:rPr>
+                <w:rFonts w:eastAsia="Aptos" w:cs=""/>
+                <w:kern w:val="2"/>
+                <w:sz w:val="22"/>
+                <w:szCs w:val="22"/>
+                <w:lang w:val="es-ES" w:eastAsia="en-US" w:bidi="ar-SA"/>
+              </w:rPr>
               <w:t>Porcentaje</w:t>
             </w:r>
           </w:p>
         </w:tc>
       </w:tr>
       <w:tr>
+        <w:trPr/>
         <w:tc>
           <w:tcPr>
-            <w:tcW w:w="1698" w:type="dxa"/>
+            <w:tcW w:w="1679" w:type="dxa"/>
+            <w:tcBorders/>
           </w:tcPr>
           <w:p>
+            <w:pPr>
+              <w:pStyle w:val="Normal"/>
+              <w:widowControl/>
+              <w:spacing w:lineRule="auto" w:line="240" w:before="0" w:after="0"/>
+              <w:jc w:val="start"/>
+              <w:rPr>
+                <w:rFonts w:ascii="Aptos" w:hAnsi="Aptos" w:eastAsia="Aptos" w:cs=""/>
+                <w:kern w:val="2"/>
+                <w:sz w:val="22"/>
+                <w:szCs w:val="22"/>
+                <w:lang w:val="es-ES" w:eastAsia="en-US" w:bidi="ar-SA"/>
+              </w:rPr>
+            </w:pPr>
             <w:r>
+              <w:rPr>
+                <w:rFonts w:eastAsia="Aptos" w:cs=""/>
+                <w:kern w:val="2"/>
+                <w:sz w:val="22"/>
+                <w:szCs w:val="22"/>
+                <w:lang w:val="es-ES" w:eastAsia="en-US" w:bidi="ar-SA"/>
+              </w:rPr>
               <w:t xml:space="preserve">100       </w:t>
             </w:r>
           </w:p>
         </w:tc>
         <w:tc>
           <w:tcPr>
-            <w:tcW w:w="1699" w:type="dxa"/>
+            <w:tcW w:w="1687" w:type="dxa"/>
+            <w:tcBorders/>
           </w:tcPr>
           <w:p>
+            <w:pPr>
+              <w:pStyle w:val="Normal"/>
+              <w:widowControl/>
+              <w:spacing w:lineRule="auto" w:line="240" w:before="0" w:after="0"/>
+              <w:jc w:val="start"/>
+              <w:rPr>
+                <w:rFonts w:ascii="Aptos" w:hAnsi="Aptos" w:eastAsia="Aptos" w:cs=""/>
+                <w:kern w:val="2"/>
+                <w:sz w:val="22"/>
+                <w:szCs w:val="22"/>
+                <w:lang w:val="es-ES" w:eastAsia="en-US" w:bidi="ar-SA"/>
+              </w:rPr>
+            </w:pPr>
             <w:r>
+              <w:rPr>
+                <w:rFonts w:eastAsia="Aptos" w:cs=""/>
+                <w:kern w:val="2"/>
+                <w:sz w:val="22"/>
+                <w:szCs w:val="22"/>
+                <w:lang w:val="es-ES" w:eastAsia="en-US" w:bidi="ar-SA"/>
+              </w:rPr>
               <w:t xml:space="preserve">0.000110                </w:t>
             </w:r>
           </w:p>
         </w:tc>
         <w:tc>
           <w:tcPr>
-            <w:tcW w:w="1699" w:type="dxa"/>
+            <w:tcW w:w="1687" w:type="dxa"/>
+            <w:tcBorders/>
           </w:tcPr>
           <w:p>
+            <w:pPr>
+              <w:pStyle w:val="Normal"/>
+              <w:widowControl/>
+              <w:spacing w:lineRule="auto" w:line="240" w:before="0" w:after="0"/>
+              <w:jc w:val="start"/>
+              <w:rPr>
+                <w:rFonts w:ascii="Aptos" w:hAnsi="Aptos" w:eastAsia="Aptos" w:cs=""/>
+                <w:kern w:val="2"/>
+                <w:sz w:val="22"/>
+                <w:szCs w:val="22"/>
+                <w:lang w:val="es-ES" w:eastAsia="en-US" w:bidi="ar-SA"/>
+              </w:rPr>
+            </w:pPr>
             <w:r>
+              <w:rPr>
+                <w:rFonts w:eastAsia="Aptos" w:cs=""/>
+                <w:kern w:val="2"/>
+                <w:sz w:val="22"/>
+                <w:szCs w:val="22"/>
+                <w:lang w:val="es-ES" w:eastAsia="en-US" w:bidi="ar-SA"/>
+              </w:rPr>
               <w:t xml:space="preserve">9578              </w:t>
             </w:r>
           </w:p>
         </w:tc>
         <w:tc>
           <w:tcPr>
-            <w:tcW w:w="1699" w:type="dxa"/>
+            <w:tcW w:w="1750" w:type="dxa"/>
+            <w:tcBorders/>
           </w:tcPr>
           <w:p>
+            <w:pPr>
+              <w:pStyle w:val="Normal"/>
+              <w:widowControl/>
+              <w:spacing w:lineRule="auto" w:line="240" w:before="0" w:after="0"/>
+              <w:jc w:val="start"/>
+              <w:rPr>
+                <w:rFonts w:ascii="Aptos" w:hAnsi="Aptos" w:eastAsia="Aptos" w:cs=""/>
+                <w:kern w:val="2"/>
+                <w:sz w:val="22"/>
+                <w:szCs w:val="22"/>
+                <w:lang w:val="es-ES" w:eastAsia="en-US" w:bidi="ar-SA"/>
+              </w:rPr>
+            </w:pPr>
             <w:r>
+              <w:rPr>
+                <w:rFonts w:eastAsia="Aptos" w:cs=""/>
+                <w:kern w:val="2"/>
+                <w:sz w:val="22"/>
+                <w:szCs w:val="22"/>
+                <w:lang w:val="es-ES" w:eastAsia="en-US" w:bidi="ar-SA"/>
+              </w:rPr>
               <w:t xml:space="preserve">10       </w:t>
             </w:r>
           </w:p>
         </w:tc>
         <w:tc>
           <w:tcPr>
-            <w:tcW w:w="1699" w:type="dxa"/>
+            <w:tcW w:w="1691" w:type="dxa"/>
+            <w:tcBorders/>
           </w:tcPr>
           <w:p>
+            <w:pPr>
+              <w:pStyle w:val="Normal"/>
+              <w:widowControl/>
+              <w:spacing w:lineRule="auto" w:line="240" w:before="0" w:after="0"/>
+              <w:jc w:val="start"/>
+              <w:rPr>
+                <w:rFonts w:ascii="Aptos" w:hAnsi="Aptos" w:eastAsia="Aptos" w:cs=""/>
+                <w:kern w:val="2"/>
+                <w:sz w:val="22"/>
+                <w:szCs w:val="22"/>
+                <w:lang w:val="es-ES" w:eastAsia="en-US" w:bidi="ar-SA"/>
+              </w:rPr>
+            </w:pPr>
             <w:r>
+              <w:rPr>
+                <w:rFonts w:eastAsia="Aptos" w:cs=""/>
+                <w:kern w:val="2"/>
+                <w:sz w:val="22"/>
+                <w:szCs w:val="22"/>
+                <w:lang w:val="es-ES" w:eastAsia="en-US" w:bidi="ar-SA"/>
+              </w:rPr>
               <w:t>10.00%</w:t>
             </w:r>
           </w:p>
         </w:tc>
       </w:tr>
       <w:tr>
+        <w:trPr/>
         <w:tc>
           <w:tcPr>
-            <w:tcW w:w="1698" w:type="dxa"/>
+            <w:tcW w:w="1679" w:type="dxa"/>
+            <w:tcBorders/>
           </w:tcPr>
           <w:p>
+            <w:pPr>
+              <w:pStyle w:val="Normal"/>
+              <w:widowControl/>
+              <w:spacing w:lineRule="auto" w:line="240" w:before="0" w:after="0"/>
+              <w:jc w:val="start"/>
+              <w:rPr>
+                <w:rFonts w:ascii="Aptos" w:hAnsi="Aptos" w:eastAsia="Aptos" w:cs=""/>
+                <w:kern w:val="2"/>
+                <w:sz w:val="22"/>
+                <w:szCs w:val="22"/>
+                <w:lang w:val="es-ES" w:eastAsia="en-US" w:bidi="ar-SA"/>
+              </w:rPr>
+            </w:pPr>
             <w:r>
+              <w:rPr>
+                <w:rFonts w:eastAsia="Aptos" w:cs=""/>
+                <w:kern w:val="2"/>
+                <w:sz w:val="22"/>
+                <w:szCs w:val="22"/>
+                <w:lang w:val="es-ES" w:eastAsia="en-US" w:bidi="ar-SA"/>
+              </w:rPr>
               <w:t xml:space="preserve">500       </w:t>
             </w:r>
           </w:p>
         </w:tc>
         <w:tc>
           <w:tcPr>
-            <w:tcW w:w="1699" w:type="dxa"/>
+            <w:tcW w:w="1687" w:type="dxa"/>
+            <w:tcBorders/>
           </w:tcPr>
           <w:p>
+            <w:pPr>
+              <w:pStyle w:val="Normal"/>
+              <w:widowControl/>
+              <w:spacing w:lineRule="auto" w:line="240" w:before="0" w:after="0"/>
+              <w:jc w:val="start"/>
+              <w:rPr>
+                <w:rFonts w:ascii="Aptos" w:hAnsi="Aptos" w:eastAsia="Aptos" w:cs=""/>
+                <w:kern w:val="2"/>
+                <w:sz w:val="22"/>
+                <w:szCs w:val="22"/>
+                <w:lang w:val="es-ES" w:eastAsia="en-US" w:bidi="ar-SA"/>
+              </w:rPr>
+            </w:pPr>
             <w:r>
+              <w:rPr>
+                <w:rFonts w:eastAsia="Aptos" w:cs=""/>
+                <w:kern w:val="2"/>
+                <w:sz w:val="22"/>
+                <w:szCs w:val="22"/>
+                <w:lang w:val="es-ES" w:eastAsia="en-US" w:bidi="ar-SA"/>
+              </w:rPr>
               <w:t xml:space="preserve">0.001206        </w:t>
             </w:r>
           </w:p>
         </w:tc>
         <w:tc>
           <w:tcPr>
-            <w:tcW w:w="1699" w:type="dxa"/>
+            <w:tcW w:w="1687" w:type="dxa"/>
+            <w:tcBorders/>
           </w:tcPr>
           <w:p>
+            <w:pPr>
+              <w:pStyle w:val="Normal"/>
+              <w:widowControl/>
+              <w:spacing w:lineRule="auto" w:line="240" w:before="0" w:after="0"/>
+              <w:jc w:val="start"/>
+              <w:rPr>
+                <w:rFonts w:ascii="Aptos" w:hAnsi="Aptos" w:eastAsia="Aptos" w:cs=""/>
+                <w:kern w:val="2"/>
+                <w:sz w:val="22"/>
+                <w:szCs w:val="22"/>
+                <w:lang w:val="es-ES" w:eastAsia="en-US" w:bidi="ar-SA"/>
+              </w:rPr>
+            </w:pPr>
             <w:r>
+              <w:rPr>
+                <w:rFonts w:eastAsia="Aptos" w:cs=""/>
+                <w:kern w:val="2"/>
+                <w:sz w:val="22"/>
+                <w:szCs w:val="22"/>
+                <w:lang w:val="es-ES" w:eastAsia="en-US" w:bidi="ar-SA"/>
+              </w:rPr>
               <w:t xml:space="preserve">47584              </w:t>
             </w:r>
           </w:p>
         </w:tc>
         <w:tc>
           <w:tcPr>
-            <w:tcW w:w="1699" w:type="dxa"/>
+            <w:tcW w:w="1750" w:type="dxa"/>
+            <w:tcBorders/>
           </w:tcPr>
           <w:p>
+            <w:pPr>
+              <w:pStyle w:val="Normal"/>
+              <w:widowControl/>
+              <w:spacing w:lineRule="auto" w:line="240" w:before="0" w:after="0"/>
+              <w:jc w:val="start"/>
+              <w:rPr>
+                <w:rFonts w:ascii="Aptos" w:hAnsi="Aptos" w:eastAsia="Aptos" w:cs=""/>
+                <w:kern w:val="2"/>
+                <w:sz w:val="22"/>
+                <w:szCs w:val="22"/>
+                <w:lang w:val="es-ES" w:eastAsia="en-US" w:bidi="ar-SA"/>
+              </w:rPr>
+            </w:pPr>
             <w:r>
+              <w:rPr>
+                <w:rFonts w:eastAsia="Aptos" w:cs=""/>
+                <w:kern w:val="2"/>
+                <w:sz w:val="22"/>
+                <w:szCs w:val="22"/>
+                <w:lang w:val="es-ES" w:eastAsia="en-US" w:bidi="ar-SA"/>
+              </w:rPr>
               <w:t xml:space="preserve">50       </w:t>
             </w:r>
           </w:p>
         </w:tc>
         <w:tc>
           <w:tcPr>
-            <w:tcW w:w="1699" w:type="dxa"/>
+            <w:tcW w:w="1691" w:type="dxa"/>
+            <w:tcBorders/>
           </w:tcPr>
           <w:p>
+            <w:pPr>
+              <w:pStyle w:val="Normal"/>
+              <w:widowControl/>
+              <w:spacing w:lineRule="auto" w:line="240" w:before="0" w:after="0"/>
+              <w:jc w:val="start"/>
+              <w:rPr>
+                <w:rFonts w:ascii="Aptos" w:hAnsi="Aptos" w:eastAsia="Aptos" w:cs=""/>
+                <w:kern w:val="2"/>
+                <w:sz w:val="22"/>
+                <w:szCs w:val="22"/>
+                <w:lang w:val="es-ES" w:eastAsia="en-US" w:bidi="ar-SA"/>
+              </w:rPr>
+            </w:pPr>
             <w:r>
+              <w:rPr>
+                <w:rFonts w:eastAsia="Aptos" w:cs=""/>
+                <w:kern w:val="2"/>
+                <w:sz w:val="22"/>
+                <w:szCs w:val="22"/>
+                <w:lang w:val="es-ES" w:eastAsia="en-US" w:bidi="ar-SA"/>
+              </w:rPr>
               <w:t>10.00%</w:t>
             </w:r>
           </w:p>
         </w:tc>
       </w:tr>
       <w:tr>
+        <w:trPr/>
         <w:tc>
           <w:tcPr>
-            <w:tcW w:w="1698" w:type="dxa"/>
+            <w:tcW w:w="1679" w:type="dxa"/>
+            <w:tcBorders/>
           </w:tcPr>
           <w:p>
+            <w:pPr>
+              <w:pStyle w:val="Normal"/>
+              <w:widowControl/>
+              <w:spacing w:lineRule="auto" w:line="240" w:before="0" w:after="0"/>
+              <w:jc w:val="start"/>
+              <w:rPr>
+                <w:rFonts w:ascii="Aptos" w:hAnsi="Aptos" w:eastAsia="Aptos" w:cs=""/>
+                <w:kern w:val="2"/>
+                <w:sz w:val="22"/>
+                <w:szCs w:val="22"/>
+                <w:lang w:val="es-ES" w:eastAsia="en-US" w:bidi="ar-SA"/>
+              </w:rPr>
+            </w:pPr>
             <w:r>
+              <w:rPr>
+                <w:rFonts w:eastAsia="Aptos" w:cs=""/>
+                <w:kern w:val="2"/>
+                <w:sz w:val="22"/>
+                <w:szCs w:val="22"/>
+                <w:lang w:val="es-ES" w:eastAsia="en-US" w:bidi="ar-SA"/>
+              </w:rPr>
               <w:t xml:space="preserve">1000       </w:t>
             </w:r>
           </w:p>
         </w:tc>
         <w:tc>
           <w:tcPr>
-            <w:tcW w:w="1699" w:type="dxa"/>
+            <w:tcW w:w="1687" w:type="dxa"/>
+            <w:tcBorders/>
           </w:tcPr>
           <w:p>
+            <w:pPr>
+              <w:pStyle w:val="Normal"/>
+              <w:widowControl/>
+              <w:spacing w:lineRule="auto" w:line="240" w:before="0" w:after="0"/>
+              <w:jc w:val="start"/>
+              <w:rPr>
+                <w:rFonts w:ascii="Aptos" w:hAnsi="Aptos" w:eastAsia="Aptos" w:cs=""/>
+                <w:kern w:val="2"/>
+                <w:sz w:val="22"/>
+                <w:szCs w:val="22"/>
+                <w:lang w:val="es-ES" w:eastAsia="en-US" w:bidi="ar-SA"/>
+              </w:rPr>
+            </w:pPr>
             <w:r>
+              <w:rPr>
+                <w:rFonts w:eastAsia="Aptos" w:cs=""/>
+                <w:kern w:val="2"/>
+                <w:sz w:val="22"/>
+                <w:szCs w:val="22"/>
+                <w:lang w:val="es-ES" w:eastAsia="en-US" w:bidi="ar-SA"/>
+              </w:rPr>
               <w:t xml:space="preserve">0.003352        </w:t>
             </w:r>
           </w:p>
         </w:tc>
         <w:tc>
           <w:tcPr>
-            <w:tcW w:w="1699" w:type="dxa"/>
+            <w:tcW w:w="1687" w:type="dxa"/>
+            <w:tcBorders/>
           </w:tcPr>
           <w:p>
+            <w:pPr>
+              <w:pStyle w:val="Normal"/>
+              <w:widowControl/>
+              <w:spacing w:lineRule="auto" w:line="240" w:before="0" w:after="0"/>
+              <w:jc w:val="start"/>
+              <w:rPr>
+                <w:rFonts w:ascii="Aptos" w:hAnsi="Aptos" w:eastAsia="Aptos" w:cs=""/>
+                <w:kern w:val="2"/>
+                <w:sz w:val="22"/>
+                <w:szCs w:val="22"/>
+                <w:lang w:val="es-ES" w:eastAsia="en-US" w:bidi="ar-SA"/>
+              </w:rPr>
+            </w:pPr>
             <w:r>
+              <w:rPr>
+                <w:rFonts w:eastAsia="Aptos" w:cs=""/>
+                <w:kern w:val="2"/>
+                <w:sz w:val="22"/>
+                <w:szCs w:val="22"/>
+                <w:lang w:val="es-ES" w:eastAsia="en-US" w:bidi="ar-SA"/>
+              </w:rPr>
               <w:t xml:space="preserve">94923             </w:t>
             </w:r>
           </w:p>
         </w:tc>
         <w:tc>
           <w:tcPr>
-            <w:tcW w:w="1699" w:type="dxa"/>
+            <w:tcW w:w="1750" w:type="dxa"/>
+            <w:tcBorders/>
           </w:tcPr>
           <w:p>
+            <w:pPr>
+              <w:pStyle w:val="Normal"/>
+              <w:widowControl/>
+              <w:spacing w:lineRule="auto" w:line="240" w:before="0" w:after="0"/>
+              <w:jc w:val="start"/>
+              <w:rPr>
+                <w:rFonts w:ascii="Aptos" w:hAnsi="Aptos" w:eastAsia="Aptos" w:cs=""/>
+                <w:kern w:val="2"/>
+                <w:sz w:val="22"/>
+                <w:szCs w:val="22"/>
+                <w:lang w:val="es-ES" w:eastAsia="en-US" w:bidi="ar-SA"/>
+              </w:rPr>
+            </w:pPr>
             <w:r>
+              <w:rPr>
+                <w:rFonts w:eastAsia="Aptos" w:cs=""/>
+                <w:kern w:val="2"/>
+                <w:sz w:val="22"/>
+                <w:szCs w:val="22"/>
+                <w:lang w:val="es-ES" w:eastAsia="en-US" w:bidi="ar-SA"/>
+              </w:rPr>
               <w:t xml:space="preserve">100       </w:t>
             </w:r>
           </w:p>
         </w:tc>
         <w:tc>
           <w:tcPr>
-            <w:tcW w:w="1699" w:type="dxa"/>
+            <w:tcW w:w="1691" w:type="dxa"/>
+            <w:tcBorders/>
           </w:tcPr>
           <w:p>
+            <w:pPr>
+              <w:pStyle w:val="Normal"/>
+              <w:widowControl/>
+              <w:spacing w:lineRule="auto" w:line="240" w:before="0" w:after="0"/>
+              <w:jc w:val="start"/>
+              <w:rPr>
+                <w:rFonts w:ascii="Aptos" w:hAnsi="Aptos" w:eastAsia="Aptos" w:cs=""/>
+                <w:kern w:val="2"/>
+                <w:sz w:val="22"/>
+                <w:szCs w:val="22"/>
+                <w:lang w:val="es-ES" w:eastAsia="en-US" w:bidi="ar-SA"/>
+              </w:rPr>
+            </w:pPr>
             <w:r>
+              <w:rPr>
+                <w:rFonts w:eastAsia="Aptos" w:cs=""/>
+                <w:kern w:val="2"/>
+                <w:sz w:val="22"/>
+                <w:szCs w:val="22"/>
+                <w:lang w:val="es-ES" w:eastAsia="en-US" w:bidi="ar-SA"/>
+              </w:rPr>
               <w:t>10.00%</w:t>
             </w:r>
           </w:p>
         </w:tc>
       </w:tr>
       <w:tr>
+        <w:trPr/>
         <w:tc>
           <w:tcPr>
-            <w:tcW w:w="1698" w:type="dxa"/>
+            <w:tcW w:w="1679" w:type="dxa"/>
+            <w:tcBorders/>
           </w:tcPr>
           <w:p>
+            <w:pPr>
+              <w:pStyle w:val="Normal"/>
+              <w:widowControl/>
+              <w:spacing w:lineRule="auto" w:line="240" w:before="0" w:after="0"/>
+              <w:jc w:val="start"/>
+              <w:rPr>
+                <w:rFonts w:ascii="Aptos" w:hAnsi="Aptos" w:eastAsia="Aptos" w:cs=""/>
+                <w:kern w:val="2"/>
+                <w:sz w:val="22"/>
+                <w:szCs w:val="22"/>
+                <w:lang w:val="es-ES" w:eastAsia="en-US" w:bidi="ar-SA"/>
+              </w:rPr>
+            </w:pPr>
             <w:r>
+              <w:rPr>
+                <w:rFonts w:eastAsia="Aptos" w:cs=""/>
+                <w:kern w:val="2"/>
+                <w:sz w:val="22"/>
+                <w:szCs w:val="22"/>
+                <w:lang w:val="es-ES" w:eastAsia="en-US" w:bidi="ar-SA"/>
+              </w:rPr>
               <w:t xml:space="preserve">5000       </w:t>
             </w:r>
           </w:p>
         </w:tc>
         <w:tc>
           <w:tcPr>
-            <w:tcW w:w="1699" w:type="dxa"/>
+            <w:tcW w:w="1687" w:type="dxa"/>
+            <w:tcBorders/>
           </w:tcPr>
           <w:p>
+            <w:pPr>
+              <w:pStyle w:val="Normal"/>
+              <w:widowControl/>
+              <w:spacing w:lineRule="auto" w:line="240" w:before="0" w:after="0"/>
+              <w:jc w:val="start"/>
+              <w:rPr>
+                <w:rFonts w:ascii="Aptos" w:hAnsi="Aptos" w:eastAsia="Aptos" w:cs=""/>
+                <w:kern w:val="2"/>
+                <w:sz w:val="22"/>
+                <w:szCs w:val="22"/>
+                <w:lang w:val="es-ES" w:eastAsia="en-US" w:bidi="ar-SA"/>
+              </w:rPr>
+            </w:pPr>
             <w:r>
+              <w:rPr>
+                <w:rFonts w:eastAsia="Aptos" w:cs=""/>
+                <w:kern w:val="2"/>
+                <w:sz w:val="22"/>
+                <w:szCs w:val="22"/>
+                <w:lang w:val="es-ES" w:eastAsia="en-US" w:bidi="ar-SA"/>
+              </w:rPr>
               <w:t xml:space="preserve">0.073445       </w:t>
             </w:r>
           </w:p>
         </w:tc>
         <w:tc>
           <w:tcPr>
-            <w:tcW w:w="1699" w:type="dxa"/>
+            <w:tcW w:w="1687" w:type="dxa"/>
+            <w:tcBorders/>
           </w:tcPr>
           <w:p>
+            <w:pPr>
+              <w:pStyle w:val="Normal"/>
+              <w:widowControl/>
+              <w:spacing w:lineRule="auto" w:line="240" w:before="0" w:after="0"/>
+              <w:jc w:val="start"/>
+              <w:rPr>
+                <w:rFonts w:ascii="Aptos" w:hAnsi="Aptos" w:eastAsia="Aptos" w:cs=""/>
+                <w:kern w:val="2"/>
+                <w:sz w:val="22"/>
+                <w:szCs w:val="22"/>
+                <w:lang w:val="es-ES" w:eastAsia="en-US" w:bidi="ar-SA"/>
+              </w:rPr>
+            </w:pPr>
             <w:r>
+              <w:rPr>
+                <w:rFonts w:eastAsia="Aptos" w:cs=""/>
+                <w:kern w:val="2"/>
+                <w:sz w:val="22"/>
+                <w:szCs w:val="22"/>
+                <w:lang w:val="es-ES" w:eastAsia="en-US" w:bidi="ar-SA"/>
+              </w:rPr>
               <w:t xml:space="preserve">473174             </w:t>
             </w:r>
           </w:p>
         </w:tc>
         <w:tc>
           <w:tcPr>
-            <w:tcW w:w="1699" w:type="dxa"/>
+            <w:tcW w:w="1750" w:type="dxa"/>
+            <w:tcBorders/>
           </w:tcPr>
           <w:p>
+            <w:pPr>
+              <w:pStyle w:val="Normal"/>
+              <w:widowControl/>
+              <w:spacing w:lineRule="auto" w:line="240" w:before="0" w:after="0"/>
+              <w:jc w:val="start"/>
+              <w:rPr>
+                <w:rFonts w:ascii="Aptos" w:hAnsi="Aptos" w:eastAsia="Aptos" w:cs=""/>
+                <w:kern w:val="2"/>
+                <w:sz w:val="22"/>
+                <w:szCs w:val="22"/>
+                <w:lang w:val="es-ES" w:eastAsia="en-US" w:bidi="ar-SA"/>
+              </w:rPr>
+            </w:pPr>
             <w:r>
+              <w:rPr>
+                <w:rFonts w:eastAsia="Aptos" w:cs=""/>
+                <w:kern w:val="2"/>
+                <w:sz w:val="22"/>
+                <w:szCs w:val="22"/>
+                <w:lang w:val="es-ES" w:eastAsia="en-US" w:bidi="ar-SA"/>
+              </w:rPr>
               <w:t xml:space="preserve">500       </w:t>
             </w:r>
           </w:p>
         </w:tc>
         <w:tc>
           <w:tcPr>
-            <w:tcW w:w="1699" w:type="dxa"/>
+            <w:tcW w:w="1691" w:type="dxa"/>
+            <w:tcBorders/>
           </w:tcPr>
           <w:p>
+            <w:pPr>
+              <w:pStyle w:val="Normal"/>
+              <w:widowControl/>
+              <w:spacing w:lineRule="auto" w:line="240" w:before="0" w:after="0"/>
+              <w:jc w:val="start"/>
+              <w:rPr>
+                <w:rFonts w:ascii="Aptos" w:hAnsi="Aptos" w:eastAsia="Aptos" w:cs=""/>
+                <w:kern w:val="2"/>
+                <w:sz w:val="22"/>
+                <w:szCs w:val="22"/>
+                <w:lang w:val="es-ES" w:eastAsia="en-US" w:bidi="ar-SA"/>
+              </w:rPr>
+            </w:pPr>
             <w:r>
+              <w:rPr>
+                <w:rFonts w:eastAsia="Aptos" w:cs=""/>
+                <w:kern w:val="2"/>
+                <w:sz w:val="22"/>
+                <w:szCs w:val="22"/>
+                <w:lang w:val="es-ES" w:eastAsia="en-US" w:bidi="ar-SA"/>
+              </w:rPr>
               <w:t>10.00%</w:t>
             </w:r>
           </w:p>
         </w:tc>
       </w:tr>
     </w:tbl>
-    <w:p/>
-    <w:p>
-      <w:r>
+    <w:p>
+      <w:pPr>
+        <w:pStyle w:val="Normal"/>
+        <w:rPr>
+          <w:sz w:val="22"/>
+          <w:szCs w:val="22"/>
+        </w:rPr>
+      </w:pPr>
+      <w:r>
+        <w:rPr>
+          <w:sz w:val="22"/>
+          <w:szCs w:val="22"/>
+        </w:rPr>
+      </w:r>
+    </w:p>
+    <w:p>
+      <w:pPr>
+        <w:pStyle w:val="Normal"/>
+        <w:rPr>
+          <w:sz w:val="22"/>
+          <w:szCs w:val="22"/>
+        </w:rPr>
+      </w:pPr>
+      <w:r>
+        <w:rPr>
+          <w:sz w:val="22"/>
+          <w:szCs w:val="22"/>
+        </w:rPr>
         <w:t xml:space="preserve">Y las gráficas son estas: </w:t>
       </w:r>
     </w:p>
     <w:p>
       <w:pPr>
-        <w:pStyle w:val="Prrafodelista"/>
+        <w:pStyle w:val="ListParagraph"/>
         <w:numPr>
           <w:ilvl w:val="0"/>
           <w:numId w:val="5"/>
         </w:numPr>
-      </w:pPr>
-      <w:r>
+        <w:rPr>
+          <w:sz w:val="22"/>
+          <w:szCs w:val="22"/>
+        </w:rPr>
+      </w:pPr>
+      <w:r>
+        <w:rPr>
+          <w:sz w:val="22"/>
+          <w:szCs w:val="22"/>
+        </w:rPr>
         <w:t>Gráfica del número de tareas frente al tiempo.</w:t>
       </w:r>
     </w:p>
     <w:p>
-      <w:r>
-        <w:rPr>
-          <w:noProof/>
+      <w:pPr>
+        <w:pStyle w:val="Normal"/>
+        <w:rPr>
+          <w:sz w:val="22"/>
+          <w:szCs w:val="22"/>
+        </w:rPr>
+      </w:pPr>
+      <w:r>
+        <w:rPr>
+          <w:sz w:val="22"/>
+          <w:szCs w:val="22"/>
         </w:rPr>
         <w:drawing>
-          <wp:inline distT="0" distB="0" distL="0" distR="0" wp14:anchorId="239C8ED6" wp14:editId="52864B6D">
-            <wp:extent cx="2785019" cy="2088108"/>
-            <wp:effectExtent l="0" t="0" r="0" b="7620"/>
-            <wp:docPr id="432132655" name="Imagen 1"/>
+          <wp:inline distT="0" distB="0" distL="0" distR="0">
+            <wp:extent cx="2785110" cy="2087880"/>
+            <wp:effectExtent l="0" t="0" r="0" b="0"/>
+            <wp:docPr id="1" name="Imagen 1"/>
             <wp:cNvGraphicFramePr>
               <a:graphicFrameLocks xmlns:a="http://schemas.openxmlformats.org/drawingml/2006/main" noChangeAspect="1"/>
             </wp:cNvGraphicFramePr>
@@ -631,20 +1488,13 @@
               <a:graphicData uri="http://schemas.openxmlformats.org/drawingml/2006/picture">
                 <pic:pic xmlns:pic="http://schemas.openxmlformats.org/drawingml/2006/picture">
                   <pic:nvPicPr>
-                    <pic:cNvPr id="0" name="Picture 1"/>
+                    <pic:cNvPr id="1" name="Imagen 1"/>
                     <pic:cNvPicPr>
                       <a:picLocks noChangeAspect="1" noChangeArrowheads="1"/>
                     </pic:cNvPicPr>
                   </pic:nvPicPr>
                   <pic:blipFill>
-                    <a:blip r:embed="rId6">
-                      <a:extLst>
-                        <a:ext uri="{28A0092B-C50C-407E-A947-70E740481C1C}">
-                          <a14:useLocalDpi xmlns:a14="http://schemas.microsoft.com/office/drawing/2010/main" val="0"/>
-                        </a:ext>
-                      </a:extLst>
-                    </a:blip>
-                    <a:srcRect/>
+                    <a:blip r:embed="rId2"/>
                     <a:stretch>
                       <a:fillRect/>
                     </a:stretch>
@@ -652,15 +1502,12 @@
                   <pic:spPr bwMode="auto">
                     <a:xfrm>
                       <a:off x="0" y="0"/>
-                      <a:ext cx="2794388" cy="2095132"/>
+                      <a:ext cx="2785110" cy="2087880"/>
                     </a:xfrm>
                     <a:prstGeom prst="rect">
                       <a:avLst/>
                     </a:prstGeom>
                     <a:noFill/>
-                    <a:ln>
-                      <a:noFill/>
-                    </a:ln>
                   </pic:spPr>
                 </pic:pic>
               </a:graphicData>
@@ -670,118 +1517,179 @@
       </w:r>
     </w:p>
     <w:p>
-      <w:r>
+      <w:pPr>
+        <w:pStyle w:val="Normal"/>
+        <w:rPr>
+          <w:sz w:val="22"/>
+          <w:szCs w:val="22"/>
+        </w:rPr>
+      </w:pPr>
+      <w:r>
+        <w:rPr>
+          <w:sz w:val="22"/>
+          <w:szCs w:val="22"/>
+        </w:rPr>
         <w:t xml:space="preserve">Muestra cómo crece el tiempo de ejecución a medida que aumenta el volumen de tareas. Aunque el algoritmo ordena los elementos inicialmente en </w:t>
       </w:r>
       <w:r>
         <w:rPr>
           <w:i/>
           <w:iCs/>
+          <w:sz w:val="22"/>
+          <w:szCs w:val="22"/>
         </w:rPr>
         <w:t>O</w:t>
       </w:r>
       <w:r>
+        <w:rPr>
+          <w:sz w:val="22"/>
+          <w:szCs w:val="22"/>
+        </w:rPr>
         <w:t>(</w:t>
       </w:r>
       <w:r>
         <w:rPr>
           <w:i/>
           <w:iCs/>
+          <w:sz w:val="22"/>
+          <w:szCs w:val="22"/>
         </w:rPr>
         <w:t>n</w:t>
       </w:r>
       <w:r>
+        <w:rPr>
+          <w:sz w:val="22"/>
+          <w:szCs w:val="22"/>
+        </w:rPr>
         <w:t xml:space="preserve">log </w:t>
       </w:r>
       <w:r>
         <w:rPr>
           <w:i/>
           <w:iCs/>
+          <w:sz w:val="22"/>
+          <w:szCs w:val="22"/>
         </w:rPr>
         <w:t>n</w:t>
       </w:r>
       <w:r>
+        <w:rPr>
+          <w:sz w:val="22"/>
+          <w:szCs w:val="22"/>
+        </w:rPr>
         <w:t xml:space="preserve">), el bucle de asignación anidado busca slots libres hacia atrás. Al estar el calendario altamente saturado, las tareas evaluadas al final de la lista deben recorrer muchos slots ya ocupados antes de ser descartadas, lo que acentúa una tendencia que empíricamente se aproxima a un comportamiento cuadrático </w:t>
       </w:r>
       <w:r>
         <w:rPr>
           <w:i/>
           <w:iCs/>
+          <w:sz w:val="22"/>
+          <w:szCs w:val="22"/>
         </w:rPr>
         <w:t>O</w:t>
       </w:r>
       <w:r>
+        <w:rPr>
+          <w:sz w:val="22"/>
+          <w:szCs w:val="22"/>
+        </w:rPr>
         <w:t>(</w:t>
       </w:r>
       <w:r>
         <w:rPr>
           <w:i/>
           <w:iCs/>
+          <w:sz w:val="22"/>
+          <w:szCs w:val="22"/>
         </w:rPr>
         <w:t>n</w:t>
       </w:r>
       <w:r>
-        <w:t xml:space="preserve">*max_deadline) </w:t>
-      </w:r>
-      <w:r>
-        <w:t>≈</w:t>
-      </w:r>
-      <w:r>
-        <w:t xml:space="preserve"> </w:t>
+        <w:rPr>
+          <w:sz w:val="22"/>
+          <w:szCs w:val="22"/>
+        </w:rPr>
+        <w:t xml:space="preserve">*max_deadline) ≈ </w:t>
       </w:r>
       <w:r>
         <w:rPr>
           <w:i/>
           <w:iCs/>
+          <w:sz w:val="22"/>
+          <w:szCs w:val="22"/>
         </w:rPr>
         <w:t>O</w:t>
       </w:r>
       <w:r>
+        <w:rPr>
+          <w:sz w:val="22"/>
+          <w:szCs w:val="22"/>
+        </w:rPr>
         <w:t>(</w:t>
       </w:r>
       <w:r>
         <w:rPr>
           <w:i/>
           <w:iCs/>
+          <w:sz w:val="22"/>
+          <w:szCs w:val="22"/>
         </w:rPr>
         <w:t>n</w:t>
       </w:r>
       <w:r>
         <w:rPr>
+          <w:sz w:val="22"/>
+          <w:szCs w:val="22"/>
           <w:vertAlign w:val="superscript"/>
         </w:rPr>
         <w:t>2</w:t>
       </w:r>
       <w:r>
-        <w:t xml:space="preserve">) </w:t>
-      </w:r>
-      <w:r>
-        <w:t>en el peor de los casos. El salto a 5000 tareas refleja claramente este incremento (0.073 segundos).</w:t>
-      </w:r>
-    </w:p>
-    <w:p>
-      <w:pPr>
-        <w:pStyle w:val="Prrafodelista"/>
+        <w:rPr>
+          <w:sz w:val="22"/>
+          <w:szCs w:val="22"/>
+        </w:rPr>
+        <w:t>) en el peor de los casos. El salto a 5000 tareas refleja claramente este incremento (0.073 segundos).</w:t>
+      </w:r>
+    </w:p>
+    <w:p>
+      <w:pPr>
+        <w:pStyle w:val="ListParagraph"/>
         <w:numPr>
           <w:ilvl w:val="0"/>
           <w:numId w:val="5"/>
         </w:numPr>
-      </w:pPr>
-      <w:r>
-        <w:lastRenderedPageBreak/>
+        <w:rPr>
+          <w:sz w:val="22"/>
+          <w:szCs w:val="22"/>
+        </w:rPr>
+      </w:pPr>
+      <w:r>
+        <w:rPr>
+          <w:sz w:val="22"/>
+          <w:szCs w:val="22"/>
+        </w:rPr>
         <w:t>Gráfica del número de tareas frente al beneficio total.</w:t>
       </w:r>
     </w:p>
     <w:p>
-      <w:r>
-        <w:rPr>
-          <w:noProof/>
+      <w:pPr>
+        <w:pStyle w:val="Normal"/>
+        <w:rPr>
+          <w:sz w:val="22"/>
+          <w:szCs w:val="22"/>
+        </w:rPr>
+      </w:pPr>
+      <w:r>
+        <w:rPr>
+          <w:sz w:val="22"/>
+          <w:szCs w:val="22"/>
         </w:rPr>
         <w:drawing>
-          <wp:inline distT="0" distB="0" distL="0" distR="0" wp14:anchorId="5F36FA32" wp14:editId="2F19C880">
-            <wp:extent cx="2736376" cy="2051638"/>
-            <wp:effectExtent l="0" t="0" r="6985" b="6350"/>
-            <wp:docPr id="653376273" name="Imagen 2"/>
+          <wp:inline distT="0" distB="0" distL="0" distR="0">
+            <wp:extent cx="2736215" cy="2051685"/>
+            <wp:effectExtent l="0" t="0" r="0" b="0"/>
+            <wp:docPr id="2" name="Imagen 2"/>
             <wp:cNvGraphicFramePr>
               <a:graphicFrameLocks xmlns:a="http://schemas.openxmlformats.org/drawingml/2006/main" noChangeAspect="1"/>
             </wp:cNvGraphicFramePr>
@@ -789,20 +1697,13 @@
               <a:graphicData uri="http://schemas.openxmlformats.org/drawingml/2006/picture">
                 <pic:pic xmlns:pic="http://schemas.openxmlformats.org/drawingml/2006/picture">
                   <pic:nvPicPr>
-                    <pic:cNvPr id="0" name="Picture 2"/>
+                    <pic:cNvPr id="2" name="Imagen 2"/>
                     <pic:cNvPicPr>
                       <a:picLocks noChangeAspect="1" noChangeArrowheads="1"/>
                     </pic:cNvPicPr>
                   </pic:nvPicPr>
                   <pic:blipFill>
-                    <a:blip r:embed="rId7">
-                      <a:extLst>
-                        <a:ext uri="{28A0092B-C50C-407E-A947-70E740481C1C}">
-                          <a14:useLocalDpi xmlns:a14="http://schemas.microsoft.com/office/drawing/2010/main" val="0"/>
-                        </a:ext>
-                      </a:extLst>
-                    </a:blip>
-                    <a:srcRect/>
+                    <a:blip r:embed="rId3"/>
                     <a:stretch>
                       <a:fillRect/>
                     </a:stretch>
@@ -810,15 +1711,12 @@
                   <pic:spPr bwMode="auto">
                     <a:xfrm>
                       <a:off x="0" y="0"/>
-                      <a:ext cx="2747525" cy="2059997"/>
+                      <a:ext cx="2736215" cy="2051685"/>
                     </a:xfrm>
                     <a:prstGeom prst="rect">
                       <a:avLst/>
                     </a:prstGeom>
                     <a:noFill/>
-                    <a:ln>
-                      <a:noFill/>
-                    </a:ln>
                   </pic:spPr>
                 </pic:pic>
               </a:graphicData>
@@ -828,42 +1726,75 @@
       </w:r>
     </w:p>
     <w:p>
-      <w:r>
+      <w:pPr>
+        <w:pStyle w:val="Normal"/>
+        <w:rPr>
+          <w:sz w:val="22"/>
+          <w:szCs w:val="22"/>
+        </w:rPr>
+      </w:pPr>
+      <w:r>
+        <w:rPr>
+          <w:sz w:val="22"/>
+          <w:szCs w:val="22"/>
+        </w:rPr>
         <w:t xml:space="preserve">Presenta un crecimiento estrictamente lineal. Debido a que el porcentaje de éxito es constante (10.00%) y los beneficios se distribuyen uniformemente entre 1 y 1000 (con una media teórica de 500.5 por tarea), el beneficio acumulado es directamente proporcional al tamaño de la muestra. Al seleccionar siempre el mejor 10% de las tareas disponibles, a mayor </w:t>
       </w:r>
       <w:r>
         <w:rPr>
           <w:i/>
           <w:iCs/>
+          <w:sz w:val="22"/>
+          <w:szCs w:val="22"/>
         </w:rPr>
         <w:t>n</w:t>
       </w:r>
       <w:r>
+        <w:rPr>
+          <w:sz w:val="22"/>
+          <w:szCs w:val="22"/>
+        </w:rPr>
         <w:t>, mayor es el número de tareas de alto beneficio que logran entrar en el esquema.</w:t>
       </w:r>
     </w:p>
     <w:p>
       <w:pPr>
-        <w:pStyle w:val="Prrafodelista"/>
+        <w:pStyle w:val="ListParagraph"/>
         <w:numPr>
           <w:ilvl w:val="0"/>
           <w:numId w:val="5"/>
         </w:numPr>
-      </w:pPr>
-      <w:r>
+        <w:rPr>
+          <w:sz w:val="22"/>
+          <w:szCs w:val="22"/>
+        </w:rPr>
+      </w:pPr>
+      <w:r>
+        <w:rPr>
+          <w:sz w:val="22"/>
+          <w:szCs w:val="22"/>
+        </w:rPr>
         <w:t>Gráfica del número de tareas frente al porcentaje seleccionado.</w:t>
       </w:r>
     </w:p>
     <w:p>
-      <w:r>
-        <w:rPr>
-          <w:noProof/>
+      <w:pPr>
+        <w:pStyle w:val="Normal"/>
+        <w:rPr>
+          <w:sz w:val="22"/>
+          <w:szCs w:val="22"/>
+        </w:rPr>
+      </w:pPr>
+      <w:r>
+        <w:rPr>
+          <w:sz w:val="22"/>
+          <w:szCs w:val="22"/>
         </w:rPr>
         <w:drawing>
-          <wp:inline distT="0" distB="0" distL="0" distR="0" wp14:anchorId="525293BE" wp14:editId="26A87858">
-            <wp:extent cx="2790967" cy="2092569"/>
-            <wp:effectExtent l="0" t="0" r="0" b="3175"/>
-            <wp:docPr id="769286425" name="Imagen 3"/>
+          <wp:inline distT="0" distB="0" distL="0" distR="0">
+            <wp:extent cx="2790825" cy="2092960"/>
+            <wp:effectExtent l="0" t="0" r="0" b="0"/>
+            <wp:docPr id="3" name="Imagen 3"/>
             <wp:cNvGraphicFramePr>
               <a:graphicFrameLocks xmlns:a="http://schemas.openxmlformats.org/drawingml/2006/main" noChangeAspect="1"/>
             </wp:cNvGraphicFramePr>
@@ -871,20 +1802,13 @@
               <a:graphicData uri="http://schemas.openxmlformats.org/drawingml/2006/picture">
                 <pic:pic xmlns:pic="http://schemas.openxmlformats.org/drawingml/2006/picture">
                   <pic:nvPicPr>
-                    <pic:cNvPr id="0" name="Picture 3"/>
+                    <pic:cNvPr id="3" name="Imagen 3"/>
                     <pic:cNvPicPr>
                       <a:picLocks noChangeAspect="1" noChangeArrowheads="1"/>
                     </pic:cNvPicPr>
                   </pic:nvPicPr>
                   <pic:blipFill>
-                    <a:blip r:embed="rId8">
-                      <a:extLst>
-                        <a:ext uri="{28A0092B-C50C-407E-A947-70E740481C1C}">
-                          <a14:useLocalDpi xmlns:a14="http://schemas.microsoft.com/office/drawing/2010/main" val="0"/>
-                        </a:ext>
-                      </a:extLst>
-                    </a:blip>
-                    <a:srcRect/>
+                    <a:blip r:embed="rId4"/>
                     <a:stretch>
                       <a:fillRect/>
                     </a:stretch>
@@ -892,15 +1816,12 @@
                   <pic:spPr bwMode="auto">
                     <a:xfrm>
                       <a:off x="0" y="0"/>
-                      <a:ext cx="2793171" cy="2094221"/>
+                      <a:ext cx="2790825" cy="2092960"/>
                     </a:xfrm>
                     <a:prstGeom prst="rect">
                       <a:avLst/>
                     </a:prstGeom>
                     <a:noFill/>
-                    <a:ln>
-                      <a:noFill/>
-                    </a:ln>
                   </pic:spPr>
                 </pic:pic>
               </a:graphicData>
@@ -910,12 +1831,24 @@
       </w:r>
     </w:p>
     <w:p>
-      <w:r>
+      <w:pPr>
+        <w:pStyle w:val="Normal"/>
+        <w:rPr>
+          <w:sz w:val="22"/>
+          <w:szCs w:val="22"/>
+        </w:rPr>
+      </w:pPr>
+      <w:r>
+        <w:rPr>
+          <w:sz w:val="22"/>
+          <w:szCs w:val="22"/>
+        </w:rPr>
         <w:t>La gráfica muestra un comportamiento completamente plano y constante en el 10.00% para todos los volúmenes de tareas evaluados. Esto refleja visualmente que el algoritmo alcanza siempre el límite máximo de ocupación permitido por el generador de pruebas. Al haber exactamente diez veces más tareas que huecos temporales disponibles en el calendario, el sistema se satura por completo en cada experimento, logrando ubicar únicamente la décima parte de la carga total de trabajo.</w:t>
       </w:r>
     </w:p>
     <w:p>
       <w:pPr>
+        <w:pStyle w:val="Normal"/>
         <w:rPr>
           <w:sz w:val="32"/>
           <w:szCs w:val="32"/>
@@ -928,293 +1861,360 @@
           <w:szCs w:val="32"/>
           <w:u w:val="single"/>
         </w:rPr>
-        <w:t>Cuestiones</w:t>
-      </w:r>
-      <w:r>
-        <w:rPr>
-          <w:sz w:val="32"/>
-          <w:szCs w:val="32"/>
-          <w:u w:val="single"/>
-        </w:rPr>
-        <w:t>:</w:t>
-      </w:r>
-    </w:p>
-    <w:p>
-      <w:pPr>
-        <w:pStyle w:val="Prrafodelista"/>
+        <w:t>Cuestiones:</w:t>
+      </w:r>
+    </w:p>
+    <w:p>
+      <w:pPr>
+        <w:pStyle w:val="ListParagraph"/>
         <w:numPr>
           <w:ilvl w:val="0"/>
           <w:numId w:val="1"/>
         </w:numPr>
-      </w:pPr>
-      <w:r>
+        <w:rPr>
+          <w:sz w:val="22"/>
+          <w:szCs w:val="22"/>
+        </w:rPr>
+      </w:pPr>
+      <w:r>
+        <w:rPr>
+          <w:sz w:val="22"/>
+          <w:szCs w:val="22"/>
+        </w:rPr>
         <w:t>¿Cuál es el criterio codicioso utilizado?</w:t>
       </w:r>
     </w:p>
     <w:p>
-      <w:r>
-        <w:lastRenderedPageBreak/>
+      <w:pPr>
+        <w:pStyle w:val="Normal"/>
+        <w:rPr>
+          <w:sz w:val="22"/>
+          <w:szCs w:val="22"/>
+        </w:rPr>
+      </w:pPr>
+      <w:r>
+        <w:rPr>
+          <w:sz w:val="22"/>
+          <w:szCs w:val="22"/>
+        </w:rPr>
         <w:t xml:space="preserve"> </w:t>
       </w:r>
       <w:r>
+        <w:rPr>
+          <w:sz w:val="22"/>
+          <w:szCs w:val="22"/>
+        </w:rPr>
         <w:t>El criterio codicioso</w:t>
       </w:r>
     </w:p>
     <w:p>
       <w:pPr>
-        <w:pStyle w:val="Prrafodelista"/>
+        <w:pStyle w:val="ListParagraph"/>
         <w:numPr>
           <w:ilvl w:val="0"/>
           <w:numId w:val="1"/>
         </w:numPr>
-      </w:pPr>
-      <w:r>
+        <w:rPr>
+          <w:sz w:val="22"/>
+          <w:szCs w:val="22"/>
+        </w:rPr>
+      </w:pPr>
+      <w:r>
+        <w:rPr>
+          <w:sz w:val="22"/>
+          <w:szCs w:val="22"/>
+        </w:rPr>
         <w:t xml:space="preserve">¿Por qué se procesan primero las tareas con mayor beneficio? </w:t>
       </w:r>
     </w:p>
     <w:p>
-      <w:r>
-        <w:t>Porque el objetivo del problema es maximizar el beneficio total acumulado</w:t>
-      </w:r>
-      <w:r>
-        <w:t xml:space="preserve">, y como hay </w:t>
-      </w:r>
-      <w:r>
-        <w:t>recursos, y en este caso tiempo limitado, hay que procesar primero las tareas más valiosas para no perder los mayores ingresos.</w:t>
-      </w:r>
-    </w:p>
-    <w:p>
-      <w:pPr>
-        <w:pStyle w:val="Prrafodelista"/>
+      <w:pPr>
+        <w:pStyle w:val="Normal"/>
+        <w:rPr>
+          <w:sz w:val="22"/>
+          <w:szCs w:val="22"/>
+        </w:rPr>
+      </w:pPr>
+      <w:r>
+        <w:rPr>
+          <w:sz w:val="22"/>
+          <w:szCs w:val="22"/>
+        </w:rPr>
+        <w:t>Porque el objetivo del problema es maximizar el beneficio total acumulado, y como hay recursos, y en este caso tiempo limitado, hay que procesar primero las tareas más valiosas para no perder los mayores ingresos.</w:t>
+      </w:r>
+    </w:p>
+    <w:p>
+      <w:pPr>
+        <w:pStyle w:val="ListParagraph"/>
         <w:numPr>
           <w:ilvl w:val="0"/>
           <w:numId w:val="1"/>
         </w:numPr>
-      </w:pPr>
-      <w:r>
+        <w:rPr>
+          <w:sz w:val="22"/>
+          <w:szCs w:val="22"/>
+        </w:rPr>
+      </w:pPr>
+      <w:r>
+        <w:rPr>
+          <w:sz w:val="22"/>
+          <w:szCs w:val="22"/>
+        </w:rPr>
         <w:t xml:space="preserve">¿Cómo afecta la distribución de deadlines? </w:t>
       </w:r>
     </w:p>
     <w:p>
-      <w:r>
-        <w:t xml:space="preserve">Determina la capacidad total del calendario y el nivel de colisión. En este experimento, al estar acotada a la décima parte de las tareas (n//10), genera una saturación </w:t>
-      </w:r>
-      <w:r>
-        <w:t>muy grande</w:t>
-      </w:r>
-      <w:r>
-        <w:t xml:space="preserve"> que obliga a descartar el 90% de ellas. Si los </w:t>
+      <w:pPr>
+        <w:pStyle w:val="Normal"/>
+        <w:rPr>
+          <w:sz w:val="22"/>
+          <w:szCs w:val="22"/>
+        </w:rPr>
+      </w:pPr>
+      <w:r>
+        <w:rPr>
+          <w:sz w:val="22"/>
+          <w:szCs w:val="22"/>
+        </w:rPr>
+        <w:t xml:space="preserve">Determina la capacidad total del calendario y el nivel de colisión. En este experimento, al estar acotada a la décima parte de las tareas (n//10), genera una saturación muy grande que obliga a descartar el 90% de ellas. Si los </w:t>
       </w:r>
       <w:r>
         <w:rPr>
           <w:i/>
           <w:iCs/>
+          <w:sz w:val="22"/>
+          <w:szCs w:val="22"/>
         </w:rPr>
         <w:t>deadlines</w:t>
       </w:r>
       <w:r>
-        <w:t xml:space="preserve"> fueran mayores, el porcentaje de éxito subiría al haber más huecos disponibles</w:t>
-      </w:r>
-      <w:r>
-        <w:t>, y por tanto habría más beneficio</w:t>
-      </w:r>
-      <w:r>
-        <w:t>.</w:t>
-      </w:r>
-    </w:p>
-    <w:p>
-      <w:pPr>
-        <w:pStyle w:val="Prrafodelista"/>
+        <w:rPr>
+          <w:sz w:val="22"/>
+          <w:szCs w:val="22"/>
+        </w:rPr>
+        <w:t xml:space="preserve"> fueran mayores, el porcentaje de éxito subiría al haber más huecos disponibles, y por tanto habría más beneficio.</w:t>
+      </w:r>
+    </w:p>
+    <w:p>
+      <w:pPr>
+        <w:pStyle w:val="ListParagraph"/>
         <w:numPr>
           <w:ilvl w:val="0"/>
           <w:numId w:val="1"/>
         </w:numPr>
-      </w:pPr>
-      <w:r>
+        <w:rPr>
+          <w:sz w:val="22"/>
+          <w:szCs w:val="22"/>
+        </w:rPr>
+      </w:pPr>
+      <w:r>
+        <w:rPr>
+          <w:sz w:val="22"/>
+          <w:szCs w:val="22"/>
+        </w:rPr>
         <w:t xml:space="preserve">¿Qué podría suceder si se ordenasen únicamente por deadline? </w:t>
       </w:r>
     </w:p>
     <w:p>
-      <w:r>
-        <w:t>Se priorizarían las tareas que vencen antes</w:t>
-      </w:r>
-      <w:r>
-        <w:t>.</w:t>
-      </w:r>
-      <w:r>
-        <w:t xml:space="preserve"> Esto permitiría salvar más cantidad de tareas, pero </w:t>
-      </w:r>
-      <w:r>
-        <w:t>no se conseguiría maximizar el beneficio total</w:t>
-      </w:r>
-      <w:r>
-        <w:t>, pudiendo llenar el calendario con tareas de valor mínimo (ej. 1) y descartando las más lucrativas (ej. 1000).</w:t>
-      </w:r>
-    </w:p>
-    <w:p>
-      <w:pPr>
-        <w:pStyle w:val="Prrafodelista"/>
+      <w:pPr>
+        <w:pStyle w:val="Normal"/>
+        <w:rPr>
+          <w:sz w:val="22"/>
+          <w:szCs w:val="22"/>
+        </w:rPr>
+      </w:pPr>
+      <w:r>
+        <w:rPr>
+          <w:sz w:val="22"/>
+          <w:szCs w:val="22"/>
+        </w:rPr>
+        <w:t>Se priorizarían las tareas que vencen antes. Esto permitiría salvar más cantidad de tareas, pero no se conseguiría maximizar el beneficio total, pudiendo llenar el calendario con tareas de valor mínimo (ej. 1) y descartando las más lucrativas (ej. 1000).</w:t>
+      </w:r>
+    </w:p>
+    <w:p>
+      <w:pPr>
+        <w:pStyle w:val="ListParagraph"/>
         <w:numPr>
           <w:ilvl w:val="0"/>
           <w:numId w:val="1"/>
         </w:numPr>
-      </w:pPr>
-      <w:r>
+        <w:rPr>
+          <w:sz w:val="22"/>
+          <w:szCs w:val="22"/>
+        </w:rPr>
+      </w:pPr>
+      <w:r>
+        <w:rPr>
+          <w:sz w:val="22"/>
+          <w:szCs w:val="22"/>
+        </w:rPr>
         <w:t>¿Cuál es la complejidad temporal y espacial?</w:t>
       </w:r>
     </w:p>
     <w:p>
-      <w:r>
-        <w:t>La c</w:t>
-      </w:r>
-      <w:r>
-        <w:t xml:space="preserve">omplejidad </w:t>
-      </w:r>
-      <w:r>
-        <w:t>t</w:t>
-      </w:r>
-      <w:r>
-        <w:t>emporal</w:t>
-      </w:r>
-      <w:r>
-        <w:t xml:space="preserve"> es de</w:t>
-      </w:r>
-      <w:r>
-        <w:t xml:space="preserve"> </w:t>
+      <w:pPr>
+        <w:pStyle w:val="Normal"/>
+        <w:rPr>
+          <w:sz w:val="22"/>
+          <w:szCs w:val="22"/>
+        </w:rPr>
+      </w:pPr>
+      <w:r>
+        <w:rPr>
+          <w:sz w:val="22"/>
+          <w:szCs w:val="22"/>
+        </w:rPr>
+        <w:t xml:space="preserve">La complejidad temporal es de </w:t>
       </w:r>
       <w:r>
         <w:rPr>
           <w:i/>
           <w:iCs/>
+          <w:sz w:val="22"/>
+          <w:szCs w:val="22"/>
         </w:rPr>
         <w:t>O</w:t>
       </w:r>
       <w:r>
+        <w:rPr>
+          <w:sz w:val="22"/>
+          <w:szCs w:val="22"/>
+        </w:rPr>
         <w:t>(</w:t>
       </w:r>
       <w:r>
         <w:rPr>
           <w:i/>
           <w:iCs/>
+          <w:sz w:val="22"/>
+          <w:szCs w:val="22"/>
         </w:rPr>
         <w:t>n</w:t>
       </w:r>
       <w:r>
         <w:rPr>
+          <w:sz w:val="22"/>
+          <w:szCs w:val="22"/>
           <w:vertAlign w:val="superscript"/>
         </w:rPr>
         <w:t>2</w:t>
       </w:r>
       <w:r>
-        <w:t>)</w:t>
-      </w:r>
-      <w:r>
-        <w:t xml:space="preserve"> en el peor de los casos</w:t>
-      </w:r>
-      <w:r>
-        <w:t>,</w:t>
-      </w:r>
-      <w:r>
-        <w:t xml:space="preserve"> mientras que l</w:t>
-      </w:r>
-      <w:r>
-        <w:t>a ordenación inicial cuesta</w:t>
-      </w:r>
-      <w:r>
-        <w:t xml:space="preserve"> </w:t>
+        <w:rPr>
+          <w:sz w:val="22"/>
+          <w:szCs w:val="22"/>
+        </w:rPr>
+        <w:t xml:space="preserve">) en el peor de los casos, mientras que la ordenación inicial cuesta </w:t>
       </w:r>
       <w:r>
         <w:rPr>
           <w:i/>
           <w:iCs/>
+          <w:sz w:val="22"/>
+          <w:szCs w:val="22"/>
         </w:rPr>
         <w:t>O</w:t>
       </w:r>
       <w:r>
+        <w:rPr>
+          <w:sz w:val="22"/>
+          <w:szCs w:val="22"/>
+        </w:rPr>
         <w:t>(</w:t>
       </w:r>
       <w:r>
         <w:rPr>
           <w:i/>
           <w:iCs/>
+          <w:sz w:val="22"/>
+          <w:szCs w:val="22"/>
         </w:rPr>
         <w:t>n</w:t>
       </w:r>
       <w:r>
+        <w:rPr>
+          <w:sz w:val="22"/>
+          <w:szCs w:val="22"/>
+        </w:rPr>
         <w:t xml:space="preserve">log </w:t>
       </w:r>
       <w:r>
         <w:rPr>
           <w:i/>
           <w:iCs/>
+          <w:sz w:val="22"/>
+          <w:szCs w:val="22"/>
         </w:rPr>
         <w:t>n</w:t>
       </w:r>
       <w:r>
-        <w:t xml:space="preserve">) </w:t>
-      </w:r>
-      <w:r>
-        <w:t xml:space="preserve">como ya expliqué antes en la gráfica de Número de </w:t>
-      </w:r>
-      <w:r>
-        <w:t>T</w:t>
-      </w:r>
-      <w:r>
-        <w:t xml:space="preserve">areas frente al </w:t>
-      </w:r>
-      <w:r>
-        <w:t>T</w:t>
-      </w:r>
-      <w:r>
-        <w:t>iempo</w:t>
-      </w:r>
-      <w:r>
-        <w:t>.</w:t>
-      </w:r>
-    </w:p>
-    <w:p>
-      <w:r>
-        <w:t>La complejidad espacial es de</w:t>
-      </w:r>
-      <w:r>
-        <w:t xml:space="preserve"> </w:t>
+        <w:rPr>
+          <w:sz w:val="22"/>
+          <w:szCs w:val="22"/>
+        </w:rPr>
+        <w:t>) como ya expliqué antes en la gráfica de Número de Tareas frente al Tiempo.</w:t>
+      </w:r>
+    </w:p>
+    <w:p>
+      <w:pPr>
+        <w:pStyle w:val="Normal"/>
+        <w:rPr>
+          <w:sz w:val="22"/>
+          <w:szCs w:val="22"/>
+        </w:rPr>
+      </w:pPr>
+      <w:r>
+        <w:rPr>
+          <w:sz w:val="22"/>
+          <w:szCs w:val="22"/>
+        </w:rPr>
+        <w:t xml:space="preserve">La complejidad espacial es de </w:t>
       </w:r>
       <w:r>
         <w:rPr>
           <w:i/>
           <w:iCs/>
+          <w:sz w:val="22"/>
+          <w:szCs w:val="22"/>
         </w:rPr>
         <w:t>O</w:t>
       </w:r>
       <w:r>
+        <w:rPr>
+          <w:sz w:val="22"/>
+          <w:szCs w:val="22"/>
+        </w:rPr>
         <w:t>(</w:t>
       </w:r>
       <w:r>
         <w:rPr>
           <w:i/>
           <w:iCs/>
+          <w:sz w:val="22"/>
+          <w:szCs w:val="22"/>
         </w:rPr>
         <w:t>n</w:t>
       </w:r>
       <w:r>
-        <w:t>)</w:t>
-      </w:r>
-      <w:r>
-        <w:t>, ya que e</w:t>
-      </w:r>
-      <w:r>
-        <w:t>l espacio crece de forma estrictamente lineal para almacenar la lista de tareas recibidas, su copia ordenada y el vector del calendario</w:t>
-      </w:r>
-      <w:r>
-        <w:t>, como ya expliqué en la gráfica de Numero de Tareas frente al Beneficio Total</w:t>
-      </w:r>
-      <w:r>
-        <w:t>.</w:t>
-      </w:r>
-    </w:p>
-    <w:p/>
-    <w:p>
-      <w:pPr>
+        <w:rPr>
+          <w:sz w:val="22"/>
+          <w:szCs w:val="22"/>
+        </w:rPr>
+        <w:t>), ya que el espacio crece de forma estrictamente lineal para almacenar la lista de tareas recibidas, su copia ordenada y el vector del calendario, como ya expliqué en la gráfica de Numero de Tareas frente al Beneficio Total.</w:t>
+      </w:r>
+    </w:p>
+    <w:p>
+      <w:pPr>
+        <w:pStyle w:val="Normal"/>
+        <w:rPr/>
+      </w:pPr>
+      <w:r>
+        <w:rPr/>
+      </w:r>
+    </w:p>
+    <w:p>
+      <w:pPr>
+        <w:pStyle w:val="Normal"/>
         <w:jc w:val="center"/>
         <w:rPr>
           <w:sz w:val="28"/>
@@ -1234,536 +2234,864 @@
     </w:p>
     <w:p>
       <w:pPr>
-        <w:pStyle w:val="Prrafodelista"/>
+        <w:pStyle w:val="ListParagraph"/>
         <w:numPr>
           <w:ilvl w:val="0"/>
           <w:numId w:val="4"/>
         </w:numPr>
-      </w:pPr>
-      <w:r>
+        <w:rPr>
+          <w:sz w:val="22"/>
+          <w:szCs w:val="22"/>
+        </w:rPr>
+      </w:pPr>
+      <w:r>
+        <w:rPr>
+          <w:sz w:val="22"/>
+          <w:szCs w:val="22"/>
+        </w:rPr>
         <w:t xml:space="preserve">¿Qué rasgos permiten afirmar que los tres algoritmos estudiados pertenecen al paradigma codicioso? </w:t>
       </w:r>
     </w:p>
-    <w:p/>
-    <w:p>
-      <w:pPr>
-        <w:pStyle w:val="Prrafodelista"/>
+    <w:p>
+      <w:pPr>
+        <w:pStyle w:val="Normal"/>
+        <w:rPr>
+          <w:sz w:val="22"/>
+          <w:szCs w:val="22"/>
+        </w:rPr>
+      </w:pPr>
+      <w:r>
+        <w:rPr>
+          <w:sz w:val="22"/>
+          <w:szCs w:val="22"/>
+        </w:rPr>
+      </w:r>
+    </w:p>
+    <w:p>
+      <w:pPr>
+        <w:pStyle w:val="ListParagraph"/>
         <w:numPr>
           <w:ilvl w:val="0"/>
           <w:numId w:val="4"/>
         </w:numPr>
-      </w:pPr>
-      <w:r>
+        <w:rPr>
+          <w:sz w:val="22"/>
+          <w:szCs w:val="22"/>
+        </w:rPr>
+      </w:pPr>
+      <w:r>
+        <w:rPr>
+          <w:sz w:val="22"/>
+          <w:szCs w:val="22"/>
+        </w:rPr>
         <w:t>¿Qué diferencias existen entre los tres algoritmos en complejidad temporal y espacial?</w:t>
       </w:r>
     </w:p>
-    <w:p/>
-    <w:p/>
+    <w:p>
+      <w:pPr>
+        <w:pStyle w:val="Normal"/>
+        <w:rPr>
+          <w:sz w:val="22"/>
+          <w:szCs w:val="22"/>
+        </w:rPr>
+      </w:pPr>
+      <w:r>
+        <w:rPr>
+          <w:sz w:val="22"/>
+          <w:szCs w:val="22"/>
+        </w:rPr>
+      </w:r>
+    </w:p>
+    <w:p>
+      <w:pPr>
+        <w:pStyle w:val="Normal"/>
+        <w:spacing w:before="0" w:after="160"/>
+        <w:rPr>
+          <w:sz w:val="22"/>
+          <w:szCs w:val="22"/>
+        </w:rPr>
+      </w:pPr>
+      <w:r>
+        <w:rPr>
+          <w:sz w:val="22"/>
+          <w:szCs w:val="22"/>
+        </w:rPr>
+      </w:r>
+    </w:p>
     <w:sectPr>
+      <w:type w:val="nextPage"/>
       <w:pgSz w:w="11906" w:h="16838"/>
-      <w:pgMar w:top="1417" w:right="1701" w:bottom="1417" w:left="1701" w:header="708" w:footer="708" w:gutter="0"/>
-      <w:cols w:space="708"/>
-      <w:docGrid w:linePitch="360"/>
+      <w:pgMar w:left="1701" w:right="1701" w:gutter="0" w:header="0" w:top="1417" w:footer="0" w:bottom="1417"/>
+      <w:pgNumType w:fmt="decimal"/>
+      <w:formProt w:val="false"/>
+      <w:textDirection w:val="lrTb"/>
+      <w:docGrid w:type="default" w:linePitch="360" w:charSpace="0"/>
     </w:sectPr>
   </w:body>
 </w:document>
 </file>
 
 <file path=word/numbering.xml><?xml version="1.0" encoding="utf-8"?>
-<w:numbering xmlns:wpc="http://schemas.microsoft.com/office/word/2010/wordprocessingCanvas" xmlns:cx="http://schemas.microsoft.com/office/drawing/2014/chartex" xmlns:cx1="http://schemas.microsoft.com/office/drawing/2015/9/8/chartex" xmlns:cx2="http://schemas.microsoft.com/office/drawing/2015/10/21/chartex" xmlns:cx3="http://schemas.microsoft.com/office/drawing/2016/5/9/chartex" xmlns:cx4="http://schemas.microsoft.com/office/drawing/2016/5/10/chartex" xmlns:cx5="http://schemas.microsoft.com/office/drawing/2016/5/11/chartex" xmlns:cx6="http://schemas.microsoft.com/office/drawing/2016/5/12/chartex" xmlns:cx7="http://schemas.microsoft.com/office/drawing/2016/5/13/chartex" xmlns:cx8="http://schemas.microsoft.com/office/drawing/2016/5/14/chartex" xmlns:mc="http://schemas.openxmlformats.org/markup-compatibility/2006" xmlns:aink="http://schemas.microsoft.com/office/drawing/2016/ink" xmlns:am3d="http://schemas.microsoft.com/office/drawing/2017/model3d" xmlns:o="urn:schemas-microsoft-com:office:office" xmlns:oel="http://schemas.microsoft.com/office/2019/extlst" xmlns:r="http://schemas.openxmlformats.org/officeDocument/2006/relationships" xmlns:m="http://schemas.openxmlformats.org/officeDocument/2006/math" xmlns:v="urn:schemas-microsoft-com:vml" xmlns:wp14="http://schemas.microsoft.com/office/word/2010/wordprocessingDrawing" xmlns:wp="http://schemas.openxmlformats.org/drawingml/2006/wordprocessingDrawing" xmlns:w10="urn:schemas-microsoft-com:office:word" xmlns:w="http://schemas.openxmlformats.org/wordprocessingml/2006/main" xmlns:w14="http://schemas.microsoft.com/office/word/2010/wordml" xmlns:w15="http://schemas.microsoft.com/office/word/2012/wordml" xmlns:w16cex="http://schemas.microsoft.com/office/word/2018/wordml/cex" xmlns:w16cid="http://schemas.microsoft.com/office/word/2016/wordml/cid" xmlns:w16="http://schemas.microsoft.com/office/word/2018/wordml" xmlns:w16du="http://schemas.microsoft.com/office/word/2023/wordml/word16du" xmlns:w16sdtdh="http://schemas.microsoft.com/office/word/2020/wordml/sdtdatahash" xmlns:w16sdtfl="http://schemas.microsoft.com/office/word/2024/wordml/sdtformatlock" xmlns:w16se="http://schemas.microsoft.com/office/word/2015/wordml/symex" xmlns:wpg="http://schemas.microsoft.com/office/word/2010/wordprocessingGroup" xmlns:wpi="http://schemas.microsoft.com/office/word/2010/wordprocessingInk" xmlns:wne="http://schemas.microsoft.com/office/word/2006/wordml" xmlns:wps="http://schemas.microsoft.com/office/word/2010/wordprocessingShape" mc:Ignorable="w14 w15 w16se w16cid w16 w16cex w16sdtdh w16sdtfl w16du wp14">
-  <w:abstractNum w:abstractNumId="0" w15:restartNumberingAfterBreak="0">
-    <w:nsid w:val="33FC1442"/>
-    <w:multiLevelType w:val="hybridMultilevel"/>
-    <w:tmpl w:val="4984C5F8"/>
-    <w:lvl w:ilvl="0" w:tplc="8BA4824E">
+<w:numbering xmlns:w="http://schemas.openxmlformats.org/wordprocessingml/2006/main" xmlns:o="urn:schemas-microsoft-com:office:office" xmlns:r="http://schemas.openxmlformats.org/officeDocument/2006/relationships" xmlns:v="urn:schemas-microsoft-com:vml" xmlns:mc="http://schemas.openxmlformats.org/markup-compatibility/2006" xmlns:w14="http://schemas.microsoft.com/office/word/2010/wordml" mc:Ignorable="w14">
+  <w:abstractNum w:abstractNumId="1">
+    <w:lvl w:ilvl="0">
+      <w:start w:val="1"/>
+      <w:numFmt w:val="decimal"/>
+      <w:lvlText w:val="%1."/>
+      <w:lvlJc w:val="start"/>
+      <w:pPr>
+        <w:tabs>
+          <w:tab w:val="num" w:pos="0"/>
+        </w:tabs>
+        <w:ind w:start="720" w:hanging="360"/>
+      </w:pPr>
+      <w:rPr/>
+    </w:lvl>
+    <w:lvl w:ilvl="1">
+      <w:start w:val="1"/>
+      <w:numFmt w:val="lowerLetter"/>
+      <w:lvlText w:val="%2."/>
+      <w:lvlJc w:val="start"/>
+      <w:pPr>
+        <w:tabs>
+          <w:tab w:val="num" w:pos="0"/>
+        </w:tabs>
+        <w:ind w:start="1440" w:hanging="360"/>
+      </w:pPr>
+      <w:rPr/>
+    </w:lvl>
+    <w:lvl w:ilvl="2">
+      <w:start w:val="1"/>
+      <w:numFmt w:val="lowerRoman"/>
+      <w:lvlText w:val="%3."/>
+      <w:lvlJc w:val="end"/>
+      <w:pPr>
+        <w:tabs>
+          <w:tab w:val="num" w:pos="0"/>
+        </w:tabs>
+        <w:ind w:start="2160" w:hanging="180"/>
+      </w:pPr>
+      <w:rPr/>
+    </w:lvl>
+    <w:lvl w:ilvl="3">
+      <w:start w:val="1"/>
+      <w:numFmt w:val="decimal"/>
+      <w:lvlText w:val="%4."/>
+      <w:lvlJc w:val="start"/>
+      <w:pPr>
+        <w:tabs>
+          <w:tab w:val="num" w:pos="0"/>
+        </w:tabs>
+        <w:ind w:start="2880" w:hanging="360"/>
+      </w:pPr>
+      <w:rPr/>
+    </w:lvl>
+    <w:lvl w:ilvl="4">
+      <w:start w:val="1"/>
+      <w:numFmt w:val="lowerLetter"/>
+      <w:lvlText w:val="%5."/>
+      <w:lvlJc w:val="start"/>
+      <w:pPr>
+        <w:tabs>
+          <w:tab w:val="num" w:pos="0"/>
+        </w:tabs>
+        <w:ind w:start="3600" w:hanging="360"/>
+      </w:pPr>
+      <w:rPr/>
+    </w:lvl>
+    <w:lvl w:ilvl="5">
+      <w:start w:val="1"/>
+      <w:numFmt w:val="lowerRoman"/>
+      <w:lvlText w:val="%6."/>
+      <w:lvlJc w:val="end"/>
+      <w:pPr>
+        <w:tabs>
+          <w:tab w:val="num" w:pos="0"/>
+        </w:tabs>
+        <w:ind w:start="4320" w:hanging="180"/>
+      </w:pPr>
+      <w:rPr/>
+    </w:lvl>
+    <w:lvl w:ilvl="6">
+      <w:start w:val="1"/>
+      <w:numFmt w:val="decimal"/>
+      <w:lvlText w:val="%7."/>
+      <w:lvlJc w:val="start"/>
+      <w:pPr>
+        <w:tabs>
+          <w:tab w:val="num" w:pos="0"/>
+        </w:tabs>
+        <w:ind w:start="5040" w:hanging="360"/>
+      </w:pPr>
+      <w:rPr/>
+    </w:lvl>
+    <w:lvl w:ilvl="7">
+      <w:start w:val="1"/>
+      <w:numFmt w:val="lowerLetter"/>
+      <w:lvlText w:val="%8."/>
+      <w:lvlJc w:val="start"/>
+      <w:pPr>
+        <w:tabs>
+          <w:tab w:val="num" w:pos="0"/>
+        </w:tabs>
+        <w:ind w:start="5760" w:hanging="360"/>
+      </w:pPr>
+      <w:rPr/>
+    </w:lvl>
+    <w:lvl w:ilvl="8">
+      <w:start w:val="1"/>
+      <w:numFmt w:val="lowerRoman"/>
+      <w:lvlText w:val="%9."/>
+      <w:lvlJc w:val="end"/>
+      <w:pPr>
+        <w:tabs>
+          <w:tab w:val="num" w:pos="0"/>
+        </w:tabs>
+        <w:ind w:start="6480" w:hanging="180"/>
+      </w:pPr>
+      <w:rPr/>
+    </w:lvl>
+  </w:abstractNum>
+  <w:abstractNum w:abstractNumId="2">
+    <w:lvl w:ilvl="0">
+      <w:start w:val="1"/>
+      <w:numFmt w:val="decimal"/>
+      <w:lvlText w:val="%1."/>
+      <w:lvlJc w:val="start"/>
+      <w:pPr>
+        <w:tabs>
+          <w:tab w:val="num" w:pos="0"/>
+        </w:tabs>
+        <w:ind w:start="720" w:hanging="360"/>
+      </w:pPr>
+      <w:rPr/>
+    </w:lvl>
+    <w:lvl w:ilvl="1">
+      <w:start w:val="1"/>
+      <w:numFmt w:val="lowerLetter"/>
+      <w:lvlText w:val="%2."/>
+      <w:lvlJc w:val="start"/>
+      <w:pPr>
+        <w:tabs>
+          <w:tab w:val="num" w:pos="0"/>
+        </w:tabs>
+        <w:ind w:start="1440" w:hanging="360"/>
+      </w:pPr>
+      <w:rPr/>
+    </w:lvl>
+    <w:lvl w:ilvl="2">
+      <w:start w:val="1"/>
+      <w:numFmt w:val="lowerRoman"/>
+      <w:lvlText w:val="%3."/>
+      <w:lvlJc w:val="end"/>
+      <w:pPr>
+        <w:tabs>
+          <w:tab w:val="num" w:pos="0"/>
+        </w:tabs>
+        <w:ind w:start="2160" w:hanging="180"/>
+      </w:pPr>
+      <w:rPr/>
+    </w:lvl>
+    <w:lvl w:ilvl="3">
+      <w:start w:val="1"/>
+      <w:numFmt w:val="decimal"/>
+      <w:lvlText w:val="%4."/>
+      <w:lvlJc w:val="start"/>
+      <w:pPr>
+        <w:tabs>
+          <w:tab w:val="num" w:pos="0"/>
+        </w:tabs>
+        <w:ind w:start="2880" w:hanging="360"/>
+      </w:pPr>
+      <w:rPr/>
+    </w:lvl>
+    <w:lvl w:ilvl="4">
+      <w:start w:val="1"/>
+      <w:numFmt w:val="lowerLetter"/>
+      <w:lvlText w:val="%5."/>
+      <w:lvlJc w:val="start"/>
+      <w:pPr>
+        <w:tabs>
+          <w:tab w:val="num" w:pos="0"/>
+        </w:tabs>
+        <w:ind w:start="3600" w:hanging="360"/>
+      </w:pPr>
+      <w:rPr/>
+    </w:lvl>
+    <w:lvl w:ilvl="5">
+      <w:start w:val="1"/>
+      <w:numFmt w:val="lowerRoman"/>
+      <w:lvlText w:val="%6."/>
+      <w:lvlJc w:val="end"/>
+      <w:pPr>
+        <w:tabs>
+          <w:tab w:val="num" w:pos="0"/>
+        </w:tabs>
+        <w:ind w:start="4320" w:hanging="180"/>
+      </w:pPr>
+      <w:rPr/>
+    </w:lvl>
+    <w:lvl w:ilvl="6">
+      <w:start w:val="1"/>
+      <w:numFmt w:val="decimal"/>
+      <w:lvlText w:val="%7."/>
+      <w:lvlJc w:val="start"/>
+      <w:pPr>
+        <w:tabs>
+          <w:tab w:val="num" w:pos="0"/>
+        </w:tabs>
+        <w:ind w:start="5040" w:hanging="360"/>
+      </w:pPr>
+      <w:rPr/>
+    </w:lvl>
+    <w:lvl w:ilvl="7">
+      <w:start w:val="1"/>
+      <w:numFmt w:val="lowerLetter"/>
+      <w:lvlText w:val="%8."/>
+      <w:lvlJc w:val="start"/>
+      <w:pPr>
+        <w:tabs>
+          <w:tab w:val="num" w:pos="0"/>
+        </w:tabs>
+        <w:ind w:start="5760" w:hanging="360"/>
+      </w:pPr>
+      <w:rPr/>
+    </w:lvl>
+    <w:lvl w:ilvl="8">
+      <w:start w:val="1"/>
+      <w:numFmt w:val="lowerRoman"/>
+      <w:lvlText w:val="%9."/>
+      <w:lvlJc w:val="end"/>
+      <w:pPr>
+        <w:tabs>
+          <w:tab w:val="num" w:pos="0"/>
+        </w:tabs>
+        <w:ind w:start="6480" w:hanging="180"/>
+      </w:pPr>
+      <w:rPr/>
+    </w:lvl>
+  </w:abstractNum>
+  <w:abstractNum w:abstractNumId="3">
+    <w:lvl w:ilvl="0">
+      <w:start w:val="1"/>
+      <w:numFmt w:val="decimal"/>
+      <w:lvlText w:val="%1."/>
+      <w:lvlJc w:val="start"/>
+      <w:pPr>
+        <w:tabs>
+          <w:tab w:val="num" w:pos="0"/>
+        </w:tabs>
+        <w:ind w:start="720" w:hanging="360"/>
+      </w:pPr>
+      <w:rPr/>
+    </w:lvl>
+    <w:lvl w:ilvl="1">
+      <w:start w:val="1"/>
+      <w:numFmt w:val="lowerLetter"/>
+      <w:lvlText w:val="%2."/>
+      <w:lvlJc w:val="start"/>
+      <w:pPr>
+        <w:tabs>
+          <w:tab w:val="num" w:pos="0"/>
+        </w:tabs>
+        <w:ind w:start="1440" w:hanging="360"/>
+      </w:pPr>
+      <w:rPr/>
+    </w:lvl>
+    <w:lvl w:ilvl="2">
+      <w:start w:val="1"/>
+      <w:numFmt w:val="lowerRoman"/>
+      <w:lvlText w:val="%3."/>
+      <w:lvlJc w:val="end"/>
+      <w:pPr>
+        <w:tabs>
+          <w:tab w:val="num" w:pos="0"/>
+        </w:tabs>
+        <w:ind w:start="2160" w:hanging="180"/>
+      </w:pPr>
+      <w:rPr/>
+    </w:lvl>
+    <w:lvl w:ilvl="3">
+      <w:start w:val="1"/>
+      <w:numFmt w:val="decimal"/>
+      <w:lvlText w:val="%4."/>
+      <w:lvlJc w:val="start"/>
+      <w:pPr>
+        <w:tabs>
+          <w:tab w:val="num" w:pos="0"/>
+        </w:tabs>
+        <w:ind w:start="2880" w:hanging="360"/>
+      </w:pPr>
+      <w:rPr/>
+    </w:lvl>
+    <w:lvl w:ilvl="4">
+      <w:start w:val="1"/>
+      <w:numFmt w:val="lowerLetter"/>
+      <w:lvlText w:val="%5."/>
+      <w:lvlJc w:val="start"/>
+      <w:pPr>
+        <w:tabs>
+          <w:tab w:val="num" w:pos="0"/>
+        </w:tabs>
+        <w:ind w:start="3600" w:hanging="360"/>
+      </w:pPr>
+      <w:rPr/>
+    </w:lvl>
+    <w:lvl w:ilvl="5">
+      <w:start w:val="1"/>
+      <w:numFmt w:val="lowerRoman"/>
+      <w:lvlText w:val="%6."/>
+      <w:lvlJc w:val="end"/>
+      <w:pPr>
+        <w:tabs>
+          <w:tab w:val="num" w:pos="0"/>
+        </w:tabs>
+        <w:ind w:start="4320" w:hanging="180"/>
+      </w:pPr>
+      <w:rPr/>
+    </w:lvl>
+    <w:lvl w:ilvl="6">
+      <w:start w:val="1"/>
+      <w:numFmt w:val="decimal"/>
+      <w:lvlText w:val="%7."/>
+      <w:lvlJc w:val="start"/>
+      <w:pPr>
+        <w:tabs>
+          <w:tab w:val="num" w:pos="0"/>
+        </w:tabs>
+        <w:ind w:start="5040" w:hanging="360"/>
+      </w:pPr>
+      <w:rPr/>
+    </w:lvl>
+    <w:lvl w:ilvl="7">
+      <w:start w:val="1"/>
+      <w:numFmt w:val="lowerLetter"/>
+      <w:lvlText w:val="%8."/>
+      <w:lvlJc w:val="start"/>
+      <w:pPr>
+        <w:tabs>
+          <w:tab w:val="num" w:pos="0"/>
+        </w:tabs>
+        <w:ind w:start="5760" w:hanging="360"/>
+      </w:pPr>
+      <w:rPr/>
+    </w:lvl>
+    <w:lvl w:ilvl="8">
+      <w:start w:val="1"/>
+      <w:numFmt w:val="lowerRoman"/>
+      <w:lvlText w:val="%9."/>
+      <w:lvlJc w:val="end"/>
+      <w:pPr>
+        <w:tabs>
+          <w:tab w:val="num" w:pos="0"/>
+        </w:tabs>
+        <w:ind w:start="6480" w:hanging="180"/>
+      </w:pPr>
+      <w:rPr/>
+    </w:lvl>
+  </w:abstractNum>
+  <w:abstractNum w:abstractNumId="4">
+    <w:lvl w:ilvl="0">
+      <w:start w:val="1"/>
+      <w:numFmt w:val="decimal"/>
+      <w:lvlText w:val="%1."/>
+      <w:lvlJc w:val="start"/>
+      <w:pPr>
+        <w:tabs>
+          <w:tab w:val="num" w:pos="0"/>
+        </w:tabs>
+        <w:ind w:start="720" w:hanging="360"/>
+      </w:pPr>
+      <w:rPr/>
+    </w:lvl>
+    <w:lvl w:ilvl="1">
+      <w:start w:val="1"/>
+      <w:numFmt w:val="lowerLetter"/>
+      <w:lvlText w:val="%2."/>
+      <w:lvlJc w:val="start"/>
+      <w:pPr>
+        <w:tabs>
+          <w:tab w:val="num" w:pos="0"/>
+        </w:tabs>
+        <w:ind w:start="1440" w:hanging="360"/>
+      </w:pPr>
+      <w:rPr/>
+    </w:lvl>
+    <w:lvl w:ilvl="2">
+      <w:start w:val="1"/>
+      <w:numFmt w:val="lowerRoman"/>
+      <w:lvlText w:val="%3."/>
+      <w:lvlJc w:val="end"/>
+      <w:pPr>
+        <w:tabs>
+          <w:tab w:val="num" w:pos="0"/>
+        </w:tabs>
+        <w:ind w:start="2160" w:hanging="180"/>
+      </w:pPr>
+      <w:rPr/>
+    </w:lvl>
+    <w:lvl w:ilvl="3">
+      <w:start w:val="1"/>
+      <w:numFmt w:val="decimal"/>
+      <w:lvlText w:val="%4."/>
+      <w:lvlJc w:val="start"/>
+      <w:pPr>
+        <w:tabs>
+          <w:tab w:val="num" w:pos="0"/>
+        </w:tabs>
+        <w:ind w:start="2880" w:hanging="360"/>
+      </w:pPr>
+      <w:rPr/>
+    </w:lvl>
+    <w:lvl w:ilvl="4">
+      <w:start w:val="1"/>
+      <w:numFmt w:val="lowerLetter"/>
+      <w:lvlText w:val="%5."/>
+      <w:lvlJc w:val="start"/>
+      <w:pPr>
+        <w:tabs>
+          <w:tab w:val="num" w:pos="0"/>
+        </w:tabs>
+        <w:ind w:start="3600" w:hanging="360"/>
+      </w:pPr>
+      <w:rPr/>
+    </w:lvl>
+    <w:lvl w:ilvl="5">
+      <w:start w:val="1"/>
+      <w:numFmt w:val="lowerRoman"/>
+      <w:lvlText w:val="%6."/>
+      <w:lvlJc w:val="end"/>
+      <w:pPr>
+        <w:tabs>
+          <w:tab w:val="num" w:pos="0"/>
+        </w:tabs>
+        <w:ind w:start="4320" w:hanging="180"/>
+      </w:pPr>
+      <w:rPr/>
+    </w:lvl>
+    <w:lvl w:ilvl="6">
+      <w:start w:val="1"/>
+      <w:numFmt w:val="decimal"/>
+      <w:lvlText w:val="%7."/>
+      <w:lvlJc w:val="start"/>
+      <w:pPr>
+        <w:tabs>
+          <w:tab w:val="num" w:pos="0"/>
+        </w:tabs>
+        <w:ind w:start="5040" w:hanging="360"/>
+      </w:pPr>
+      <w:rPr/>
+    </w:lvl>
+    <w:lvl w:ilvl="7">
+      <w:start w:val="1"/>
+      <w:numFmt w:val="lowerLetter"/>
+      <w:lvlText w:val="%8."/>
+      <w:lvlJc w:val="start"/>
+      <w:pPr>
+        <w:tabs>
+          <w:tab w:val="num" w:pos="0"/>
+        </w:tabs>
+        <w:ind w:start="5760" w:hanging="360"/>
+      </w:pPr>
+      <w:rPr/>
+    </w:lvl>
+    <w:lvl w:ilvl="8">
+      <w:start w:val="1"/>
+      <w:numFmt w:val="lowerRoman"/>
+      <w:lvlText w:val="%9."/>
+      <w:lvlJc w:val="end"/>
+      <w:pPr>
+        <w:tabs>
+          <w:tab w:val="num" w:pos="0"/>
+        </w:tabs>
+        <w:ind w:start="6480" w:hanging="180"/>
+      </w:pPr>
+      <w:rPr/>
+    </w:lvl>
+  </w:abstractNum>
+  <w:abstractNum w:abstractNumId="5">
+    <w:lvl w:ilvl="0">
       <w:start w:val="10"/>
       <w:numFmt w:val="bullet"/>
       <w:lvlText w:val="-"/>
-      <w:lvlJc w:val="left"/>
-      <w:pPr>
-        <w:ind w:left="720" w:hanging="360"/>
+      <w:lvlJc w:val="start"/>
+      <w:pPr>
+        <w:tabs>
+          <w:tab w:val="num" w:pos="0"/>
+        </w:tabs>
+        <w:ind w:start="720" w:hanging="360"/>
       </w:pPr>
       <w:rPr>
-        <w:rFonts w:ascii="Aptos" w:eastAsiaTheme="minorHAnsi" w:hAnsi="Aptos" w:cstheme="minorBidi" w:hint="default"/>
+        <w:rFonts w:ascii="Aptos" w:hAnsi="Aptos" w:cs="Aptos" w:hint="default"/>
       </w:rPr>
     </w:lvl>
-    <w:lvl w:ilvl="1" w:tplc="0C0A0003" w:tentative="1">
+    <w:lvl w:ilvl="1">
       <w:start w:val="1"/>
       <w:numFmt w:val="bullet"/>
       <w:lvlText w:val="o"/>
-      <w:lvlJc w:val="left"/>
-      <w:pPr>
-        <w:ind w:left="1440" w:hanging="360"/>
+      <w:lvlJc w:val="start"/>
+      <w:pPr>
+        <w:tabs>
+          <w:tab w:val="num" w:pos="0"/>
+        </w:tabs>
+        <w:ind w:start="1440" w:hanging="360"/>
       </w:pPr>
       <w:rPr>
         <w:rFonts w:ascii="Courier New" w:hAnsi="Courier New" w:cs="Courier New" w:hint="default"/>
       </w:rPr>
     </w:lvl>
-    <w:lvl w:ilvl="2" w:tplc="0C0A0005" w:tentative="1">
+    <w:lvl w:ilvl="2">
       <w:start w:val="1"/>
       <w:numFmt w:val="bullet"/>
       <w:lvlText w:val=""/>
-      <w:lvlJc w:val="left"/>
-      <w:pPr>
-        <w:ind w:left="2160" w:hanging="360"/>
+      <w:lvlJc w:val="start"/>
+      <w:pPr>
+        <w:tabs>
+          <w:tab w:val="num" w:pos="0"/>
+        </w:tabs>
+        <w:ind w:start="2160" w:hanging="360"/>
       </w:pPr>
       <w:rPr>
-        <w:rFonts w:ascii="Wingdings" w:hAnsi="Wingdings" w:hint="default"/>
+        <w:rFonts w:ascii="Wingdings" w:hAnsi="Wingdings" w:cs="Wingdings" w:hint="default"/>
       </w:rPr>
     </w:lvl>
-    <w:lvl w:ilvl="3" w:tplc="0C0A0001" w:tentative="1">
+    <w:lvl w:ilvl="3">
       <w:start w:val="1"/>
       <w:numFmt w:val="bullet"/>
       <w:lvlText w:val=""/>
-      <w:lvlJc w:val="left"/>
-      <w:pPr>
-        <w:ind w:left="2880" w:hanging="360"/>
+      <w:lvlJc w:val="start"/>
+      <w:pPr>
+        <w:tabs>
+          <w:tab w:val="num" w:pos="0"/>
+        </w:tabs>
+        <w:ind w:start="2880" w:hanging="360"/>
       </w:pPr>
       <w:rPr>
-        <w:rFonts w:ascii="Symbol" w:hAnsi="Symbol" w:hint="default"/>
+        <w:rFonts w:ascii="Symbol" w:hAnsi="Symbol" w:cs="Symbol" w:hint="default"/>
       </w:rPr>
     </w:lvl>
-    <w:lvl w:ilvl="4" w:tplc="0C0A0003" w:tentative="1">
+    <w:lvl w:ilvl="4">
       <w:start w:val="1"/>
       <w:numFmt w:val="bullet"/>
       <w:lvlText w:val="o"/>
-      <w:lvlJc w:val="left"/>
-      <w:pPr>
-        <w:ind w:left="3600" w:hanging="360"/>
+      <w:lvlJc w:val="start"/>
+      <w:pPr>
+        <w:tabs>
+          <w:tab w:val="num" w:pos="0"/>
+        </w:tabs>
+        <w:ind w:start="3600" w:hanging="360"/>
       </w:pPr>
       <w:rPr>
         <w:rFonts w:ascii="Courier New" w:hAnsi="Courier New" w:cs="Courier New" w:hint="default"/>
       </w:rPr>
     </w:lvl>
-    <w:lvl w:ilvl="5" w:tplc="0C0A0005" w:tentative="1">
+    <w:lvl w:ilvl="5">
       <w:start w:val="1"/>
       <w:numFmt w:val="bullet"/>
       <w:lvlText w:val=""/>
-      <w:lvlJc w:val="left"/>
-      <w:pPr>
-        <w:ind w:left="4320" w:hanging="360"/>
+      <w:lvlJc w:val="start"/>
+      <w:pPr>
+        <w:tabs>
+          <w:tab w:val="num" w:pos="0"/>
+        </w:tabs>
+        <w:ind w:start="4320" w:hanging="360"/>
       </w:pPr>
       <w:rPr>
-        <w:rFonts w:ascii="Wingdings" w:hAnsi="Wingdings" w:hint="default"/>
+        <w:rFonts w:ascii="Wingdings" w:hAnsi="Wingdings" w:cs="Wingdings" w:hint="default"/>
       </w:rPr>
     </w:lvl>
-    <w:lvl w:ilvl="6" w:tplc="0C0A0001" w:tentative="1">
+    <w:lvl w:ilvl="6">
       <w:start w:val="1"/>
       <w:numFmt w:val="bullet"/>
       <w:lvlText w:val=""/>
-      <w:lvlJc w:val="left"/>
-      <w:pPr>
-        <w:ind w:left="5040" w:hanging="360"/>
+      <w:lvlJc w:val="start"/>
+      <w:pPr>
+        <w:tabs>
+          <w:tab w:val="num" w:pos="0"/>
+        </w:tabs>
+        <w:ind w:start="5040" w:hanging="360"/>
       </w:pPr>
       <w:rPr>
-        <w:rFonts w:ascii="Symbol" w:hAnsi="Symbol" w:hint="default"/>
+        <w:rFonts w:ascii="Symbol" w:hAnsi="Symbol" w:cs="Symbol" w:hint="default"/>
       </w:rPr>
     </w:lvl>
-    <w:lvl w:ilvl="7" w:tplc="0C0A0003" w:tentative="1">
+    <w:lvl w:ilvl="7">
       <w:start w:val="1"/>
       <w:numFmt w:val="bullet"/>
       <w:lvlText w:val="o"/>
-      <w:lvlJc w:val="left"/>
-      <w:pPr>
-        <w:ind w:left="5760" w:hanging="360"/>
+      <w:lvlJc w:val="start"/>
+      <w:pPr>
+        <w:tabs>
+          <w:tab w:val="num" w:pos="0"/>
+        </w:tabs>
+        <w:ind w:start="5760" w:hanging="360"/>
       </w:pPr>
       <w:rPr>
         <w:rFonts w:ascii="Courier New" w:hAnsi="Courier New" w:cs="Courier New" w:hint="default"/>
       </w:rPr>
     </w:lvl>
-    <w:lvl w:ilvl="8" w:tplc="0C0A0005" w:tentative="1">
+    <w:lvl w:ilvl="8">
       <w:start w:val="1"/>
       <w:numFmt w:val="bullet"/>
       <w:lvlText w:val=""/>
-      <w:lvlJc w:val="left"/>
-      <w:pPr>
-        <w:ind w:left="6480" w:hanging="360"/>
+      <w:lvlJc w:val="start"/>
+      <w:pPr>
+        <w:tabs>
+          <w:tab w:val="num" w:pos="0"/>
+        </w:tabs>
+        <w:ind w:start="6480" w:hanging="360"/>
       </w:pPr>
       <w:rPr>
-        <w:rFonts w:ascii="Wingdings" w:hAnsi="Wingdings" w:hint="default"/>
+        <w:rFonts w:ascii="Wingdings" w:hAnsi="Wingdings" w:cs="Wingdings" w:hint="default"/>
       </w:rPr>
     </w:lvl>
   </w:abstractNum>
-  <w:abstractNum w:abstractNumId="1" w15:restartNumberingAfterBreak="0">
-    <w:nsid w:val="4C2C0276"/>
-    <w:multiLevelType w:val="hybridMultilevel"/>
-    <w:tmpl w:val="7220C97C"/>
-    <w:lvl w:ilvl="0" w:tplc="0C0A000F">
-      <w:start w:val="1"/>
-      <w:numFmt w:val="decimal"/>
-      <w:lvlText w:val="%1."/>
-      <w:lvlJc w:val="left"/>
-      <w:pPr>
-        <w:ind w:left="720" w:hanging="360"/>
-      </w:pPr>
-      <w:rPr>
-        <w:rFonts w:hint="default"/>
-      </w:rPr>
-    </w:lvl>
-    <w:lvl w:ilvl="1" w:tplc="0C0A0019" w:tentative="1">
-      <w:start w:val="1"/>
-      <w:numFmt w:val="lowerLetter"/>
-      <w:lvlText w:val="%2."/>
-      <w:lvlJc w:val="left"/>
-      <w:pPr>
-        <w:ind w:left="1440" w:hanging="360"/>
-      </w:pPr>
-    </w:lvl>
-    <w:lvl w:ilvl="2" w:tplc="0C0A001B" w:tentative="1">
-      <w:start w:val="1"/>
-      <w:numFmt w:val="lowerRoman"/>
-      <w:lvlText w:val="%3."/>
-      <w:lvlJc w:val="right"/>
-      <w:pPr>
-        <w:ind w:left="2160" w:hanging="180"/>
-      </w:pPr>
-    </w:lvl>
-    <w:lvl w:ilvl="3" w:tplc="0C0A000F" w:tentative="1">
-      <w:start w:val="1"/>
-      <w:numFmt w:val="decimal"/>
-      <w:lvlText w:val="%4."/>
-      <w:lvlJc w:val="left"/>
-      <w:pPr>
-        <w:ind w:left="2880" w:hanging="360"/>
-      </w:pPr>
-    </w:lvl>
-    <w:lvl w:ilvl="4" w:tplc="0C0A0019" w:tentative="1">
-      <w:start w:val="1"/>
-      <w:numFmt w:val="lowerLetter"/>
-      <w:lvlText w:val="%5."/>
-      <w:lvlJc w:val="left"/>
-      <w:pPr>
-        <w:ind w:left="3600" w:hanging="360"/>
-      </w:pPr>
-    </w:lvl>
-    <w:lvl w:ilvl="5" w:tplc="0C0A001B" w:tentative="1">
-      <w:start w:val="1"/>
-      <w:numFmt w:val="lowerRoman"/>
-      <w:lvlText w:val="%6."/>
-      <w:lvlJc w:val="right"/>
-      <w:pPr>
-        <w:ind w:left="4320" w:hanging="180"/>
-      </w:pPr>
-    </w:lvl>
-    <w:lvl w:ilvl="6" w:tplc="0C0A000F" w:tentative="1">
-      <w:start w:val="1"/>
-      <w:numFmt w:val="decimal"/>
-      <w:lvlText w:val="%7."/>
-      <w:lvlJc w:val="left"/>
-      <w:pPr>
-        <w:ind w:left="5040" w:hanging="360"/>
-      </w:pPr>
-    </w:lvl>
-    <w:lvl w:ilvl="7" w:tplc="0C0A0019" w:tentative="1">
-      <w:start w:val="1"/>
-      <w:numFmt w:val="lowerLetter"/>
-      <w:lvlText w:val="%8."/>
-      <w:lvlJc w:val="left"/>
-      <w:pPr>
-        <w:ind w:left="5760" w:hanging="360"/>
-      </w:pPr>
-    </w:lvl>
-    <w:lvl w:ilvl="8" w:tplc="0C0A001B" w:tentative="1">
-      <w:start w:val="1"/>
-      <w:numFmt w:val="lowerRoman"/>
-      <w:lvlText w:val="%9."/>
-      <w:lvlJc w:val="right"/>
-      <w:pPr>
-        <w:ind w:left="6480" w:hanging="180"/>
+  <w:abstractNum w:abstractNumId="6">
+    <w:lvl w:ilvl="0">
+      <w:start w:val="1"/>
+      <w:numFmt w:val="none"/>
+      <w:suff w:val="nothing"/>
+      <w:lvlText w:val=""/>
+      <w:lvlJc w:val="start"/>
+      <w:pPr>
+        <w:tabs>
+          <w:tab w:val="num" w:pos="0"/>
+        </w:tabs>
+        <w:ind w:start="0" w:hanging="0"/>
+      </w:pPr>
+    </w:lvl>
+    <w:lvl w:ilvl="1">
+      <w:start w:val="1"/>
+      <w:numFmt w:val="none"/>
+      <w:suff w:val="nothing"/>
+      <w:lvlText w:val=""/>
+      <w:lvlJc w:val="start"/>
+      <w:pPr>
+        <w:tabs>
+          <w:tab w:val="num" w:pos="0"/>
+        </w:tabs>
+        <w:ind w:start="0" w:hanging="0"/>
+      </w:pPr>
+    </w:lvl>
+    <w:lvl w:ilvl="2">
+      <w:start w:val="1"/>
+      <w:numFmt w:val="none"/>
+      <w:suff w:val="nothing"/>
+      <w:lvlText w:val=""/>
+      <w:lvlJc w:val="start"/>
+      <w:pPr>
+        <w:tabs>
+          <w:tab w:val="num" w:pos="0"/>
+        </w:tabs>
+        <w:ind w:start="0" w:hanging="0"/>
+      </w:pPr>
+    </w:lvl>
+    <w:lvl w:ilvl="3">
+      <w:start w:val="1"/>
+      <w:numFmt w:val="none"/>
+      <w:suff w:val="nothing"/>
+      <w:lvlText w:val=""/>
+      <w:lvlJc w:val="start"/>
+      <w:pPr>
+        <w:tabs>
+          <w:tab w:val="num" w:pos="0"/>
+        </w:tabs>
+        <w:ind w:start="0" w:hanging="0"/>
+      </w:pPr>
+    </w:lvl>
+    <w:lvl w:ilvl="4">
+      <w:start w:val="1"/>
+      <w:numFmt w:val="none"/>
+      <w:suff w:val="nothing"/>
+      <w:lvlText w:val=""/>
+      <w:lvlJc w:val="start"/>
+      <w:pPr>
+        <w:tabs>
+          <w:tab w:val="num" w:pos="0"/>
+        </w:tabs>
+        <w:ind w:start="0" w:hanging="0"/>
+      </w:pPr>
+    </w:lvl>
+    <w:lvl w:ilvl="5">
+      <w:start w:val="1"/>
+      <w:numFmt w:val="none"/>
+      <w:suff w:val="nothing"/>
+      <w:lvlText w:val=""/>
+      <w:lvlJc w:val="start"/>
+      <w:pPr>
+        <w:tabs>
+          <w:tab w:val="num" w:pos="0"/>
+        </w:tabs>
+        <w:ind w:start="0" w:hanging="0"/>
+      </w:pPr>
+    </w:lvl>
+    <w:lvl w:ilvl="6">
+      <w:start w:val="1"/>
+      <w:numFmt w:val="none"/>
+      <w:suff w:val="nothing"/>
+      <w:lvlText w:val=""/>
+      <w:lvlJc w:val="start"/>
+      <w:pPr>
+        <w:tabs>
+          <w:tab w:val="num" w:pos="0"/>
+        </w:tabs>
+        <w:ind w:start="0" w:hanging="0"/>
+      </w:pPr>
+    </w:lvl>
+    <w:lvl w:ilvl="7">
+      <w:start w:val="1"/>
+      <w:numFmt w:val="none"/>
+      <w:suff w:val="nothing"/>
+      <w:lvlText w:val=""/>
+      <w:lvlJc w:val="start"/>
+      <w:pPr>
+        <w:tabs>
+          <w:tab w:val="num" w:pos="0"/>
+        </w:tabs>
+        <w:ind w:start="0" w:hanging="0"/>
+      </w:pPr>
+    </w:lvl>
+    <w:lvl w:ilvl="8">
+      <w:start w:val="1"/>
+      <w:numFmt w:val="none"/>
+      <w:suff w:val="nothing"/>
+      <w:lvlText w:val=""/>
+      <w:lvlJc w:val="start"/>
+      <w:pPr>
+        <w:tabs>
+          <w:tab w:val="num" w:pos="0"/>
+        </w:tabs>
+        <w:ind w:start="0" w:hanging="0"/>
       </w:pPr>
     </w:lvl>
   </w:abstractNum>
-  <w:abstractNum w:abstractNumId="2" w15:restartNumberingAfterBreak="0">
-    <w:nsid w:val="4C911AC9"/>
-    <w:multiLevelType w:val="hybridMultilevel"/>
-    <w:tmpl w:val="201AD168"/>
-    <w:lvl w:ilvl="0" w:tplc="0C0A000F">
-      <w:start w:val="1"/>
-      <w:numFmt w:val="decimal"/>
-      <w:lvlText w:val="%1."/>
-      <w:lvlJc w:val="left"/>
-      <w:pPr>
-        <w:ind w:left="720" w:hanging="360"/>
-      </w:pPr>
-      <w:rPr>
-        <w:rFonts w:hint="default"/>
-      </w:rPr>
-    </w:lvl>
-    <w:lvl w:ilvl="1" w:tplc="0C0A0019" w:tentative="1">
-      <w:start w:val="1"/>
-      <w:numFmt w:val="lowerLetter"/>
-      <w:lvlText w:val="%2."/>
-      <w:lvlJc w:val="left"/>
-      <w:pPr>
-        <w:ind w:left="1440" w:hanging="360"/>
-      </w:pPr>
-    </w:lvl>
-    <w:lvl w:ilvl="2" w:tplc="0C0A001B" w:tentative="1">
-      <w:start w:val="1"/>
-      <w:numFmt w:val="lowerRoman"/>
-      <w:lvlText w:val="%3."/>
-      <w:lvlJc w:val="right"/>
-      <w:pPr>
-        <w:ind w:left="2160" w:hanging="180"/>
-      </w:pPr>
-    </w:lvl>
-    <w:lvl w:ilvl="3" w:tplc="0C0A000F" w:tentative="1">
-      <w:start w:val="1"/>
-      <w:numFmt w:val="decimal"/>
-      <w:lvlText w:val="%4."/>
-      <w:lvlJc w:val="left"/>
-      <w:pPr>
-        <w:ind w:left="2880" w:hanging="360"/>
-      </w:pPr>
-    </w:lvl>
-    <w:lvl w:ilvl="4" w:tplc="0C0A0019" w:tentative="1">
-      <w:start w:val="1"/>
-      <w:numFmt w:val="lowerLetter"/>
-      <w:lvlText w:val="%5."/>
-      <w:lvlJc w:val="left"/>
-      <w:pPr>
-        <w:ind w:left="3600" w:hanging="360"/>
-      </w:pPr>
-    </w:lvl>
-    <w:lvl w:ilvl="5" w:tplc="0C0A001B" w:tentative="1">
-      <w:start w:val="1"/>
-      <w:numFmt w:val="lowerRoman"/>
-      <w:lvlText w:val="%6."/>
-      <w:lvlJc w:val="right"/>
-      <w:pPr>
-        <w:ind w:left="4320" w:hanging="180"/>
-      </w:pPr>
-    </w:lvl>
-    <w:lvl w:ilvl="6" w:tplc="0C0A000F" w:tentative="1">
-      <w:start w:val="1"/>
-      <w:numFmt w:val="decimal"/>
-      <w:lvlText w:val="%7."/>
-      <w:lvlJc w:val="left"/>
-      <w:pPr>
-        <w:ind w:left="5040" w:hanging="360"/>
-      </w:pPr>
-    </w:lvl>
-    <w:lvl w:ilvl="7" w:tplc="0C0A0019" w:tentative="1">
-      <w:start w:val="1"/>
-      <w:numFmt w:val="lowerLetter"/>
-      <w:lvlText w:val="%8."/>
-      <w:lvlJc w:val="left"/>
-      <w:pPr>
-        <w:ind w:left="5760" w:hanging="360"/>
-      </w:pPr>
-    </w:lvl>
-    <w:lvl w:ilvl="8" w:tplc="0C0A001B" w:tentative="1">
-      <w:start w:val="1"/>
-      <w:numFmt w:val="lowerRoman"/>
-      <w:lvlText w:val="%9."/>
-      <w:lvlJc w:val="right"/>
-      <w:pPr>
-        <w:ind w:left="6480" w:hanging="180"/>
-      </w:pPr>
-    </w:lvl>
-  </w:abstractNum>
-  <w:abstractNum w:abstractNumId="3" w15:restartNumberingAfterBreak="0">
-    <w:nsid w:val="54946ECF"/>
-    <w:multiLevelType w:val="hybridMultilevel"/>
-    <w:tmpl w:val="8A4E345A"/>
-    <w:lvl w:ilvl="0" w:tplc="0C0A000F">
-      <w:start w:val="1"/>
-      <w:numFmt w:val="decimal"/>
-      <w:lvlText w:val="%1."/>
-      <w:lvlJc w:val="left"/>
-      <w:pPr>
-        <w:ind w:left="720" w:hanging="360"/>
-      </w:pPr>
-      <w:rPr>
-        <w:rFonts w:hint="default"/>
-      </w:rPr>
-    </w:lvl>
-    <w:lvl w:ilvl="1" w:tplc="0C0A0019" w:tentative="1">
-      <w:start w:val="1"/>
-      <w:numFmt w:val="lowerLetter"/>
-      <w:lvlText w:val="%2."/>
-      <w:lvlJc w:val="left"/>
-      <w:pPr>
-        <w:ind w:left="1440" w:hanging="360"/>
-      </w:pPr>
-    </w:lvl>
-    <w:lvl w:ilvl="2" w:tplc="0C0A001B" w:tentative="1">
-      <w:start w:val="1"/>
-      <w:numFmt w:val="lowerRoman"/>
-      <w:lvlText w:val="%3."/>
-      <w:lvlJc w:val="right"/>
-      <w:pPr>
-        <w:ind w:left="2160" w:hanging="180"/>
-      </w:pPr>
-    </w:lvl>
-    <w:lvl w:ilvl="3" w:tplc="0C0A000F" w:tentative="1">
-      <w:start w:val="1"/>
-      <w:numFmt w:val="decimal"/>
-      <w:lvlText w:val="%4."/>
-      <w:lvlJc w:val="left"/>
-      <w:pPr>
-        <w:ind w:left="2880" w:hanging="360"/>
-      </w:pPr>
-    </w:lvl>
-    <w:lvl w:ilvl="4" w:tplc="0C0A0019" w:tentative="1">
-      <w:start w:val="1"/>
-      <w:numFmt w:val="lowerLetter"/>
-      <w:lvlText w:val="%5."/>
-      <w:lvlJc w:val="left"/>
-      <w:pPr>
-        <w:ind w:left="3600" w:hanging="360"/>
-      </w:pPr>
-    </w:lvl>
-    <w:lvl w:ilvl="5" w:tplc="0C0A001B" w:tentative="1">
-      <w:start w:val="1"/>
-      <w:numFmt w:val="lowerRoman"/>
-      <w:lvlText w:val="%6."/>
-      <w:lvlJc w:val="right"/>
-      <w:pPr>
-        <w:ind w:left="4320" w:hanging="180"/>
-      </w:pPr>
-    </w:lvl>
-    <w:lvl w:ilvl="6" w:tplc="0C0A000F" w:tentative="1">
-      <w:start w:val="1"/>
-      <w:numFmt w:val="decimal"/>
-      <w:lvlText w:val="%7."/>
-      <w:lvlJc w:val="left"/>
-      <w:pPr>
-        <w:ind w:left="5040" w:hanging="360"/>
-      </w:pPr>
-    </w:lvl>
-    <w:lvl w:ilvl="7" w:tplc="0C0A0019" w:tentative="1">
-      <w:start w:val="1"/>
-      <w:numFmt w:val="lowerLetter"/>
-      <w:lvlText w:val="%8."/>
-      <w:lvlJc w:val="left"/>
-      <w:pPr>
-        <w:ind w:left="5760" w:hanging="360"/>
-      </w:pPr>
-    </w:lvl>
-    <w:lvl w:ilvl="8" w:tplc="0C0A001B" w:tentative="1">
-      <w:start w:val="1"/>
-      <w:numFmt w:val="lowerRoman"/>
-      <w:lvlText w:val="%9."/>
-      <w:lvlJc w:val="right"/>
-      <w:pPr>
-        <w:ind w:left="6480" w:hanging="180"/>
-      </w:pPr>
-    </w:lvl>
-  </w:abstractNum>
-  <w:abstractNum w:abstractNumId="4" w15:restartNumberingAfterBreak="0">
-    <w:nsid w:val="69A768DB"/>
-    <w:multiLevelType w:val="hybridMultilevel"/>
-    <w:tmpl w:val="4D3C886C"/>
-    <w:lvl w:ilvl="0" w:tplc="0C0A000F">
-      <w:start w:val="1"/>
-      <w:numFmt w:val="decimal"/>
-      <w:lvlText w:val="%1."/>
-      <w:lvlJc w:val="left"/>
-      <w:pPr>
-        <w:ind w:left="720" w:hanging="360"/>
-      </w:pPr>
-      <w:rPr>
-        <w:rFonts w:hint="default"/>
-      </w:rPr>
-    </w:lvl>
-    <w:lvl w:ilvl="1" w:tplc="0C0A0019" w:tentative="1">
-      <w:start w:val="1"/>
-      <w:numFmt w:val="lowerLetter"/>
-      <w:lvlText w:val="%2."/>
-      <w:lvlJc w:val="left"/>
-      <w:pPr>
-        <w:ind w:left="1440" w:hanging="360"/>
-      </w:pPr>
-    </w:lvl>
-    <w:lvl w:ilvl="2" w:tplc="0C0A001B" w:tentative="1">
-      <w:start w:val="1"/>
-      <w:numFmt w:val="lowerRoman"/>
-      <w:lvlText w:val="%3."/>
-      <w:lvlJc w:val="right"/>
-      <w:pPr>
-        <w:ind w:left="2160" w:hanging="180"/>
-      </w:pPr>
-    </w:lvl>
-    <w:lvl w:ilvl="3" w:tplc="0C0A000F" w:tentative="1">
-      <w:start w:val="1"/>
-      <w:numFmt w:val="decimal"/>
-      <w:lvlText w:val="%4."/>
-      <w:lvlJc w:val="left"/>
-      <w:pPr>
-        <w:ind w:left="2880" w:hanging="360"/>
-      </w:pPr>
-    </w:lvl>
-    <w:lvl w:ilvl="4" w:tplc="0C0A0019" w:tentative="1">
-      <w:start w:val="1"/>
-      <w:numFmt w:val="lowerLetter"/>
-      <w:lvlText w:val="%5."/>
-      <w:lvlJc w:val="left"/>
-      <w:pPr>
-        <w:ind w:left="3600" w:hanging="360"/>
-      </w:pPr>
-    </w:lvl>
-    <w:lvl w:ilvl="5" w:tplc="0C0A001B" w:tentative="1">
-      <w:start w:val="1"/>
-      <w:numFmt w:val="lowerRoman"/>
-      <w:lvlText w:val="%6."/>
-      <w:lvlJc w:val="right"/>
-      <w:pPr>
-        <w:ind w:left="4320" w:hanging="180"/>
-      </w:pPr>
-    </w:lvl>
-    <w:lvl w:ilvl="6" w:tplc="0C0A000F" w:tentative="1">
-      <w:start w:val="1"/>
-      <w:numFmt w:val="decimal"/>
-      <w:lvlText w:val="%7."/>
-      <w:lvlJc w:val="left"/>
-      <w:pPr>
-        <w:ind w:left="5040" w:hanging="360"/>
-      </w:pPr>
-    </w:lvl>
-    <w:lvl w:ilvl="7" w:tplc="0C0A0019" w:tentative="1">
-      <w:start w:val="1"/>
-      <w:numFmt w:val="lowerLetter"/>
-      <w:lvlText w:val="%8."/>
-      <w:lvlJc w:val="left"/>
-      <w:pPr>
-        <w:ind w:left="5760" w:hanging="360"/>
-      </w:pPr>
-    </w:lvl>
-    <w:lvl w:ilvl="8" w:tplc="0C0A001B" w:tentative="1">
-      <w:start w:val="1"/>
-      <w:numFmt w:val="lowerRoman"/>
-      <w:lvlText w:val="%9."/>
-      <w:lvlJc w:val="right"/>
-      <w:pPr>
-        <w:ind w:left="6480" w:hanging="180"/>
-      </w:pPr>
-    </w:lvl>
-  </w:abstractNum>
-  <w:num w:numId="1" w16cid:durableId="1696156133">
+  <w:num w:numId="1">
+    <w:abstractNumId w:val="1"/>
+  </w:num>
+  <w:num w:numId="2">
     <w:abstractNumId w:val="2"/>
   </w:num>
-  <w:num w:numId="2" w16cid:durableId="523710855">
-    <w:abstractNumId w:val="1"/>
+  <w:num w:numId="3">
+    <w:abstractNumId w:val="3"/>
   </w:num>
-  <w:num w:numId="3" w16cid:durableId="1638800906">
+  <w:num w:numId="4">
     <w:abstractNumId w:val="4"/>
   </w:num>
-  <w:num w:numId="4" w16cid:durableId="607467978">
-    <w:abstractNumId w:val="3"/>
+  <w:num w:numId="5">
+    <w:abstractNumId w:val="5"/>
   </w:num>
-  <w:num w:numId="5" w16cid:durableId="2106223257">
-    <w:abstractNumId w:val="0"/>
+  <w:num w:numId="6">
+    <w:abstractNumId w:val="6"/>
   </w:num>
 </w:numbering>
 </file>
 
 <file path=word/styles.xml><?xml version="1.0" encoding="utf-8"?>
-<w:styles xmlns:mc="http://schemas.openxmlformats.org/markup-compatibility/2006" xmlns:r="http://schemas.openxmlformats.org/officeDocument/2006/relationships" xmlns:w="http://schemas.openxmlformats.org/wordprocessingml/2006/main" xmlns:w14="http://schemas.microsoft.com/office/word/2010/wordml" xmlns:w15="http://schemas.microsoft.com/office/word/2012/wordml" xmlns:w16cex="http://schemas.microsoft.com/office/word/2018/wordml/cex" xmlns:w16cid="http://schemas.microsoft.com/office/word/2016/wordml/cid" xmlns:w16="http://schemas.microsoft.com/office/word/2018/wordml" xmlns:w16du="http://schemas.microsoft.com/office/word/2023/wordml/word16du" xmlns:w16sdtdh="http://schemas.microsoft.com/office/word/2020/wordml/sdtdatahash" xmlns:w16sdtfl="http://schemas.microsoft.com/office/word/2024/wordml/sdtformatlock" xmlns:w16se="http://schemas.microsoft.com/office/word/2015/wordml/symex" mc:Ignorable="w14 w15 w16se w16cid w16 w16cex w16sdtdh w16sdtfl w16du">
+<w:styles xmlns:w="http://schemas.openxmlformats.org/wordprocessingml/2006/main" xmlns:w14="http://schemas.microsoft.com/office/word/2010/wordml" xmlns:mc="http://schemas.openxmlformats.org/markup-compatibility/2006" mc:Ignorable="w14">
   <w:docDefaults>
     <w:rPrDefault>
       <w:rPr>
-        <w:rFonts w:asciiTheme="minorHAnsi" w:eastAsiaTheme="minorHAnsi" w:hAnsiTheme="minorHAnsi" w:cstheme="minorBidi"/>
+        <w:rFonts w:ascii="Aptos" w:hAnsi="Aptos" w:eastAsia="Aptos" w:cs="" w:asciiTheme="minorHAnsi" w:cstheme="minorBidi" w:eastAsiaTheme="minorHAnsi" w:hAnsiTheme="minorHAnsi"/>
         <w:kern w:val="2"/>
         <w:sz w:val="24"/>
         <w:szCs w:val="24"/>
@@ -1773,21 +3101,21 @@
     </w:rPrDefault>
     <w:pPrDefault>
       <w:pPr>
-        <w:spacing w:after="160" w:line="278" w:lineRule="auto"/>
+        <w:suppressAutoHyphens w:val="true"/>
       </w:pPr>
     </w:pPrDefault>
   </w:docDefaults>
   <w:latentStyles w:defLockedState="0" w:defUIPriority="99" w:defSemiHidden="0" w:defUnhideWhenUsed="0" w:defQFormat="0" w:count="376">
     <w:lsdException w:name="Normal" w:uiPriority="0" w:qFormat="1"/>
     <w:lsdException w:name="heading 1" w:uiPriority="9" w:qFormat="1"/>
-    <w:lsdException w:name="heading 2" w:semiHidden="1" w:uiPriority="9" w:unhideWhenUsed="1" w:qFormat="1"/>
-    <w:lsdException w:name="heading 3" w:semiHidden="1" w:uiPriority="9" w:unhideWhenUsed="1" w:qFormat="1"/>
-    <w:lsdException w:name="heading 4" w:semiHidden="1" w:uiPriority="9" w:unhideWhenUsed="1" w:qFormat="1"/>
-    <w:lsdException w:name="heading 5" w:semiHidden="1" w:uiPriority="9" w:unhideWhenUsed="1" w:qFormat="1"/>
-    <w:lsdException w:name="heading 6" w:semiHidden="1" w:uiPriority="9" w:unhideWhenUsed="1" w:qFormat="1"/>
-    <w:lsdException w:name="heading 7" w:semiHidden="1" w:uiPriority="9" w:unhideWhenUsed="1" w:qFormat="1"/>
-    <w:lsdException w:name="heading 8" w:semiHidden="1" w:uiPriority="9" w:unhideWhenUsed="1" w:qFormat="1"/>
-    <w:lsdException w:name="heading 9" w:semiHidden="1" w:uiPriority="9" w:unhideWhenUsed="1" w:qFormat="1"/>
+    <w:lsdException w:name="heading 2" w:uiPriority="9" w:semiHidden="1" w:unhideWhenUsed="1" w:qFormat="1"/>
+    <w:lsdException w:name="heading 3" w:uiPriority="9" w:semiHidden="1" w:unhideWhenUsed="1" w:qFormat="1"/>
+    <w:lsdException w:name="heading 4" w:uiPriority="9" w:semiHidden="1" w:unhideWhenUsed="1" w:qFormat="1"/>
+    <w:lsdException w:name="heading 5" w:uiPriority="9" w:semiHidden="1" w:unhideWhenUsed="1" w:qFormat="1"/>
+    <w:lsdException w:name="heading 6" w:uiPriority="9" w:semiHidden="1" w:unhideWhenUsed="1" w:qFormat="1"/>
+    <w:lsdException w:name="heading 7" w:uiPriority="9" w:semiHidden="1" w:unhideWhenUsed="1" w:qFormat="1"/>
+    <w:lsdException w:name="heading 8" w:uiPriority="9" w:semiHidden="1" w:unhideWhenUsed="1" w:qFormat="1"/>
+    <w:lsdException w:name="heading 9" w:uiPriority="9" w:semiHidden="1" w:unhideWhenUsed="1" w:qFormat="1"/>
     <w:lsdException w:name="index 1" w:semiHidden="1" w:unhideWhenUsed="1"/>
     <w:lsdException w:name="index 2" w:semiHidden="1" w:unhideWhenUsed="1"/>
     <w:lsdException w:name="index 3" w:semiHidden="1" w:unhideWhenUsed="1"/>
@@ -1797,22 +3125,22 @@
     <w:lsdException w:name="index 7" w:semiHidden="1" w:unhideWhenUsed="1"/>
     <w:lsdException w:name="index 8" w:semiHidden="1" w:unhideWhenUsed="1"/>
     <w:lsdException w:name="index 9" w:semiHidden="1" w:unhideWhenUsed="1"/>
-    <w:lsdException w:name="toc 1" w:semiHidden="1" w:uiPriority="39" w:unhideWhenUsed="1"/>
-    <w:lsdException w:name="toc 2" w:semiHidden="1" w:uiPriority="39" w:unhideWhenUsed="1"/>
-    <w:lsdException w:name="toc 3" w:semiHidden="1" w:uiPriority="39" w:unhideWhenUsed="1"/>
-    <w:lsdException w:name="toc 4" w:semiHidden="1" w:uiPriority="39" w:unhideWhenUsed="1"/>
-    <w:lsdException w:name="toc 5" w:semiHidden="1" w:uiPriority="39" w:unhideWhenUsed="1"/>
-    <w:lsdException w:name="toc 6" w:semiHidden="1" w:uiPriority="39" w:unhideWhenUsed="1"/>
-    <w:lsdException w:name="toc 7" w:semiHidden="1" w:uiPriority="39" w:unhideWhenUsed="1"/>
-    <w:lsdException w:name="toc 8" w:semiHidden="1" w:uiPriority="39" w:unhideWhenUsed="1"/>
-    <w:lsdException w:name="toc 9" w:semiHidden="1" w:uiPriority="39" w:unhideWhenUsed="1"/>
+    <w:lsdException w:name="toc 1" w:uiPriority="39" w:semiHidden="1" w:unhideWhenUsed="1"/>
+    <w:lsdException w:name="toc 2" w:uiPriority="39" w:semiHidden="1" w:unhideWhenUsed="1"/>
+    <w:lsdException w:name="toc 3" w:uiPriority="39" w:semiHidden="1" w:unhideWhenUsed="1"/>
+    <w:lsdException w:name="toc 4" w:uiPriority="39" w:semiHidden="1" w:unhideWhenUsed="1"/>
+    <w:lsdException w:name="toc 5" w:uiPriority="39" w:semiHidden="1" w:unhideWhenUsed="1"/>
+    <w:lsdException w:name="toc 6" w:uiPriority="39" w:semiHidden="1" w:unhideWhenUsed="1"/>
+    <w:lsdException w:name="toc 7" w:uiPriority="39" w:semiHidden="1" w:unhideWhenUsed="1"/>
+    <w:lsdException w:name="toc 8" w:uiPriority="39" w:semiHidden="1" w:unhideWhenUsed="1"/>
+    <w:lsdException w:name="toc 9" w:uiPriority="39" w:semiHidden="1" w:unhideWhenUsed="1"/>
     <w:lsdException w:name="Normal Indent" w:semiHidden="1" w:unhideWhenUsed="1"/>
     <w:lsdException w:name="footnote text" w:semiHidden="1" w:unhideWhenUsed="1"/>
     <w:lsdException w:name="annotation text" w:semiHidden="1" w:unhideWhenUsed="1"/>
     <w:lsdException w:name="header" w:semiHidden="1" w:unhideWhenUsed="1"/>
     <w:lsdException w:name="footer" w:semiHidden="1" w:unhideWhenUsed="1"/>
     <w:lsdException w:name="index heading" w:semiHidden="1" w:unhideWhenUsed="1"/>
-    <w:lsdException w:name="caption" w:semiHidden="1" w:uiPriority="35" w:unhideWhenUsed="1" w:qFormat="1"/>
+    <w:lsdException w:name="caption" w:uiPriority="35" w:semiHidden="1" w:unhideWhenUsed="1" w:qFormat="1"/>
     <w:lsdException w:name="table of figures" w:semiHidden="1" w:unhideWhenUsed="1"/>
     <w:lsdException w:name="envelope address" w:semiHidden="1" w:unhideWhenUsed="1"/>
     <w:lsdException w:name="envelope return" w:semiHidden="1" w:unhideWhenUsed="1"/>
@@ -1843,7 +3171,7 @@
     <w:lsdException w:name="Title" w:uiPriority="10" w:qFormat="1"/>
     <w:lsdException w:name="Closing" w:semiHidden="1" w:unhideWhenUsed="1"/>
     <w:lsdException w:name="Signature" w:semiHidden="1" w:unhideWhenUsed="1"/>
-    <w:lsdException w:name="Default Paragraph Font" w:semiHidden="1" w:uiPriority="1" w:unhideWhenUsed="1"/>
+    <w:lsdException w:name="Default Paragraph Font" w:uiPriority="1" w:semiHidden="1" w:unhideWhenUsed="1"/>
     <w:lsdException w:name="Body Text" w:semiHidden="1" w:unhideWhenUsed="1"/>
     <w:lsdException w:name="Body Text Indent" w:semiHidden="1" w:unhideWhenUsed="1"/>
     <w:lsdException w:name="List Continue" w:semiHidden="1" w:unhideWhenUsed="1"/>
@@ -2043,8 +3371,8 @@
     <w:lsdException w:name="Subtle Reference" w:uiPriority="31" w:qFormat="1"/>
     <w:lsdException w:name="Intense Reference" w:uiPriority="32" w:qFormat="1"/>
     <w:lsdException w:name="Book Title" w:uiPriority="33" w:qFormat="1"/>
-    <w:lsdException w:name="Bibliography" w:semiHidden="1" w:uiPriority="37" w:unhideWhenUsed="1"/>
-    <w:lsdException w:name="TOC Heading" w:semiHidden="1" w:uiPriority="39" w:unhideWhenUsed="1" w:qFormat="1"/>
+    <w:lsdException w:name="Bibliography" w:uiPriority="37" w:semiHidden="1" w:unhideWhenUsed="1"/>
+    <w:lsdException w:name="TOC Heading" w:uiPriority="39" w:semiHidden="1" w:unhideWhenUsed="1" w:qFormat="1"/>
     <w:lsdException w:name="Plain Table 1" w:uiPriority="41"/>
     <w:lsdException w:name="Plain Table 2" w:uiPriority="42"/>
     <w:lsdException w:name="Plain Table 3" w:uiPriority="43"/>
@@ -2155,32 +3483,47 @@
     <w:lsdException w:name="Unresolved Mention" w:semiHidden="1" w:unhideWhenUsed="1"/>
     <w:lsdException w:name="Smart Link" w:semiHidden="1" w:unhideWhenUsed="1"/>
   </w:latentStyles>
-  <w:style w:type="paragraph" w:default="1" w:styleId="Normal">
+  <w:style w:type="paragraph" w:styleId="Normal" w:default="1">
     <w:name w:val="Normal"/>
     <w:qFormat/>
+    <w:pPr>
+      <w:widowControl/>
+      <w:bidi w:val="0"/>
+      <w:spacing w:lineRule="auto" w:line="278" w:before="0" w:after="160"/>
+      <w:jc w:val="start"/>
+    </w:pPr>
+    <w:rPr>
+      <w:rFonts w:ascii="Aptos" w:hAnsi="Aptos" w:eastAsia="Aptos" w:cs="" w:asciiTheme="minorHAnsi" w:cstheme="minorBidi" w:eastAsiaTheme="minorHAnsi" w:hAnsiTheme="minorHAnsi"/>
+      <w:color w:val="auto"/>
+      <w:kern w:val="2"/>
+      <w:sz w:val="24"/>
+      <w:szCs w:val="24"/>
+      <w:lang w:val="es-ES" w:eastAsia="en-US" w:bidi="ar-SA"/>
+      <w14:ligatures w14:val="standardContextual"/>
+    </w:rPr>
   </w:style>
-  <w:style w:type="paragraph" w:styleId="Ttulo1">
+  <w:style w:type="paragraph" w:styleId="Heading1">
     <w:name w:val="heading 1"/>
     <w:basedOn w:val="Normal"/>
     <w:next w:val="Normal"/>
     <w:link w:val="Ttulo1Car"/>
     <w:uiPriority w:val="9"/>
     <w:qFormat/>
-    <w:rsid w:val="00D76F7F"/>
+    <w:rsid w:val="00d76f7f"/>
     <w:pPr>
-      <w:keepNext/>
+      <w:keepNext w:val="true"/>
       <w:keepLines/>
       <w:spacing w:before="360" w:after="80"/>
       <w:outlineLvl w:val="0"/>
     </w:pPr>
     <w:rPr>
-      <w:rFonts w:asciiTheme="majorHAnsi" w:eastAsiaTheme="majorEastAsia" w:hAnsiTheme="majorHAnsi" w:cstheme="majorBidi"/>
-      <w:color w:val="0F4761" w:themeColor="accent1" w:themeShade="BF"/>
+      <w:rFonts w:ascii="Aptos Display" w:hAnsi="Aptos Display" w:eastAsia="" w:cs="" w:asciiTheme="majorHAnsi" w:cstheme="majorBidi" w:eastAsiaTheme="majorEastAsia" w:hAnsiTheme="majorHAnsi"/>
+      <w:color w:themeColor="accent1" w:themeShade="bf" w:val="0F4761"/>
       <w:sz w:val="40"/>
       <w:szCs w:val="40"/>
     </w:rPr>
   </w:style>
-  <w:style w:type="paragraph" w:styleId="Ttulo2">
+  <w:style w:type="paragraph" w:styleId="Heading2">
     <w:name w:val="heading 2"/>
     <w:basedOn w:val="Normal"/>
     <w:next w:val="Normal"/>
@@ -2189,21 +3532,21 @@
     <w:semiHidden/>
     <w:unhideWhenUsed/>
     <w:qFormat/>
-    <w:rsid w:val="00D76F7F"/>
+    <w:rsid w:val="00d76f7f"/>
     <w:pPr>
-      <w:keepNext/>
+      <w:keepNext w:val="true"/>
       <w:keepLines/>
       <w:spacing w:before="160" w:after="80"/>
       <w:outlineLvl w:val="1"/>
     </w:pPr>
     <w:rPr>
-      <w:rFonts w:asciiTheme="majorHAnsi" w:eastAsiaTheme="majorEastAsia" w:hAnsiTheme="majorHAnsi" w:cstheme="majorBidi"/>
-      <w:color w:val="0F4761" w:themeColor="accent1" w:themeShade="BF"/>
+      <w:rFonts w:ascii="Aptos Display" w:hAnsi="Aptos Display" w:eastAsia="" w:cs="" w:asciiTheme="majorHAnsi" w:cstheme="majorBidi" w:eastAsiaTheme="majorEastAsia" w:hAnsiTheme="majorHAnsi"/>
+      <w:color w:themeColor="accent1" w:themeShade="bf" w:val="0F4761"/>
       <w:sz w:val="32"/>
       <w:szCs w:val="32"/>
     </w:rPr>
   </w:style>
-  <w:style w:type="paragraph" w:styleId="Ttulo3">
+  <w:style w:type="paragraph" w:styleId="Heading3">
     <w:name w:val="heading 3"/>
     <w:basedOn w:val="Normal"/>
     <w:next w:val="Normal"/>
@@ -2212,21 +3555,21 @@
     <w:semiHidden/>
     <w:unhideWhenUsed/>
     <w:qFormat/>
-    <w:rsid w:val="00D76F7F"/>
+    <w:rsid w:val="00d76f7f"/>
     <w:pPr>
-      <w:keepNext/>
+      <w:keepNext w:val="true"/>
       <w:keepLines/>
       <w:spacing w:before="160" w:after="80"/>
       <w:outlineLvl w:val="2"/>
     </w:pPr>
     <w:rPr>
-      <w:rFonts w:eastAsiaTheme="majorEastAsia" w:cstheme="majorBidi"/>
-      <w:color w:val="0F4761" w:themeColor="accent1" w:themeShade="BF"/>
+      <w:rFonts w:eastAsia="" w:cs="" w:cstheme="majorBidi" w:eastAsiaTheme="majorEastAsia"/>
+      <w:color w:themeColor="accent1" w:themeShade="bf" w:val="0F4761"/>
       <w:sz w:val="28"/>
       <w:szCs w:val="28"/>
     </w:rPr>
   </w:style>
-  <w:style w:type="paragraph" w:styleId="Ttulo4">
+  <w:style w:type="paragraph" w:styleId="Heading4">
     <w:name w:val="heading 4"/>
     <w:basedOn w:val="Normal"/>
     <w:next w:val="Normal"/>
@@ -2235,21 +3578,21 @@
     <w:semiHidden/>
     <w:unhideWhenUsed/>
     <w:qFormat/>
-    <w:rsid w:val="00D76F7F"/>
+    <w:rsid w:val="00d76f7f"/>
     <w:pPr>
-      <w:keepNext/>
+      <w:keepNext w:val="true"/>
       <w:keepLines/>
       <w:spacing w:before="80" w:after="40"/>
       <w:outlineLvl w:val="3"/>
     </w:pPr>
     <w:rPr>
-      <w:rFonts w:eastAsiaTheme="majorEastAsia" w:cstheme="majorBidi"/>
+      <w:rFonts w:eastAsia="" w:cs="" w:cstheme="majorBidi" w:eastAsiaTheme="majorEastAsia"/>
       <w:i/>
       <w:iCs/>
-      <w:color w:val="0F4761" w:themeColor="accent1" w:themeShade="BF"/>
+      <w:color w:themeColor="accent1" w:themeShade="bf" w:val="0F4761"/>
     </w:rPr>
   </w:style>
-  <w:style w:type="paragraph" w:styleId="Ttulo5">
+  <w:style w:type="paragraph" w:styleId="Heading5">
     <w:name w:val="heading 5"/>
     <w:basedOn w:val="Normal"/>
     <w:next w:val="Normal"/>
@@ -2258,19 +3601,19 @@
     <w:semiHidden/>
     <w:unhideWhenUsed/>
     <w:qFormat/>
-    <w:rsid w:val="00D76F7F"/>
+    <w:rsid w:val="00d76f7f"/>
     <w:pPr>
-      <w:keepNext/>
+      <w:keepNext w:val="true"/>
       <w:keepLines/>
       <w:spacing w:before="80" w:after="40"/>
       <w:outlineLvl w:val="4"/>
     </w:pPr>
     <w:rPr>
-      <w:rFonts w:eastAsiaTheme="majorEastAsia" w:cstheme="majorBidi"/>
-      <w:color w:val="0F4761" w:themeColor="accent1" w:themeShade="BF"/>
+      <w:rFonts w:eastAsia="" w:cs="" w:cstheme="majorBidi" w:eastAsiaTheme="majorEastAsia"/>
+      <w:color w:themeColor="accent1" w:themeShade="bf" w:val="0F4761"/>
     </w:rPr>
   </w:style>
-  <w:style w:type="paragraph" w:styleId="Ttulo6">
+  <w:style w:type="paragraph" w:styleId="Heading6">
     <w:name w:val="heading 6"/>
     <w:basedOn w:val="Normal"/>
     <w:next w:val="Normal"/>
@@ -2279,21 +3622,21 @@
     <w:semiHidden/>
     <w:unhideWhenUsed/>
     <w:qFormat/>
-    <w:rsid w:val="00D76F7F"/>
+    <w:rsid w:val="00d76f7f"/>
     <w:pPr>
-      <w:keepNext/>
+      <w:keepNext w:val="true"/>
       <w:keepLines/>
       <w:spacing w:before="40" w:after="0"/>
       <w:outlineLvl w:val="5"/>
     </w:pPr>
     <w:rPr>
-      <w:rFonts w:eastAsiaTheme="majorEastAsia" w:cstheme="majorBidi"/>
+      <w:rFonts w:eastAsia="" w:cs="" w:cstheme="majorBidi" w:eastAsiaTheme="majorEastAsia"/>
       <w:i/>
       <w:iCs/>
-      <w:color w:val="595959" w:themeColor="text1" w:themeTint="A6"/>
+      <w:color w:themeColor="text1" w:themeTint="a6" w:val="595959"/>
     </w:rPr>
   </w:style>
-  <w:style w:type="paragraph" w:styleId="Ttulo7">
+  <w:style w:type="paragraph" w:styleId="Heading7">
     <w:name w:val="heading 7"/>
     <w:basedOn w:val="Normal"/>
     <w:next w:val="Normal"/>
@@ -2302,19 +3645,19 @@
     <w:semiHidden/>
     <w:unhideWhenUsed/>
     <w:qFormat/>
-    <w:rsid w:val="00D76F7F"/>
+    <w:rsid w:val="00d76f7f"/>
     <w:pPr>
-      <w:keepNext/>
+      <w:keepNext w:val="true"/>
       <w:keepLines/>
       <w:spacing w:before="40" w:after="0"/>
       <w:outlineLvl w:val="6"/>
     </w:pPr>
     <w:rPr>
-      <w:rFonts w:eastAsiaTheme="majorEastAsia" w:cstheme="majorBidi"/>
-      <w:color w:val="595959" w:themeColor="text1" w:themeTint="A6"/>
+      <w:rFonts w:eastAsia="" w:cs="" w:cstheme="majorBidi" w:eastAsiaTheme="majorEastAsia"/>
+      <w:color w:themeColor="text1" w:themeTint="a6" w:val="595959"/>
     </w:rPr>
   </w:style>
-  <w:style w:type="paragraph" w:styleId="Ttulo8">
+  <w:style w:type="paragraph" w:styleId="Heading8">
     <w:name w:val="heading 8"/>
     <w:basedOn w:val="Normal"/>
     <w:next w:val="Normal"/>
@@ -2323,21 +3666,21 @@
     <w:semiHidden/>
     <w:unhideWhenUsed/>
     <w:qFormat/>
-    <w:rsid w:val="00D76F7F"/>
+    <w:rsid w:val="00d76f7f"/>
     <w:pPr>
-      <w:keepNext/>
+      <w:keepNext w:val="true"/>
       <w:keepLines/>
-      <w:spacing w:after="0"/>
+      <w:spacing w:before="0" w:after="0"/>
       <w:outlineLvl w:val="7"/>
     </w:pPr>
     <w:rPr>
-      <w:rFonts w:eastAsiaTheme="majorEastAsia" w:cstheme="majorBidi"/>
+      <w:rFonts w:eastAsia="" w:cs="" w:cstheme="majorBidi" w:eastAsiaTheme="majorEastAsia"/>
       <w:i/>
       <w:iCs/>
-      <w:color w:val="272727" w:themeColor="text1" w:themeTint="D8"/>
+      <w:color w:themeColor="text1" w:themeTint="d8" w:val="272727"/>
     </w:rPr>
   </w:style>
-  <w:style w:type="paragraph" w:styleId="Ttulo9">
+  <w:style w:type="paragraph" w:styleId="Heading9">
     <w:name w:val="heading 9"/>
     <w:basedOn w:val="Normal"/>
     <w:next w:val="Normal"/>
@@ -2346,22 +3689,390 @@
     <w:semiHidden/>
     <w:unhideWhenUsed/>
     <w:qFormat/>
-    <w:rsid w:val="00D76F7F"/>
+    <w:rsid w:val="00d76f7f"/>
     <w:pPr>
-      <w:keepNext/>
+      <w:keepNext w:val="true"/>
       <w:keepLines/>
-      <w:spacing w:after="0"/>
+      <w:spacing w:before="0" w:after="0"/>
       <w:outlineLvl w:val="8"/>
     </w:pPr>
     <w:rPr>
-      <w:rFonts w:eastAsiaTheme="majorEastAsia" w:cstheme="majorBidi"/>
-      <w:color w:val="272727" w:themeColor="text1" w:themeTint="D8"/>
+      <w:rFonts w:eastAsia="" w:cs="" w:cstheme="majorBidi" w:eastAsiaTheme="majorEastAsia"/>
+      <w:color w:themeColor="text1" w:themeTint="d8" w:val="272727"/>
     </w:rPr>
   </w:style>
-  <w:style w:type="character" w:default="1" w:styleId="Fuentedeprrafopredeter">
+  <w:style w:type="character" w:styleId="DefaultParagraphFont" w:default="1">
     <w:name w:val="Default Paragraph Font"/>
     <w:uiPriority w:val="1"/>
     <w:unhideWhenUsed/>
+    <w:qFormat/>
+    <w:rPr/>
+  </w:style>
+  <w:style w:type="character" w:styleId="Ttulo1Car" w:customStyle="1">
+    <w:name w:val="Título 1 Car"/>
+    <w:basedOn w:val="DefaultParagraphFont"/>
+    <w:link w:val="Heading1"/>
+    <w:uiPriority w:val="9"/>
+    <w:qFormat/>
+    <w:rsid w:val="00d76f7f"/>
+    <w:rPr>
+      <w:rFonts w:ascii="Aptos Display" w:hAnsi="Aptos Display" w:eastAsia="" w:cs="" w:asciiTheme="majorHAnsi" w:cstheme="majorBidi" w:eastAsiaTheme="majorEastAsia" w:hAnsiTheme="majorHAnsi"/>
+      <w:color w:themeColor="accent1" w:themeShade="bf" w:val="0F4761"/>
+      <w:sz w:val="40"/>
+      <w:szCs w:val="40"/>
+    </w:rPr>
+  </w:style>
+  <w:style w:type="character" w:styleId="Ttulo2Car" w:customStyle="1">
+    <w:name w:val="Título 2 Car"/>
+    <w:basedOn w:val="DefaultParagraphFont"/>
+    <w:link w:val="Heading2"/>
+    <w:uiPriority w:val="9"/>
+    <w:semiHidden/>
+    <w:qFormat/>
+    <w:rsid w:val="00d76f7f"/>
+    <w:rPr>
+      <w:rFonts w:ascii="Aptos Display" w:hAnsi="Aptos Display" w:eastAsia="" w:cs="" w:asciiTheme="majorHAnsi" w:cstheme="majorBidi" w:eastAsiaTheme="majorEastAsia" w:hAnsiTheme="majorHAnsi"/>
+      <w:color w:themeColor="accent1" w:themeShade="bf" w:val="0F4761"/>
+      <w:sz w:val="32"/>
+      <w:szCs w:val="32"/>
+    </w:rPr>
+  </w:style>
+  <w:style w:type="character" w:styleId="Ttulo3Car" w:customStyle="1">
+    <w:name w:val="Título 3 Car"/>
+    <w:basedOn w:val="DefaultParagraphFont"/>
+    <w:link w:val="Heading3"/>
+    <w:uiPriority w:val="9"/>
+    <w:semiHidden/>
+    <w:qFormat/>
+    <w:rsid w:val="00d76f7f"/>
+    <w:rPr>
+      <w:rFonts w:eastAsia="" w:cs="" w:cstheme="majorBidi" w:eastAsiaTheme="majorEastAsia"/>
+      <w:color w:themeColor="accent1" w:themeShade="bf" w:val="0F4761"/>
+      <w:sz w:val="28"/>
+      <w:szCs w:val="28"/>
+    </w:rPr>
+  </w:style>
+  <w:style w:type="character" w:styleId="Ttulo4Car" w:customStyle="1">
+    <w:name w:val="Título 4 Car"/>
+    <w:basedOn w:val="DefaultParagraphFont"/>
+    <w:link w:val="Heading4"/>
+    <w:uiPriority w:val="9"/>
+    <w:semiHidden/>
+    <w:qFormat/>
+    <w:rsid w:val="00d76f7f"/>
+    <w:rPr>
+      <w:rFonts w:eastAsia="" w:cs="" w:cstheme="majorBidi" w:eastAsiaTheme="majorEastAsia"/>
+      <w:i/>
+      <w:iCs/>
+      <w:color w:themeColor="accent1" w:themeShade="bf" w:val="0F4761"/>
+    </w:rPr>
+  </w:style>
+  <w:style w:type="character" w:styleId="Ttulo5Car" w:customStyle="1">
+    <w:name w:val="Título 5 Car"/>
+    <w:basedOn w:val="DefaultParagraphFont"/>
+    <w:link w:val="Heading5"/>
+    <w:uiPriority w:val="9"/>
+    <w:semiHidden/>
+    <w:qFormat/>
+    <w:rsid w:val="00d76f7f"/>
+    <w:rPr>
+      <w:rFonts w:eastAsia="" w:cs="" w:cstheme="majorBidi" w:eastAsiaTheme="majorEastAsia"/>
+      <w:color w:themeColor="accent1" w:themeShade="bf" w:val="0F4761"/>
+    </w:rPr>
+  </w:style>
+  <w:style w:type="character" w:styleId="Ttulo6Car" w:customStyle="1">
+    <w:name w:val="Título 6 Car"/>
+    <w:basedOn w:val="DefaultParagraphFont"/>
+    <w:link w:val="Heading6"/>
+    <w:uiPriority w:val="9"/>
+    <w:semiHidden/>
+    <w:qFormat/>
+    <w:rsid w:val="00d76f7f"/>
+    <w:rPr>
+      <w:rFonts w:eastAsia="" w:cs="" w:cstheme="majorBidi" w:eastAsiaTheme="majorEastAsia"/>
+      <w:i/>
+      <w:iCs/>
+      <w:color w:themeColor="text1" w:themeTint="a6" w:val="595959"/>
+    </w:rPr>
+  </w:style>
+  <w:style w:type="character" w:styleId="Ttulo7Car" w:customStyle="1">
+    <w:name w:val="Título 7 Car"/>
+    <w:basedOn w:val="DefaultParagraphFont"/>
+    <w:link w:val="Heading7"/>
+    <w:uiPriority w:val="9"/>
+    <w:semiHidden/>
+    <w:qFormat/>
+    <w:rsid w:val="00d76f7f"/>
+    <w:rPr>
+      <w:rFonts w:eastAsia="" w:cs="" w:cstheme="majorBidi" w:eastAsiaTheme="majorEastAsia"/>
+      <w:color w:themeColor="text1" w:themeTint="a6" w:val="595959"/>
+    </w:rPr>
+  </w:style>
+  <w:style w:type="character" w:styleId="Ttulo8Car" w:customStyle="1">
+    <w:name w:val="Título 8 Car"/>
+    <w:basedOn w:val="DefaultParagraphFont"/>
+    <w:link w:val="Heading8"/>
+    <w:uiPriority w:val="9"/>
+    <w:semiHidden/>
+    <w:qFormat/>
+    <w:rsid w:val="00d76f7f"/>
+    <w:rPr>
+      <w:rFonts w:eastAsia="" w:cs="" w:cstheme="majorBidi" w:eastAsiaTheme="majorEastAsia"/>
+      <w:i/>
+      <w:iCs/>
+      <w:color w:themeColor="text1" w:themeTint="d8" w:val="272727"/>
+    </w:rPr>
+  </w:style>
+  <w:style w:type="character" w:styleId="Ttulo9Car" w:customStyle="1">
+    <w:name w:val="Título 9 Car"/>
+    <w:basedOn w:val="DefaultParagraphFont"/>
+    <w:link w:val="Heading9"/>
+    <w:uiPriority w:val="9"/>
+    <w:semiHidden/>
+    <w:qFormat/>
+    <w:rsid w:val="00d76f7f"/>
+    <w:rPr>
+      <w:rFonts w:eastAsia="" w:cs="" w:cstheme="majorBidi" w:eastAsiaTheme="majorEastAsia"/>
+      <w:color w:themeColor="text1" w:themeTint="d8" w:val="272727"/>
+    </w:rPr>
+  </w:style>
+  <w:style w:type="character" w:styleId="TtuloCar" w:customStyle="1">
+    <w:name w:val="Título Car"/>
+    <w:basedOn w:val="DefaultParagraphFont"/>
+    <w:link w:val="Title"/>
+    <w:uiPriority w:val="10"/>
+    <w:qFormat/>
+    <w:rsid w:val="00d76f7f"/>
+    <w:rPr>
+      <w:rFonts w:ascii="Aptos Display" w:hAnsi="Aptos Display" w:eastAsia="" w:cs="" w:asciiTheme="majorHAnsi" w:cstheme="majorBidi" w:eastAsiaTheme="majorEastAsia" w:hAnsiTheme="majorHAnsi"/>
+      <w:spacing w:val="-10"/>
+      <w:kern w:val="2"/>
+      <w:sz w:val="56"/>
+      <w:szCs w:val="56"/>
+    </w:rPr>
+  </w:style>
+  <w:style w:type="character" w:styleId="SubttuloCar" w:customStyle="1">
+    <w:name w:val="Subtítulo Car"/>
+    <w:basedOn w:val="DefaultParagraphFont"/>
+    <w:link w:val="Subtitle"/>
+    <w:uiPriority w:val="11"/>
+    <w:qFormat/>
+    <w:rsid w:val="00d76f7f"/>
+    <w:rPr>
+      <w:rFonts w:eastAsia="" w:cs="" w:cstheme="majorBidi" w:eastAsiaTheme="majorEastAsia"/>
+      <w:color w:themeColor="text1" w:themeTint="a6" w:val="595959"/>
+      <w:spacing w:val="15"/>
+      <w:sz w:val="28"/>
+      <w:szCs w:val="28"/>
+    </w:rPr>
+  </w:style>
+  <w:style w:type="character" w:styleId="CitaCar" w:customStyle="1">
+    <w:name w:val="Cita Car"/>
+    <w:basedOn w:val="DefaultParagraphFont"/>
+    <w:link w:val="Quote"/>
+    <w:uiPriority w:val="29"/>
+    <w:qFormat/>
+    <w:rsid w:val="00d76f7f"/>
+    <w:rPr>
+      <w:i/>
+      <w:iCs/>
+      <w:color w:themeColor="text1" w:themeTint="bf" w:val="404040"/>
+    </w:rPr>
+  </w:style>
+  <w:style w:type="character" w:styleId="IntenseEmphasis">
+    <w:name w:val="Intense Emphasis"/>
+    <w:basedOn w:val="DefaultParagraphFont"/>
+    <w:uiPriority w:val="21"/>
+    <w:qFormat/>
+    <w:rsid w:val="00d76f7f"/>
+    <w:rPr>
+      <w:i/>
+      <w:iCs/>
+      <w:color w:themeColor="accent1" w:themeShade="bf" w:val="0F4761"/>
+    </w:rPr>
+  </w:style>
+  <w:style w:type="character" w:styleId="CitadestacadaCar" w:customStyle="1">
+    <w:name w:val="Cita destacada Car"/>
+    <w:basedOn w:val="DefaultParagraphFont"/>
+    <w:link w:val="IntenseQuote"/>
+    <w:uiPriority w:val="30"/>
+    <w:qFormat/>
+    <w:rsid w:val="00d76f7f"/>
+    <w:rPr>
+      <w:i/>
+      <w:iCs/>
+      <w:color w:themeColor="accent1" w:themeShade="bf" w:val="0F4761"/>
+    </w:rPr>
+  </w:style>
+  <w:style w:type="character" w:styleId="IntenseReference">
+    <w:name w:val="Intense Reference"/>
+    <w:basedOn w:val="DefaultParagraphFont"/>
+    <w:uiPriority w:val="32"/>
+    <w:qFormat/>
+    <w:rsid w:val="00d76f7f"/>
+    <w:rPr>
+      <w:b/>
+      <w:bCs/>
+      <w:smallCaps/>
+      <w:color w:themeColor="accent1" w:themeShade="bf" w:val="0F4761"/>
+      <w:spacing w:val="5"/>
+    </w:rPr>
+  </w:style>
+  <w:style w:type="paragraph" w:styleId="Heading">
+    <w:name w:val="Heading"/>
+    <w:basedOn w:val="Normal"/>
+    <w:next w:val="BodyText"/>
+    <w:qFormat/>
+    <w:pPr>
+      <w:keepNext w:val="true"/>
+      <w:spacing w:before="240" w:after="120"/>
+    </w:pPr>
+    <w:rPr>
+      <w:rFonts w:ascii="Liberation Sans" w:hAnsi="Liberation Sans" w:eastAsia="Noto Sans CJK SC" w:cs="Noto Sans Devanagari"/>
+      <w:sz w:val="28"/>
+      <w:szCs w:val="28"/>
+    </w:rPr>
+  </w:style>
+  <w:style w:type="paragraph" w:styleId="BodyText">
+    <w:name w:val="Body Text"/>
+    <w:basedOn w:val="Normal"/>
+    <w:pPr>
+      <w:spacing w:lineRule="auto" w:line="276" w:before="0" w:after="140"/>
+    </w:pPr>
+    <w:rPr/>
+  </w:style>
+  <w:style w:type="paragraph" w:styleId="List">
+    <w:name w:val="List"/>
+    <w:basedOn w:val="BodyText"/>
+    <w:pPr/>
+    <w:rPr>
+      <w:rFonts w:cs="Noto Sans Devanagari"/>
+    </w:rPr>
+  </w:style>
+  <w:style w:type="paragraph" w:styleId="Caption">
+    <w:name w:val="caption"/>
+    <w:basedOn w:val="Normal"/>
+    <w:qFormat/>
+    <w:pPr>
+      <w:suppressLineNumbers/>
+      <w:spacing w:before="120" w:after="120"/>
+    </w:pPr>
+    <w:rPr>
+      <w:rFonts w:cs="Noto Sans Devanagari"/>
+      <w:i/>
+      <w:iCs/>
+      <w:sz w:val="24"/>
+      <w:szCs w:val="24"/>
+    </w:rPr>
+  </w:style>
+  <w:style w:type="paragraph" w:styleId="Index">
+    <w:name w:val="Index"/>
+    <w:basedOn w:val="Normal"/>
+    <w:qFormat/>
+    <w:pPr>
+      <w:suppressLineNumbers/>
+    </w:pPr>
+    <w:rPr>
+      <w:rFonts w:cs="Noto Sans Devanagari"/>
+    </w:rPr>
+  </w:style>
+  <w:style w:type="paragraph" w:styleId="Title">
+    <w:name w:val="Title"/>
+    <w:basedOn w:val="Normal"/>
+    <w:next w:val="Normal"/>
+    <w:link w:val="TtuloCar"/>
+    <w:uiPriority w:val="10"/>
+    <w:qFormat/>
+    <w:rsid w:val="00d76f7f"/>
+    <w:pPr>
+      <w:spacing w:lineRule="auto" w:line="240" w:before="0" w:after="80"/>
+      <w:contextualSpacing/>
+    </w:pPr>
+    <w:rPr>
+      <w:rFonts w:ascii="Aptos Display" w:hAnsi="Aptos Display" w:eastAsia="" w:cs="" w:asciiTheme="majorHAnsi" w:cstheme="majorBidi" w:eastAsiaTheme="majorEastAsia" w:hAnsiTheme="majorHAnsi"/>
+      <w:spacing w:val="-10"/>
+      <w:kern w:val="2"/>
+      <w:sz w:val="56"/>
+      <w:szCs w:val="56"/>
+    </w:rPr>
+  </w:style>
+  <w:style w:type="paragraph" w:styleId="Subtitle">
+    <w:name w:val="Subtitle"/>
+    <w:basedOn w:val="Normal"/>
+    <w:next w:val="Normal"/>
+    <w:link w:val="SubttuloCar"/>
+    <w:uiPriority w:val="11"/>
+    <w:qFormat/>
+    <w:rsid w:val="00d76f7f"/>
+    <w:pPr/>
+    <w:rPr>
+      <w:rFonts w:eastAsia="" w:cs="" w:cstheme="majorBidi" w:eastAsiaTheme="majorEastAsia"/>
+      <w:color w:themeColor="text1" w:themeTint="a6" w:val="595959"/>
+      <w:spacing w:val="15"/>
+      <w:sz w:val="28"/>
+      <w:szCs w:val="28"/>
+    </w:rPr>
+  </w:style>
+  <w:style w:type="paragraph" w:styleId="Quote">
+    <w:name w:val="Quote"/>
+    <w:basedOn w:val="Normal"/>
+    <w:next w:val="Normal"/>
+    <w:link w:val="CitaCar"/>
+    <w:uiPriority w:val="29"/>
+    <w:qFormat/>
+    <w:rsid w:val="00d76f7f"/>
+    <w:pPr>
+      <w:spacing w:before="160" w:after="160"/>
+      <w:jc w:val="center"/>
+    </w:pPr>
+    <w:rPr>
+      <w:i/>
+      <w:iCs/>
+      <w:color w:themeColor="text1" w:themeTint="bf" w:val="404040"/>
+    </w:rPr>
+  </w:style>
+  <w:style w:type="paragraph" w:styleId="ListParagraph">
+    <w:name w:val="List Paragraph"/>
+    <w:basedOn w:val="Normal"/>
+    <w:uiPriority w:val="34"/>
+    <w:qFormat/>
+    <w:rsid w:val="00d76f7f"/>
+    <w:pPr>
+      <w:spacing w:before="0" w:after="160"/>
+      <w:ind w:start="720"/>
+      <w:contextualSpacing/>
+    </w:pPr>
+    <w:rPr/>
+  </w:style>
+  <w:style w:type="paragraph" w:styleId="IntenseQuote">
+    <w:name w:val="Intense Quote"/>
+    <w:basedOn w:val="Normal"/>
+    <w:next w:val="Normal"/>
+    <w:link w:val="CitadestacadaCar"/>
+    <w:uiPriority w:val="30"/>
+    <w:qFormat/>
+    <w:rsid w:val="00d76f7f"/>
+    <w:pPr>
+      <w:pBdr>
+        <w:top w:val="single" w:sz="4" w:space="10" w:color="0F4761" w:themeColor="accent1" w:themeShade="bf"/>
+        <w:bottom w:val="single" w:sz="4" w:space="10" w:color="0F4761" w:themeColor="accent1" w:themeShade="bf"/>
+      </w:pBdr>
+      <w:spacing w:before="360" w:after="360"/>
+      <w:ind w:start="864" w:end="864"/>
+      <w:jc w:val="center"/>
+    </w:pPr>
+    <w:rPr>
+      <w:i/>
+      <w:iCs/>
+      <w:color w:themeColor="accent1" w:themeShade="bf" w:val="0F4761"/>
+    </w:rPr>
+  </w:style>
+  <w:style w:type="numbering" w:styleId="NoList" w:default="1">
+    <w:name w:val="No List"/>
+    <w:uiPriority w:val="99"/>
+    <w:semiHidden/>
+    <w:unhideWhenUsed/>
+    <w:qFormat/>
   </w:style>
   <w:style w:type="table" w:default="1" w:styleId="Tablanormal">
     <w:name w:val="Normal Table"/>
@@ -2369,7 +4080,6 @@
     <w:semiHidden/>
     <w:unhideWhenUsed/>
     <w:tblPr>
-      <w:tblInd w:w="0" w:type="dxa"/>
       <w:tblCellMar>
         <w:top w:w="0" w:type="dxa"/>
         <w:left w:w="108" w:type="dxa"/>
@@ -2378,318 +4088,22 @@
       </w:tblCellMar>
     </w:tblPr>
   </w:style>
-  <w:style w:type="numbering" w:default="1" w:styleId="Sinlista">
-    <w:name w:val="No List"/>
-    <w:uiPriority w:val="99"/>
-    <w:semiHidden/>
-    <w:unhideWhenUsed/>
-  </w:style>
-  <w:style w:type="character" w:customStyle="1" w:styleId="Ttulo1Car">
-    <w:name w:val="Título 1 Car"/>
-    <w:basedOn w:val="Fuentedeprrafopredeter"/>
-    <w:link w:val="Ttulo1"/>
-    <w:uiPriority w:val="9"/>
-    <w:rsid w:val="00D76F7F"/>
-    <w:rPr>
-      <w:rFonts w:asciiTheme="majorHAnsi" w:eastAsiaTheme="majorEastAsia" w:hAnsiTheme="majorHAnsi" w:cstheme="majorBidi"/>
-      <w:color w:val="0F4761" w:themeColor="accent1" w:themeShade="BF"/>
-      <w:sz w:val="40"/>
-      <w:szCs w:val="40"/>
-    </w:rPr>
-  </w:style>
-  <w:style w:type="character" w:customStyle="1" w:styleId="Ttulo2Car">
-    <w:name w:val="Título 2 Car"/>
-    <w:basedOn w:val="Fuentedeprrafopredeter"/>
-    <w:link w:val="Ttulo2"/>
-    <w:uiPriority w:val="9"/>
-    <w:semiHidden/>
-    <w:rsid w:val="00D76F7F"/>
-    <w:rPr>
-      <w:rFonts w:asciiTheme="majorHAnsi" w:eastAsiaTheme="majorEastAsia" w:hAnsiTheme="majorHAnsi" w:cstheme="majorBidi"/>
-      <w:color w:val="0F4761" w:themeColor="accent1" w:themeShade="BF"/>
-      <w:sz w:val="32"/>
-      <w:szCs w:val="32"/>
-    </w:rPr>
-  </w:style>
-  <w:style w:type="character" w:customStyle="1" w:styleId="Ttulo3Car">
-    <w:name w:val="Título 3 Car"/>
-    <w:basedOn w:val="Fuentedeprrafopredeter"/>
-    <w:link w:val="Ttulo3"/>
-    <w:uiPriority w:val="9"/>
-    <w:semiHidden/>
-    <w:rsid w:val="00D76F7F"/>
-    <w:rPr>
-      <w:rFonts w:eastAsiaTheme="majorEastAsia" w:cstheme="majorBidi"/>
-      <w:color w:val="0F4761" w:themeColor="accent1" w:themeShade="BF"/>
-      <w:sz w:val="28"/>
-      <w:szCs w:val="28"/>
-    </w:rPr>
-  </w:style>
-  <w:style w:type="character" w:customStyle="1" w:styleId="Ttulo4Car">
-    <w:name w:val="Título 4 Car"/>
-    <w:basedOn w:val="Fuentedeprrafopredeter"/>
-    <w:link w:val="Ttulo4"/>
-    <w:uiPriority w:val="9"/>
-    <w:semiHidden/>
-    <w:rsid w:val="00D76F7F"/>
-    <w:rPr>
-      <w:rFonts w:eastAsiaTheme="majorEastAsia" w:cstheme="majorBidi"/>
-      <w:i/>
-      <w:iCs/>
-      <w:color w:val="0F4761" w:themeColor="accent1" w:themeShade="BF"/>
-    </w:rPr>
-  </w:style>
-  <w:style w:type="character" w:customStyle="1" w:styleId="Ttulo5Car">
-    <w:name w:val="Título 5 Car"/>
-    <w:basedOn w:val="Fuentedeprrafopredeter"/>
-    <w:link w:val="Ttulo5"/>
-    <w:uiPriority w:val="9"/>
-    <w:semiHidden/>
-    <w:rsid w:val="00D76F7F"/>
-    <w:rPr>
-      <w:rFonts w:eastAsiaTheme="majorEastAsia" w:cstheme="majorBidi"/>
-      <w:color w:val="0F4761" w:themeColor="accent1" w:themeShade="BF"/>
-    </w:rPr>
-  </w:style>
-  <w:style w:type="character" w:customStyle="1" w:styleId="Ttulo6Car">
-    <w:name w:val="Título 6 Car"/>
-    <w:basedOn w:val="Fuentedeprrafopredeter"/>
-    <w:link w:val="Ttulo6"/>
-    <w:uiPriority w:val="9"/>
-    <w:semiHidden/>
-    <w:rsid w:val="00D76F7F"/>
-    <w:rPr>
-      <w:rFonts w:eastAsiaTheme="majorEastAsia" w:cstheme="majorBidi"/>
-      <w:i/>
-      <w:iCs/>
-      <w:color w:val="595959" w:themeColor="text1" w:themeTint="A6"/>
-    </w:rPr>
-  </w:style>
-  <w:style w:type="character" w:customStyle="1" w:styleId="Ttulo7Car">
-    <w:name w:val="Título 7 Car"/>
-    <w:basedOn w:val="Fuentedeprrafopredeter"/>
-    <w:link w:val="Ttulo7"/>
-    <w:uiPriority w:val="9"/>
-    <w:semiHidden/>
-    <w:rsid w:val="00D76F7F"/>
-    <w:rPr>
-      <w:rFonts w:eastAsiaTheme="majorEastAsia" w:cstheme="majorBidi"/>
-      <w:color w:val="595959" w:themeColor="text1" w:themeTint="A6"/>
-    </w:rPr>
-  </w:style>
-  <w:style w:type="character" w:customStyle="1" w:styleId="Ttulo8Car">
-    <w:name w:val="Título 8 Car"/>
-    <w:basedOn w:val="Fuentedeprrafopredeter"/>
-    <w:link w:val="Ttulo8"/>
-    <w:uiPriority w:val="9"/>
-    <w:semiHidden/>
-    <w:rsid w:val="00D76F7F"/>
-    <w:rPr>
-      <w:rFonts w:eastAsiaTheme="majorEastAsia" w:cstheme="majorBidi"/>
-      <w:i/>
-      <w:iCs/>
-      <w:color w:val="272727" w:themeColor="text1" w:themeTint="D8"/>
-    </w:rPr>
-  </w:style>
-  <w:style w:type="character" w:customStyle="1" w:styleId="Ttulo9Car">
-    <w:name w:val="Título 9 Car"/>
-    <w:basedOn w:val="Fuentedeprrafopredeter"/>
-    <w:link w:val="Ttulo9"/>
-    <w:uiPriority w:val="9"/>
-    <w:semiHidden/>
-    <w:rsid w:val="00D76F7F"/>
-    <w:rPr>
-      <w:rFonts w:eastAsiaTheme="majorEastAsia" w:cstheme="majorBidi"/>
-      <w:color w:val="272727" w:themeColor="text1" w:themeTint="D8"/>
-    </w:rPr>
-  </w:style>
-  <w:style w:type="paragraph" w:styleId="Ttulo">
-    <w:name w:val="Title"/>
-    <w:basedOn w:val="Normal"/>
-    <w:next w:val="Normal"/>
-    <w:link w:val="TtuloCar"/>
-    <w:uiPriority w:val="10"/>
-    <w:qFormat/>
-    <w:rsid w:val="00D76F7F"/>
-    <w:pPr>
-      <w:spacing w:after="80" w:line="240" w:lineRule="auto"/>
-      <w:contextualSpacing/>
-    </w:pPr>
-    <w:rPr>
-      <w:rFonts w:asciiTheme="majorHAnsi" w:eastAsiaTheme="majorEastAsia" w:hAnsiTheme="majorHAnsi" w:cstheme="majorBidi"/>
-      <w:spacing w:val="-10"/>
-      <w:kern w:val="28"/>
-      <w:sz w:val="56"/>
-      <w:szCs w:val="56"/>
-    </w:rPr>
-  </w:style>
-  <w:style w:type="character" w:customStyle="1" w:styleId="TtuloCar">
-    <w:name w:val="Título Car"/>
-    <w:basedOn w:val="Fuentedeprrafopredeter"/>
-    <w:link w:val="Ttulo"/>
-    <w:uiPriority w:val="10"/>
-    <w:rsid w:val="00D76F7F"/>
-    <w:rPr>
-      <w:rFonts w:asciiTheme="majorHAnsi" w:eastAsiaTheme="majorEastAsia" w:hAnsiTheme="majorHAnsi" w:cstheme="majorBidi"/>
-      <w:spacing w:val="-10"/>
-      <w:kern w:val="28"/>
-      <w:sz w:val="56"/>
-      <w:szCs w:val="56"/>
-    </w:rPr>
-  </w:style>
-  <w:style w:type="paragraph" w:styleId="Subttulo">
-    <w:name w:val="Subtitle"/>
-    <w:basedOn w:val="Normal"/>
-    <w:next w:val="Normal"/>
-    <w:link w:val="SubttuloCar"/>
-    <w:uiPriority w:val="11"/>
-    <w:qFormat/>
-    <w:rsid w:val="00D76F7F"/>
-    <w:pPr>
-      <w:numPr>
-        <w:ilvl w:val="1"/>
-      </w:numPr>
-    </w:pPr>
-    <w:rPr>
-      <w:rFonts w:eastAsiaTheme="majorEastAsia" w:cstheme="majorBidi"/>
-      <w:color w:val="595959" w:themeColor="text1" w:themeTint="A6"/>
-      <w:spacing w:val="15"/>
-      <w:sz w:val="28"/>
-      <w:szCs w:val="28"/>
-    </w:rPr>
-  </w:style>
-  <w:style w:type="character" w:customStyle="1" w:styleId="SubttuloCar">
-    <w:name w:val="Subtítulo Car"/>
-    <w:basedOn w:val="Fuentedeprrafopredeter"/>
-    <w:link w:val="Subttulo"/>
-    <w:uiPriority w:val="11"/>
-    <w:rsid w:val="00D76F7F"/>
-    <w:rPr>
-      <w:rFonts w:eastAsiaTheme="majorEastAsia" w:cstheme="majorBidi"/>
-      <w:color w:val="595959" w:themeColor="text1" w:themeTint="A6"/>
-      <w:spacing w:val="15"/>
-      <w:sz w:val="28"/>
-      <w:szCs w:val="28"/>
-    </w:rPr>
-  </w:style>
-  <w:style w:type="paragraph" w:styleId="Cita">
-    <w:name w:val="Quote"/>
-    <w:basedOn w:val="Normal"/>
-    <w:next w:val="Normal"/>
-    <w:link w:val="CitaCar"/>
-    <w:uiPriority w:val="29"/>
-    <w:qFormat/>
-    <w:rsid w:val="00D76F7F"/>
-    <w:pPr>
-      <w:spacing w:before="160"/>
-      <w:jc w:val="center"/>
-    </w:pPr>
-    <w:rPr>
-      <w:i/>
-      <w:iCs/>
-      <w:color w:val="404040" w:themeColor="text1" w:themeTint="BF"/>
-    </w:rPr>
-  </w:style>
-  <w:style w:type="character" w:customStyle="1" w:styleId="CitaCar">
-    <w:name w:val="Cita Car"/>
-    <w:basedOn w:val="Fuentedeprrafopredeter"/>
-    <w:link w:val="Cita"/>
-    <w:uiPriority w:val="29"/>
-    <w:rsid w:val="00D76F7F"/>
-    <w:rPr>
-      <w:i/>
-      <w:iCs/>
-      <w:color w:val="404040" w:themeColor="text1" w:themeTint="BF"/>
-    </w:rPr>
-  </w:style>
-  <w:style w:type="paragraph" w:styleId="Prrafodelista">
-    <w:name w:val="List Paragraph"/>
-    <w:basedOn w:val="Normal"/>
-    <w:uiPriority w:val="34"/>
-    <w:qFormat/>
-    <w:rsid w:val="00D76F7F"/>
-    <w:pPr>
-      <w:ind w:left="720"/>
-      <w:contextualSpacing/>
-    </w:pPr>
-  </w:style>
-  <w:style w:type="character" w:styleId="nfasisintenso">
-    <w:name w:val="Intense Emphasis"/>
-    <w:basedOn w:val="Fuentedeprrafopredeter"/>
-    <w:uiPriority w:val="21"/>
-    <w:qFormat/>
-    <w:rsid w:val="00D76F7F"/>
-    <w:rPr>
-      <w:i/>
-      <w:iCs/>
-      <w:color w:val="0F4761" w:themeColor="accent1" w:themeShade="BF"/>
-    </w:rPr>
-  </w:style>
-  <w:style w:type="paragraph" w:styleId="Citadestacada">
-    <w:name w:val="Intense Quote"/>
-    <w:basedOn w:val="Normal"/>
-    <w:next w:val="Normal"/>
-    <w:link w:val="CitadestacadaCar"/>
-    <w:uiPriority w:val="30"/>
-    <w:qFormat/>
-    <w:rsid w:val="00D76F7F"/>
-    <w:pPr>
-      <w:pBdr>
-        <w:top w:val="single" w:sz="4" w:space="10" w:color="0F4761" w:themeColor="accent1" w:themeShade="BF"/>
-        <w:bottom w:val="single" w:sz="4" w:space="10" w:color="0F4761" w:themeColor="accent1" w:themeShade="BF"/>
-      </w:pBdr>
-      <w:spacing w:before="360" w:after="360"/>
-      <w:ind w:left="864" w:right="864"/>
-      <w:jc w:val="center"/>
-    </w:pPr>
-    <w:rPr>
-      <w:i/>
-      <w:iCs/>
-      <w:color w:val="0F4761" w:themeColor="accent1" w:themeShade="BF"/>
-    </w:rPr>
-  </w:style>
-  <w:style w:type="character" w:customStyle="1" w:styleId="CitadestacadaCar">
-    <w:name w:val="Cita destacada Car"/>
-    <w:basedOn w:val="Fuentedeprrafopredeter"/>
-    <w:link w:val="Citadestacada"/>
-    <w:uiPriority w:val="30"/>
-    <w:rsid w:val="00D76F7F"/>
-    <w:rPr>
-      <w:i/>
-      <w:iCs/>
-      <w:color w:val="0F4761" w:themeColor="accent1" w:themeShade="BF"/>
-    </w:rPr>
-  </w:style>
-  <w:style w:type="character" w:styleId="Referenciaintensa">
-    <w:name w:val="Intense Reference"/>
-    <w:basedOn w:val="Fuentedeprrafopredeter"/>
-    <w:uiPriority w:val="32"/>
-    <w:qFormat/>
-    <w:rsid w:val="00D76F7F"/>
-    <w:rPr>
-      <w:b/>
-      <w:bCs/>
-      <w:smallCaps/>
-      <w:color w:val="0F4761" w:themeColor="accent1" w:themeShade="BF"/>
-      <w:spacing w:val="5"/>
-    </w:rPr>
-  </w:style>
   <w:style w:type="table" w:styleId="Tablaconcuadrcula">
     <w:name w:val="Table Grid"/>
     <w:basedOn w:val="Tablanormal"/>
     <w:uiPriority w:val="39"/>
-    <w:rsid w:val="00B16ED4"/>
+    <w:rsid w:val="00b16ed4"/>
     <w:pPr>
       <w:spacing w:after="0" w:line="240" w:lineRule="auto"/>
     </w:pPr>
     <w:tblPr>
       <w:tblBorders>
-        <w:top w:val="single" w:sz="4" w:space="0" w:color="auto"/>
-        <w:left w:val="single" w:sz="4" w:space="0" w:color="auto"/>
-        <w:bottom w:val="single" w:sz="4" w:space="0" w:color="auto"/>
-        <w:right w:val="single" w:sz="4" w:space="0" w:color="auto"/>
-        <w:insideH w:val="single" w:sz="4" w:space="0" w:color="auto"/>
-        <w:insideV w:val="single" w:sz="4" w:space="0" w:color="auto"/>
+        <w:top w:val="single" w:color="auto" w:sz="4" w:space="0"/>
+        <w:left w:val="single" w:color="auto" w:sz="4" w:space="0"/>
+        <w:bottom w:val="single" w:color="auto" w:sz="4" w:space="0"/>
+        <w:right w:val="single" w:color="auto" w:sz="4" w:space="0"/>
+        <w:insideH w:val="single" w:color="auto" w:sz="4" w:space="0"/>
+        <w:insideV w:val="single" w:color="auto" w:sz="4" w:space="0"/>
       </w:tblBorders>
     </w:tblPr>
   </w:style>
@@ -2697,14 +4111,14 @@
 </file>
 
 <file path=word/theme/theme1.xml><?xml version="1.0" encoding="utf-8"?>
-<a:theme xmlns:a="http://schemas.openxmlformats.org/drawingml/2006/main" name="Tema de Office">
+<a:theme xmlns:a="http://schemas.openxmlformats.org/drawingml/2006/main" xmlns:r="http://schemas.openxmlformats.org/officeDocument/2006/relationships" name="Tema de Office">
   <a:themeElements>
     <a:clrScheme name="Office">
       <a:dk1>
-        <a:sysClr val="windowText" lastClr="000000"/>
+        <a:srgbClr val="000000"/>
       </a:dk1>
       <a:lt1>
-        <a:sysClr val="window" lastClr="FFFFFF"/>
+        <a:srgbClr val="FFFFFF"/>
       </a:lt1>
       <a:dk2>
         <a:srgbClr val="0E2841"/>
@@ -2739,153 +4153,55 @@
     </a:clrScheme>
     <a:fontScheme name="Office">
       <a:majorFont>
-        <a:latin typeface="Aptos Display" panose="02110004020202020204"/>
+        <a:latin typeface="Aptos Display" panose="02110004020202020204" pitchFamily="0" charset="1"/>
         <a:ea typeface=""/>
         <a:cs typeface=""/>
-        <a:font script="Jpan" typeface="游ゴシック Light"/>
-        <a:font script="Hang" typeface="맑은 고딕"/>
-        <a:font script="Hans" typeface="等线 Light"/>
-        <a:font script="Hant" typeface="新細明體"/>
-        <a:font script="Arab" typeface="Times New Roman"/>
-        <a:font script="Hebr" typeface="Times New Roman"/>
-        <a:font script="Thai" typeface="Angsana New"/>
-        <a:font script="Ethi" typeface="Nyala"/>
-        <a:font script="Beng" typeface="Vrinda"/>
-        <a:font script="Gujr" typeface="Shruti"/>
-        <a:font script="Khmr" typeface="MoolBoran"/>
-        <a:font script="Knda" typeface="Tunga"/>
-        <a:font script="Guru" typeface="Raavi"/>
-        <a:font script="Cans" typeface="Euphemia"/>
-        <a:font script="Cher" typeface="Plantagenet Cherokee"/>
-        <a:font script="Yiii" typeface="Microsoft Yi Baiti"/>
-        <a:font script="Tibt" typeface="Microsoft Himalaya"/>
-        <a:font script="Thaa" typeface="MV Boli"/>
-        <a:font script="Deva" typeface="Mangal"/>
-        <a:font script="Telu" typeface="Gautami"/>
-        <a:font script="Taml" typeface="Latha"/>
-        <a:font script="Syrc" typeface="Estrangelo Edessa"/>
-        <a:font script="Orya" typeface="Kalinga"/>
-        <a:font script="Mlym" typeface="Kartika"/>
-        <a:font script="Laoo" typeface="DokChampa"/>
-        <a:font script="Sinh" typeface="Iskoola Pota"/>
-        <a:font script="Mong" typeface="Mongolian Baiti"/>
-        <a:font script="Viet" typeface="Times New Roman"/>
-        <a:font script="Uigh" typeface="Microsoft Uighur"/>
-        <a:font script="Geor" typeface="Sylfaen"/>
-        <a:font script="Armn" typeface="Arial"/>
-        <a:font script="Bugi" typeface="Leelawadee UI"/>
-        <a:font script="Bopo" typeface="Microsoft JhengHei"/>
-        <a:font script="Java" typeface="Javanese Text"/>
-        <a:font script="Lisu" typeface="Segoe UI"/>
-        <a:font script="Mymr" typeface="Myanmar Text"/>
-        <a:font script="Nkoo" typeface="Ebrima"/>
-        <a:font script="Olck" typeface="Nirmala UI"/>
-        <a:font script="Osma" typeface="Ebrima"/>
-        <a:font script="Phag" typeface="Phagspa"/>
-        <a:font script="Syrn" typeface="Estrangelo Edessa"/>
-        <a:font script="Syrj" typeface="Estrangelo Edessa"/>
-        <a:font script="Syre" typeface="Estrangelo Edessa"/>
-        <a:font script="Sora" typeface="Nirmala UI"/>
-        <a:font script="Tale" typeface="Microsoft Tai Le"/>
-        <a:font script="Talu" typeface="Microsoft New Tai Lue"/>
-        <a:font script="Tfng" typeface="Ebrima"/>
       </a:majorFont>
       <a:minorFont>
-        <a:latin typeface="Aptos" panose="02110004020202020204"/>
+        <a:latin typeface="Aptos" panose="02110004020202020204" pitchFamily="0" charset="1"/>
         <a:ea typeface=""/>
         <a:cs typeface=""/>
-        <a:font script="Jpan" typeface="游明朝"/>
-        <a:font script="Hang" typeface="맑은 고딕"/>
-        <a:font script="Hans" typeface="等线"/>
-        <a:font script="Hant" typeface="新細明體"/>
-        <a:font script="Arab" typeface="Arial"/>
-        <a:font script="Hebr" typeface="Arial"/>
-        <a:font script="Thai" typeface="Cordia New"/>
-        <a:font script="Ethi" typeface="Nyala"/>
-        <a:font script="Beng" typeface="Vrinda"/>
-        <a:font script="Gujr" typeface="Shruti"/>
-        <a:font script="Khmr" typeface="DaunPenh"/>
-        <a:font script="Knda" typeface="Tunga"/>
-        <a:font script="Guru" typeface="Raavi"/>
-        <a:font script="Cans" typeface="Euphemia"/>
-        <a:font script="Cher" typeface="Plantagenet Cherokee"/>
-        <a:font script="Yiii" typeface="Microsoft Yi Baiti"/>
-        <a:font script="Tibt" typeface="Microsoft Himalaya"/>
-        <a:font script="Thaa" typeface="MV Boli"/>
-        <a:font script="Deva" typeface="Mangal"/>
-        <a:font script="Telu" typeface="Gautami"/>
-        <a:font script="Taml" typeface="Latha"/>
-        <a:font script="Syrc" typeface="Estrangelo Edessa"/>
-        <a:font script="Orya" typeface="Kalinga"/>
-        <a:font script="Mlym" typeface="Kartika"/>
-        <a:font script="Laoo" typeface="DokChampa"/>
-        <a:font script="Sinh" typeface="Iskoola Pota"/>
-        <a:font script="Mong" typeface="Mongolian Baiti"/>
-        <a:font script="Viet" typeface="Arial"/>
-        <a:font script="Uigh" typeface="Microsoft Uighur"/>
-        <a:font script="Geor" typeface="Sylfaen"/>
-        <a:font script="Armn" typeface="Arial"/>
-        <a:font script="Bugi" typeface="Leelawadee UI"/>
-        <a:font script="Bopo" typeface="Microsoft JhengHei"/>
-        <a:font script="Java" typeface="Javanese Text"/>
-        <a:font script="Lisu" typeface="Segoe UI"/>
-        <a:font script="Mymr" typeface="Myanmar Text"/>
-        <a:font script="Nkoo" typeface="Ebrima"/>
-        <a:font script="Olck" typeface="Nirmala UI"/>
-        <a:font script="Osma" typeface="Ebrima"/>
-        <a:font script="Phag" typeface="Phagspa"/>
-        <a:font script="Syrn" typeface="Estrangelo Edessa"/>
-        <a:font script="Syrj" typeface="Estrangelo Edessa"/>
-        <a:font script="Syre" typeface="Estrangelo Edessa"/>
-        <a:font script="Sora" typeface="Nirmala UI"/>
-        <a:font script="Tale" typeface="Microsoft Tai Le"/>
-        <a:font script="Talu" typeface="Microsoft New Tai Lue"/>
-        <a:font script="Tfng" typeface="Ebrima"/>
       </a:minorFont>
     </a:fontScheme>
-    <a:fmtScheme name="Office">
+    <a:fmtScheme>
       <a:fillStyleLst>
         <a:solidFill>
           <a:schemeClr val="phClr"/>
         </a:solidFill>
-        <a:gradFill rotWithShape="1">
+        <a:gradFill>
           <a:gsLst>
             <a:gs pos="0">
               <a:schemeClr val="phClr">
                 <a:lumMod val="110000"/>
-                <a:satMod val="105000"/>
                 <a:tint val="67000"/>
               </a:schemeClr>
             </a:gs>
             <a:gs pos="50000">
               <a:schemeClr val="phClr">
                 <a:lumMod val="105000"/>
-                <a:satMod val="103000"/>
                 <a:tint val="73000"/>
               </a:schemeClr>
             </a:gs>
             <a:gs pos="100000">
               <a:schemeClr val="phClr">
                 <a:lumMod val="105000"/>
-                <a:satMod val="109000"/>
                 <a:tint val="81000"/>
               </a:schemeClr>
             </a:gs>
           </a:gsLst>
           <a:lin ang="5400000" scaled="0"/>
+          <a:tileRect l="0" t="0" r="0" b="0"/>
         </a:gradFill>
-        <a:gradFill rotWithShape="1">
+        <a:gradFill>
           <a:gsLst>
             <a:gs pos="0">
               <a:schemeClr val="phClr">
-                <a:satMod val="103000"/>
                 <a:lumMod val="102000"/>
                 <a:tint val="94000"/>
               </a:schemeClr>
             </a:gs>
             <a:gs pos="50000">
               <a:schemeClr val="phClr">
-                <a:satMod val="110000"/>
                 <a:lumMod val="100000"/>
                 <a:shade val="100000"/>
               </a:schemeClr>
@@ -2893,33 +4209,24 @@
             <a:gs pos="100000">
               <a:schemeClr val="phClr">
                 <a:lumMod val="99000"/>
-                <a:satMod val="120000"/>
                 <a:shade val="78000"/>
               </a:schemeClr>
             </a:gs>
           </a:gsLst>
           <a:lin ang="5400000" scaled="0"/>
+          <a:tileRect l="0" t="0" r="0" b="0"/>
         </a:gradFill>
       </a:fillStyleLst>
       <a:lnStyleLst>
         <a:ln w="12700" cap="flat" cmpd="sng" algn="ctr">
-          <a:solidFill>
-            <a:schemeClr val="phClr"/>
-          </a:solidFill>
           <a:prstDash val="solid"/>
           <a:miter lim="800000"/>
         </a:ln>
         <a:ln w="19050" cap="flat" cmpd="sng" algn="ctr">
-          <a:solidFill>
-            <a:schemeClr val="phClr"/>
-          </a:solidFill>
           <a:prstDash val="solid"/>
           <a:miter lim="800000"/>
         </a:ln>
         <a:ln w="25400" cap="flat" cmpd="sng" algn="ctr">
-          <a:solidFill>
-            <a:schemeClr val="phClr"/>
-          </a:solidFill>
           <a:prstDash val="solid"/>
           <a:miter lim="800000"/>
         </a:ln>
@@ -2932,13 +4239,7 @@
           <a:effectLst/>
         </a:effectStyle>
         <a:effectStyle>
-          <a:effectLst>
-            <a:outerShdw blurRad="57150" dist="19050" dir="5400000" algn="ctr" rotWithShape="0">
-              <a:srgbClr val="000000">
-                <a:alpha val="63000"/>
-              </a:srgbClr>
-            </a:outerShdw>
-          </a:effectLst>
+          <a:effectLst/>
         </a:effectStyle>
       </a:effectStyleLst>
       <a:bgFillStyleLst>
@@ -2948,15 +4249,13 @@
         <a:solidFill>
           <a:schemeClr val="phClr">
             <a:tint val="95000"/>
-            <a:satMod val="170000"/>
           </a:schemeClr>
         </a:solidFill>
-        <a:gradFill rotWithShape="1">
+        <a:gradFill>
           <a:gsLst>
             <a:gs pos="0">
               <a:schemeClr val="phClr">
                 <a:tint val="93000"/>
-                <a:satMod val="150000"/>
                 <a:shade val="98000"/>
                 <a:lumMod val="102000"/>
               </a:schemeClr>
@@ -2964,7 +4263,6 @@
             <a:gs pos="50000">
               <a:schemeClr val="phClr">
                 <a:tint val="98000"/>
-                <a:satMod val="130000"/>
                 <a:shade val="90000"/>
                 <a:lumMod val="103000"/>
               </a:schemeClr>
@@ -2972,42 +4270,15 @@
             <a:gs pos="100000">
               <a:schemeClr val="phClr">
                 <a:shade val="63000"/>
-                <a:satMod val="120000"/>
               </a:schemeClr>
             </a:gs>
           </a:gsLst>
           <a:lin ang="5400000" scaled="0"/>
+          <a:tileRect l="0" t="0" r="0" b="0"/>
         </a:gradFill>
       </a:bgFillStyleLst>
     </a:fmtScheme>
   </a:themeElements>
-  <a:objectDefaults>
-    <a:lnDef>
-      <a:spPr/>
-      <a:bodyPr/>
-      <a:lstStyle/>
-      <a:style>
-        <a:lnRef idx="2">
-          <a:schemeClr val="accent1"/>
-        </a:lnRef>
-        <a:fillRef idx="0">
-          <a:schemeClr val="accent1"/>
-        </a:fillRef>
-        <a:effectRef idx="1">
-          <a:schemeClr val="accent1"/>
-        </a:effectRef>
-        <a:fontRef idx="minor">
-          <a:schemeClr val="tx1"/>
-        </a:fontRef>
-      </a:style>
-    </a:lnDef>
-  </a:objectDefaults>
-  <a:extraClrSchemeLst/>
-  <a:extLst>
-    <a:ext uri="{05A4C25C-085E-4340-85A3-A5531E510DB2}">
-      <thm15:themeFamily xmlns:thm15="http://schemas.microsoft.com/office/thememl/2012/main" name="Office Theme" id="{2E142A2C-CD16-42D6-873A-C26D2A0506FA}" vid="{1BDDFF52-6CD6-40A5-AB3C-68EB2F1E4D0A}"/>
-    </a:ext>
-  </a:extLst>
 </a:theme>
 </file>
 

--- a/AyEDAT/Practica 2/memoriaP2.docx
+++ b/AyEDAT/Practica 2/memoriaP2.docx
@@ -1,26 +1,26 @@
 
 <file path=word/document.xml><?xml version="1.0" encoding="utf-8"?>
-<w:document xmlns:o="urn:schemas-microsoft-com:office:office" xmlns:r="http://schemas.openxmlformats.org/officeDocument/2006/relationships" xmlns:v="urn:schemas-microsoft-com:vml" xmlns:w="http://schemas.openxmlformats.org/wordprocessingml/2006/main" xmlns:w10="urn:schemas-microsoft-com:office:word" xmlns:wp="http://schemas.openxmlformats.org/drawingml/2006/wordprocessingDrawing" xmlns:pic="http://schemas.openxmlformats.org/drawingml/2006/picture" xmlns:wps="http://schemas.microsoft.com/office/word/2010/wordprocessingShape" xmlns:wpg="http://schemas.microsoft.com/office/word/2010/wordprocessingGroup" xmlns:mc="http://schemas.openxmlformats.org/markup-compatibility/2006" xmlns:wp14="http://schemas.microsoft.com/office/word/2010/wordprocessingDrawing" xmlns:w14="http://schemas.microsoft.com/office/word/2010/wordml" xmlns:w15="http://schemas.microsoft.com/office/word/2012/wordml" mc:Ignorable="w14 wp14 w15">
+<w:document xmlns:a="http://schemas.openxmlformats.org/drawingml/2006/main" xmlns:c="http://schemas.openxmlformats.org/drawingml/2006/chart" xmlns:dgm="http://schemas.openxmlformats.org/drawingml/2006/diagram" xmlns:lc="http://schemas.openxmlformats.org/drawingml/2006/lockedCanvas" xmlns:m="http://schemas.openxmlformats.org/officeDocument/2006/math" xmlns:mc="http://schemas.openxmlformats.org/markup-compatibility/2006" xmlns:mo="http://schemas.microsoft.com/office/mac/office/2008/main" xmlns:mv="urn:schemas-microsoft-com:mac:vml" xmlns:o="urn:schemas-microsoft-com:office:office" xmlns:pic="http://schemas.openxmlformats.org/drawingml/2006/picture" xmlns:r="http://schemas.openxmlformats.org/officeDocument/2006/relationships" xmlns:v="urn:schemas-microsoft-com:vml" xmlns:w="http://schemas.openxmlformats.org/wordprocessingml/2006/main" xmlns:w10="urn:schemas-microsoft-com:office:word" xmlns:w14="http://schemas.microsoft.com/office/word/2010/wordml" xmlns:w15="http://schemas.microsoft.com/office/word/2012/wordml" xmlns:wne="http://schemas.microsoft.com/office/word/2006/wordml" xmlns:wp="http://schemas.openxmlformats.org/drawingml/2006/wordprocessingDrawing" xmlns:wp14="http://schemas.microsoft.com/office/word/2010/wordprocessingDrawing" xmlns:wpc="http://schemas.microsoft.com/office/word/2010/wordprocessingCanvas" xmlns:wpg="http://schemas.microsoft.com/office/word/2010/wordprocessingGroup" xmlns:wpi="http://schemas.microsoft.com/office/word/2010/wordprocessingInk" xmlns:wps="http://schemas.microsoft.com/office/word/2010/wordprocessingShape" mc:Ignorable="w14 wp14 w15">
   <w:body>
     <w:p>
       <w:pPr>
         <w:pStyle w:val="Normal"/>
         <w:jc w:val="center"/>
         <w:rPr>
+          <w:bCs/>
           <w:b/>
-          <w:bCs/>
+          <w:u w:val="single"/>
           <w:sz w:val="28"/>
           <w:szCs w:val="28"/>
+        </w:rPr>
+      </w:pPr>
+      <w:r>
+        <w:rPr>
+          <w:bCs/>
+          <w:b/>
           <w:u w:val="single"/>
-        </w:rPr>
-      </w:pPr>
-      <w:r>
-        <w:rPr>
-          <w:b/>
-          <w:bCs/>
           <w:sz w:val="36"/>
           <w:szCs w:val="36"/>
-          <w:u w:val="single"/>
         </w:rPr>
         <w:t>I. Problema del cambio de monedas</w:t>
       </w:r>
@@ -29,51 +29,62 @@
       <w:pPr>
         <w:pStyle w:val="Normal"/>
         <w:rPr>
+          <w:bCs/>
           <w:b/>
+          <w:u w:val="none"/>
+          <w:sz w:val="22"/>
+          <w:szCs w:val="22"/>
+        </w:rPr>
+      </w:pPr>
+      <w:r>
+        <w:rPr>
           <w:bCs/>
-          <w:sz w:val="22"/>
-          <w:szCs w:val="22"/>
+          <w:b/>
           <w:u w:val="none"/>
-        </w:rPr>
-      </w:pPr>
-      <w:r>
-        <w:rPr>
+          <w:sz w:val="22"/>
+          <w:szCs w:val="22"/>
+        </w:rPr>
+        <w:t>I.D Análisis experimental:</w:t>
+      </w:r>
+    </w:p>
+    <w:p>
+      <w:pPr>
+        <w:pStyle w:val="Normal"/>
+      </w:pPr>
+      <w:r>
+        <w:rPr/>
+        <w:t>Ejecutando análisis experimental para cantidades de 1 a 500...</w:t>
+      </w:r>
+    </w:p>
+    <w:p>
+      <w:pPr>
+        <w:pStyle w:val="Normal"/>
+      </w:pPr>
+      <w:r/>
+    </w:p>
+    <w:p>
+      <w:pPr>
+        <w:pStyle w:val="Normal"/>
+      </w:pPr>
+    </w:p>
+    <w:p>
+      <w:pPr>
+        <w:pStyle w:val="Normal"/>
+        <w:rPr>
+          <w:bCs/>
           <w:b/>
+          <w:u w:val="none"/>
+          <w:sz w:val="22"/>
+          <w:szCs w:val="22"/>
+        </w:rPr>
+      </w:pPr>
+      <w:r>
+        <w:rPr>
           <w:bCs/>
-          <w:sz w:val="22"/>
-          <w:szCs w:val="22"/>
+          <w:b/>
           <w:u w:val="none"/>
-        </w:rPr>
-        <w:t>I.D Análisis experimental:</w:t>
-      </w:r>
-    </w:p>
-    <w:p>
-      <w:pPr>
-        <w:pStyle w:val="Normal"/>
-        <w:rPr/>
-      </w:pPr>
-      <w:r>
-        <w:rPr/>
-      </w:r>
-    </w:p>
-    <w:p>
-      <w:pPr>
-        <w:pStyle w:val="Normal"/>
-        <w:rPr>
-          <w:b/>
-          <w:bCs/>
-          <w:sz w:val="22"/>
-          <w:szCs w:val="22"/>
-          <w:u w:val="none"/>
-        </w:rPr>
-      </w:pPr>
-      <w:r>
-        <w:rPr>
-          <w:b/>
-          <w:bCs/>
-          <w:sz w:val="22"/>
-          <w:szCs w:val="22"/>
-          <w:u w:val="none"/>
+          <w:sz w:val="22"/>
+          <w:szCs w:val="22"/>
         </w:rPr>
         <w:t>Cuestiones:</w:t>
       </w:r>
@@ -259,7 +270,14 @@
     <w:p>
       <w:pPr>
         <w:pStyle w:val="Normal"/>
+      </w:pPr>
+      <w:r>
         <w:rPr/>
+      </w:r>
+    </w:p>
+    <w:p>
+      <w:pPr>
+        <w:pStyle w:val="Normal"/>
       </w:pPr>
       <w:r>
         <w:rPr/>
@@ -268,31 +286,22 @@
     <w:p>
       <w:pPr>
         <w:pStyle w:val="Normal"/>
-        <w:rPr/>
-      </w:pPr>
-      <w:r>
-        <w:rPr/>
-      </w:r>
-    </w:p>
-    <w:p>
-      <w:pPr>
-        <w:pStyle w:val="Normal"/>
         <w:jc w:val="center"/>
         <w:rPr>
+          <w:bCs/>
           <w:b/>
-          <w:bCs/>
+          <w:u w:val="single"/>
           <w:sz w:val="28"/>
           <w:szCs w:val="28"/>
+        </w:rPr>
+      </w:pPr>
+      <w:r>
+        <w:rPr>
+          <w:bCs/>
+          <w:b/>
           <w:u w:val="single"/>
-        </w:rPr>
-      </w:pPr>
-      <w:r>
-        <w:rPr>
-          <w:b/>
-          <w:bCs/>
           <w:sz w:val="36"/>
           <w:szCs w:val="36"/>
-          <w:u w:val="single"/>
         </w:rPr>
         <w:t>II. Selección de actividades</w:t>
       </w:r>
@@ -302,54 +311,53 @@
         <w:pStyle w:val="Normal"/>
         <w:tabs>
           <w:tab w:val="clear" w:pos="708"/>
-          <w:tab w:val="left" w:pos="943" w:leader="none"/>
-        </w:tabs>
-        <w:rPr>
+          <w:tab w:val="left" w:leader="none" w:pos="943"/>
+        </w:tabs>
+        <w:rPr>
+          <w:bCs/>
           <w:b/>
-          <w:bCs/>
+          <w:u w:val="none"/>
           <w:sz w:val="24"/>
           <w:szCs w:val="24"/>
+        </w:rPr>
+      </w:pPr>
+      <w:r>
+        <w:rPr>
+          <w:bCs/>
+          <w:b/>
           <w:u w:val="none"/>
-        </w:rPr>
-      </w:pPr>
-      <w:r>
-        <w:rPr>
-          <w:b/>
-          <w:bCs/>
           <w:sz w:val="24"/>
           <w:szCs w:val="24"/>
+        </w:rPr>
+        <w:t>II.C Análisis experimental:</w:t>
+      </w:r>
+    </w:p>
+    <w:p>
+      <w:pPr>
+        <w:pStyle w:val="Normal"/>
+      </w:pPr>
+      <w:r>
+        <w:rPr/>
+      </w:r>
+    </w:p>
+    <w:p>
+      <w:pPr>
+        <w:pStyle w:val="Normal"/>
+        <w:rPr>
+          <w:bCs/>
+          <w:b/>
           <w:u w:val="none"/>
-        </w:rPr>
-        <w:t>II.C Análisis experimental:</w:t>
-      </w:r>
-    </w:p>
-    <w:p>
-      <w:pPr>
-        <w:pStyle w:val="Normal"/>
-        <w:rPr/>
-      </w:pPr>
-      <w:r>
-        <w:rPr/>
-      </w:r>
-    </w:p>
-    <w:p>
-      <w:pPr>
-        <w:pStyle w:val="Normal"/>
-        <w:rPr>
-          <w:b/>
-          <w:bCs/>
           <w:sz w:val="24"/>
           <w:szCs w:val="24"/>
+        </w:rPr>
+      </w:pPr>
+      <w:r>
+        <w:rPr>
+          <w:bCs/>
+          <w:b/>
           <w:u w:val="none"/>
-        </w:rPr>
-      </w:pPr>
-      <w:r>
-        <w:rPr>
-          <w:b/>
-          <w:bCs/>
           <w:sz w:val="24"/>
           <w:szCs w:val="24"/>
-          <w:u w:val="none"/>
         </w:rPr>
         <w:t>Cuestiones:</w:t>
       </w:r>
@@ -532,10 +540,9 @@
     <w:p>
       <w:pPr>
         <w:pStyle w:val="Normal"/>
+      </w:pPr>
+      <w:r>
         <w:rPr/>
-      </w:pPr>
-      <w:r>
-        <w:rPr/>
       </w:r>
     </w:p>
     <w:p>
@@ -543,20 +550,20 @@
         <w:pStyle w:val="Normal"/>
         <w:jc w:val="center"/>
         <w:rPr>
+          <w:bCs/>
           <w:b/>
-          <w:bCs/>
+          <w:u w:val="single"/>
           <w:sz w:val="36"/>
           <w:szCs w:val="36"/>
+        </w:rPr>
+      </w:pPr>
+      <w:r>
+        <w:rPr>
+          <w:bCs/>
+          <w:b/>
           <w:u w:val="single"/>
-        </w:rPr>
-      </w:pPr>
-      <w:r>
-        <w:rPr>
-          <w:b/>
-          <w:bCs/>
           <w:sz w:val="36"/>
           <w:szCs w:val="36"/>
-          <w:u w:val="single"/>
         </w:rPr>
         <w:t>III. Planificación de tareas con fechas límite</w:t>
       </w:r>
@@ -565,20 +572,20 @@
       <w:pPr>
         <w:pStyle w:val="Normal"/>
         <w:rPr>
+          <w:bCs/>
           <w:b/>
-          <w:bCs/>
+          <w:u w:val="none"/>
           <w:sz w:val="24"/>
           <w:szCs w:val="24"/>
+        </w:rPr>
+      </w:pPr>
+      <w:r>
+        <w:rPr>
+          <w:bCs/>
+          <w:b/>
           <w:u w:val="none"/>
-        </w:rPr>
-      </w:pPr>
-      <w:r>
-        <w:rPr>
-          <w:b/>
-          <w:bCs/>
           <w:sz w:val="24"/>
           <w:szCs w:val="24"/>
-          <w:u w:val="none"/>
         </w:rPr>
         <w:t>III.C Análisis experimental:</w:t>
       </w:r>
@@ -601,10 +608,7 @@
     </w:p>
     <w:tbl>
       <w:tblPr>
-        <w:tblStyle w:val="Tablaconcuadrcula"/>
         <w:tblW w:w="8494" w:type="dxa"/>
-        <w:jc w:val="start"/>
-        <w:tblInd w:w="0" w:type="dxa"/>
         <w:tblLayout w:type="fixed"/>
         <w:tblCellMar>
           <w:top w:w="0" w:type="dxa"/>
@@ -612,7 +616,10 @@
           <w:bottom w:w="0" w:type="dxa"/>
           <w:end w:w="108" w:type="dxa"/>
         </w:tblCellMar>
-        <w:tblLook w:noHBand="0" w:noVBand="1" w:firstColumn="1" w:lastRow="0" w:lastColumn="0" w:firstRow="1" w:val="04a0"/>
+        <w:jc w:val="start"/>
+        <w:tblInd w:w="0" w:type="dxa"/>
+        <w:tblStyle w:val="Tablaconcuadrcula"/>
+        <w:tblLook w:val="4A0"/>
       </w:tblPr>
       <w:tblGrid>
         <w:gridCol w:w="1679"/>
@@ -626,29 +633,28 @@
         <w:tc>
           <w:tcPr>
             <w:tcW w:w="1679" w:type="dxa"/>
-            <w:tcBorders/>
           </w:tcPr>
           <w:p>
             <w:pPr>
+              <w:widowControl/>
               <w:pStyle w:val="Normal"/>
-              <w:widowControl/>
-              <w:spacing w:lineRule="auto" w:line="240" w:before="0" w:after="0"/>
               <w:jc w:val="start"/>
-              <w:rPr>
-                <w:rFonts w:ascii="Aptos" w:hAnsi="Aptos" w:eastAsia="Aptos" w:cs=""/>
-                <w:kern w:val="2"/>
-                <w:sz w:val="22"/>
-                <w:szCs w:val="22"/>
-                <w:lang w:val="es-ES" w:eastAsia="en-US" w:bidi="ar-SA"/>
+              <w:spacing w:before="0" w:after="0" w:line="240" w:lineRule="auto"/>
+              <w:rPr>
+                <w:kern w:val="2"/>
+                <w:lang w:val="es-ES" w:eastAsia="en-US" w:bidi="ar-SA"/>
+                <w:rFonts w:ascii="Aptos" w:cs="" w:eastAsia="Aptos" w:hAnsi="Aptos"/>
+                <w:sz w:val="22"/>
+                <w:szCs w:val="22"/>
               </w:rPr>
             </w:pPr>
             <w:r>
               <w:rPr>
-                <w:rFonts w:eastAsia="Aptos" w:cs=""/>
-                <w:kern w:val="2"/>
-                <w:sz w:val="22"/>
-                <w:szCs w:val="22"/>
-                <w:lang w:val="es-ES" w:eastAsia="en-US" w:bidi="ar-SA"/>
+                <w:kern w:val="2"/>
+                <w:lang w:val="es-ES" w:eastAsia="en-US" w:bidi="ar-SA"/>
+                <w:rFonts w:cs="" w:eastAsia="Aptos"/>
+                <w:sz w:val="22"/>
+                <w:szCs w:val="22"/>
               </w:rPr>
               <w:t xml:space="preserve">Tareas     </w:t>
             </w:r>
@@ -657,29 +663,28 @@
         <w:tc>
           <w:tcPr>
             <w:tcW w:w="1687" w:type="dxa"/>
-            <w:tcBorders/>
           </w:tcPr>
           <w:p>
             <w:pPr>
+              <w:widowControl/>
               <w:pStyle w:val="Normal"/>
-              <w:widowControl/>
-              <w:spacing w:lineRule="auto" w:line="240" w:before="0" w:after="0"/>
               <w:jc w:val="start"/>
-              <w:rPr>
-                <w:rFonts w:ascii="Aptos" w:hAnsi="Aptos" w:eastAsia="Aptos" w:cs=""/>
-                <w:kern w:val="2"/>
-                <w:sz w:val="22"/>
-                <w:szCs w:val="22"/>
-                <w:lang w:val="es-ES" w:eastAsia="en-US" w:bidi="ar-SA"/>
+              <w:spacing w:before="0" w:after="0" w:line="240" w:lineRule="auto"/>
+              <w:rPr>
+                <w:kern w:val="2"/>
+                <w:lang w:val="es-ES" w:eastAsia="en-US" w:bidi="ar-SA"/>
+                <w:rFonts w:ascii="Aptos" w:cs="" w:eastAsia="Aptos" w:hAnsi="Aptos"/>
+                <w:sz w:val="22"/>
+                <w:szCs w:val="22"/>
               </w:rPr>
             </w:pPr>
             <w:r>
               <w:rPr>
-                <w:rFonts w:eastAsia="Aptos" w:cs=""/>
-                <w:kern w:val="2"/>
-                <w:sz w:val="22"/>
-                <w:szCs w:val="22"/>
-                <w:lang w:val="es-ES" w:eastAsia="en-US" w:bidi="ar-SA"/>
+                <w:kern w:val="2"/>
+                <w:lang w:val="es-ES" w:eastAsia="en-US" w:bidi="ar-SA"/>
+                <w:rFonts w:cs="" w:eastAsia="Aptos"/>
+                <w:sz w:val="22"/>
+                <w:szCs w:val="22"/>
               </w:rPr>
               <w:t>Tiempo (s)</w:t>
             </w:r>
@@ -688,29 +693,28 @@
         <w:tc>
           <w:tcPr>
             <w:tcW w:w="1687" w:type="dxa"/>
-            <w:tcBorders/>
           </w:tcPr>
           <w:p>
             <w:pPr>
+              <w:widowControl/>
               <w:pStyle w:val="Normal"/>
-              <w:widowControl/>
-              <w:spacing w:lineRule="auto" w:line="240" w:before="0" w:after="0"/>
               <w:jc w:val="start"/>
-              <w:rPr>
-                <w:rFonts w:ascii="Aptos" w:hAnsi="Aptos" w:eastAsia="Aptos" w:cs=""/>
-                <w:kern w:val="2"/>
-                <w:sz w:val="22"/>
-                <w:szCs w:val="22"/>
-                <w:lang w:val="es-ES" w:eastAsia="en-US" w:bidi="ar-SA"/>
+              <w:spacing w:before="0" w:after="0" w:line="240" w:lineRule="auto"/>
+              <w:rPr>
+                <w:kern w:val="2"/>
+                <w:lang w:val="es-ES" w:eastAsia="en-US" w:bidi="ar-SA"/>
+                <w:rFonts w:ascii="Aptos" w:cs="" w:eastAsia="Aptos" w:hAnsi="Aptos"/>
+                <w:sz w:val="22"/>
+                <w:szCs w:val="22"/>
               </w:rPr>
             </w:pPr>
             <w:r>
               <w:rPr>
-                <w:rFonts w:eastAsia="Aptos" w:cs=""/>
-                <w:kern w:val="2"/>
-                <w:sz w:val="22"/>
-                <w:szCs w:val="22"/>
-                <w:lang w:val="es-ES" w:eastAsia="en-US" w:bidi="ar-SA"/>
+                <w:kern w:val="2"/>
+                <w:lang w:val="es-ES" w:eastAsia="en-US" w:bidi="ar-SA"/>
+                <w:rFonts w:cs="" w:eastAsia="Aptos"/>
+                <w:sz w:val="22"/>
+                <w:szCs w:val="22"/>
               </w:rPr>
               <w:t xml:space="preserve">Beneficio   </w:t>
             </w:r>
@@ -719,29 +723,28 @@
         <w:tc>
           <w:tcPr>
             <w:tcW w:w="1750" w:type="dxa"/>
-            <w:tcBorders/>
           </w:tcPr>
           <w:p>
             <w:pPr>
+              <w:widowControl/>
               <w:pStyle w:val="Normal"/>
-              <w:widowControl/>
-              <w:spacing w:lineRule="auto" w:line="240" w:before="0" w:after="0"/>
               <w:jc w:val="start"/>
-              <w:rPr>
-                <w:rFonts w:ascii="Aptos" w:hAnsi="Aptos" w:eastAsia="Aptos" w:cs=""/>
-                <w:kern w:val="2"/>
-                <w:sz w:val="22"/>
-                <w:szCs w:val="22"/>
-                <w:lang w:val="es-ES" w:eastAsia="en-US" w:bidi="ar-SA"/>
+              <w:spacing w:before="0" w:after="0" w:line="240" w:lineRule="auto"/>
+              <w:rPr>
+                <w:kern w:val="2"/>
+                <w:lang w:val="es-ES" w:eastAsia="en-US" w:bidi="ar-SA"/>
+                <w:rFonts w:ascii="Aptos" w:cs="" w:eastAsia="Aptos" w:hAnsi="Aptos"/>
+                <w:sz w:val="22"/>
+                <w:szCs w:val="22"/>
               </w:rPr>
             </w:pPr>
             <w:r>
               <w:rPr>
-                <w:rFonts w:eastAsia="Aptos" w:cs=""/>
-                <w:kern w:val="2"/>
-                <w:sz w:val="22"/>
-                <w:szCs w:val="22"/>
-                <w:lang w:val="es-ES" w:eastAsia="en-US" w:bidi="ar-SA"/>
+                <w:kern w:val="2"/>
+                <w:lang w:val="es-ES" w:eastAsia="en-US" w:bidi="ar-SA"/>
+                <w:rFonts w:cs="" w:eastAsia="Aptos"/>
+                <w:sz w:val="22"/>
+                <w:szCs w:val="22"/>
               </w:rPr>
               <w:t xml:space="preserve">Seleccionadas   </w:t>
             </w:r>
@@ -750,29 +753,28 @@
         <w:tc>
           <w:tcPr>
             <w:tcW w:w="1691" w:type="dxa"/>
-            <w:tcBorders/>
           </w:tcPr>
           <w:p>
             <w:pPr>
+              <w:widowControl/>
               <w:pStyle w:val="Normal"/>
-              <w:widowControl/>
-              <w:spacing w:lineRule="auto" w:line="240" w:before="0" w:after="0"/>
               <w:jc w:val="start"/>
-              <w:rPr>
-                <w:rFonts w:ascii="Aptos" w:hAnsi="Aptos" w:eastAsia="Aptos" w:cs=""/>
-                <w:kern w:val="2"/>
-                <w:sz w:val="22"/>
-                <w:szCs w:val="22"/>
-                <w:lang w:val="es-ES" w:eastAsia="en-US" w:bidi="ar-SA"/>
+              <w:spacing w:before="0" w:after="0" w:line="240" w:lineRule="auto"/>
+              <w:rPr>
+                <w:kern w:val="2"/>
+                <w:lang w:val="es-ES" w:eastAsia="en-US" w:bidi="ar-SA"/>
+                <w:rFonts w:ascii="Aptos" w:cs="" w:eastAsia="Aptos" w:hAnsi="Aptos"/>
+                <w:sz w:val="22"/>
+                <w:szCs w:val="22"/>
               </w:rPr>
             </w:pPr>
             <w:r>
               <w:rPr>
-                <w:rFonts w:eastAsia="Aptos" w:cs=""/>
-                <w:kern w:val="2"/>
-                <w:sz w:val="22"/>
-                <w:szCs w:val="22"/>
-                <w:lang w:val="es-ES" w:eastAsia="en-US" w:bidi="ar-SA"/>
+                <w:kern w:val="2"/>
+                <w:lang w:val="es-ES" w:eastAsia="en-US" w:bidi="ar-SA"/>
+                <w:rFonts w:cs="" w:eastAsia="Aptos"/>
+                <w:sz w:val="22"/>
+                <w:szCs w:val="22"/>
               </w:rPr>
               <w:t>Porcentaje</w:t>
             </w:r>
@@ -784,29 +786,28 @@
         <w:tc>
           <w:tcPr>
             <w:tcW w:w="1679" w:type="dxa"/>
-            <w:tcBorders/>
           </w:tcPr>
           <w:p>
             <w:pPr>
+              <w:widowControl/>
               <w:pStyle w:val="Normal"/>
-              <w:widowControl/>
-              <w:spacing w:lineRule="auto" w:line="240" w:before="0" w:after="0"/>
               <w:jc w:val="start"/>
-              <w:rPr>
-                <w:rFonts w:ascii="Aptos" w:hAnsi="Aptos" w:eastAsia="Aptos" w:cs=""/>
-                <w:kern w:val="2"/>
-                <w:sz w:val="22"/>
-                <w:szCs w:val="22"/>
-                <w:lang w:val="es-ES" w:eastAsia="en-US" w:bidi="ar-SA"/>
+              <w:spacing w:before="0" w:after="0" w:line="240" w:lineRule="auto"/>
+              <w:rPr>
+                <w:kern w:val="2"/>
+                <w:lang w:val="es-ES" w:eastAsia="en-US" w:bidi="ar-SA"/>
+                <w:rFonts w:ascii="Aptos" w:cs="" w:eastAsia="Aptos" w:hAnsi="Aptos"/>
+                <w:sz w:val="22"/>
+                <w:szCs w:val="22"/>
               </w:rPr>
             </w:pPr>
             <w:r>
               <w:rPr>
-                <w:rFonts w:eastAsia="Aptos" w:cs=""/>
-                <w:kern w:val="2"/>
-                <w:sz w:val="22"/>
-                <w:szCs w:val="22"/>
-                <w:lang w:val="es-ES" w:eastAsia="en-US" w:bidi="ar-SA"/>
+                <w:kern w:val="2"/>
+                <w:lang w:val="es-ES" w:eastAsia="en-US" w:bidi="ar-SA"/>
+                <w:rFonts w:cs="" w:eastAsia="Aptos"/>
+                <w:sz w:val="22"/>
+                <w:szCs w:val="22"/>
               </w:rPr>
               <w:t xml:space="preserve">100       </w:t>
             </w:r>
@@ -815,29 +816,28 @@
         <w:tc>
           <w:tcPr>
             <w:tcW w:w="1687" w:type="dxa"/>
-            <w:tcBorders/>
           </w:tcPr>
           <w:p>
             <w:pPr>
+              <w:widowControl/>
               <w:pStyle w:val="Normal"/>
-              <w:widowControl/>
-              <w:spacing w:lineRule="auto" w:line="240" w:before="0" w:after="0"/>
               <w:jc w:val="start"/>
-              <w:rPr>
-                <w:rFonts w:ascii="Aptos" w:hAnsi="Aptos" w:eastAsia="Aptos" w:cs=""/>
-                <w:kern w:val="2"/>
-                <w:sz w:val="22"/>
-                <w:szCs w:val="22"/>
-                <w:lang w:val="es-ES" w:eastAsia="en-US" w:bidi="ar-SA"/>
+              <w:spacing w:before="0" w:after="0" w:line="240" w:lineRule="auto"/>
+              <w:rPr>
+                <w:kern w:val="2"/>
+                <w:lang w:val="es-ES" w:eastAsia="en-US" w:bidi="ar-SA"/>
+                <w:rFonts w:ascii="Aptos" w:cs="" w:eastAsia="Aptos" w:hAnsi="Aptos"/>
+                <w:sz w:val="22"/>
+                <w:szCs w:val="22"/>
               </w:rPr>
             </w:pPr>
             <w:r>
               <w:rPr>
-                <w:rFonts w:eastAsia="Aptos" w:cs=""/>
-                <w:kern w:val="2"/>
-                <w:sz w:val="22"/>
-                <w:szCs w:val="22"/>
-                <w:lang w:val="es-ES" w:eastAsia="en-US" w:bidi="ar-SA"/>
+                <w:kern w:val="2"/>
+                <w:lang w:val="es-ES" w:eastAsia="en-US" w:bidi="ar-SA"/>
+                <w:rFonts w:cs="" w:eastAsia="Aptos"/>
+                <w:sz w:val="22"/>
+                <w:szCs w:val="22"/>
               </w:rPr>
               <w:t xml:space="preserve">0.000110                </w:t>
             </w:r>
@@ -846,29 +846,28 @@
         <w:tc>
           <w:tcPr>
             <w:tcW w:w="1687" w:type="dxa"/>
-            <w:tcBorders/>
           </w:tcPr>
           <w:p>
             <w:pPr>
+              <w:widowControl/>
               <w:pStyle w:val="Normal"/>
-              <w:widowControl/>
-              <w:spacing w:lineRule="auto" w:line="240" w:before="0" w:after="0"/>
               <w:jc w:val="start"/>
-              <w:rPr>
-                <w:rFonts w:ascii="Aptos" w:hAnsi="Aptos" w:eastAsia="Aptos" w:cs=""/>
-                <w:kern w:val="2"/>
-                <w:sz w:val="22"/>
-                <w:szCs w:val="22"/>
-                <w:lang w:val="es-ES" w:eastAsia="en-US" w:bidi="ar-SA"/>
+              <w:spacing w:before="0" w:after="0" w:line="240" w:lineRule="auto"/>
+              <w:rPr>
+                <w:kern w:val="2"/>
+                <w:lang w:val="es-ES" w:eastAsia="en-US" w:bidi="ar-SA"/>
+                <w:rFonts w:ascii="Aptos" w:cs="" w:eastAsia="Aptos" w:hAnsi="Aptos"/>
+                <w:sz w:val="22"/>
+                <w:szCs w:val="22"/>
               </w:rPr>
             </w:pPr>
             <w:r>
               <w:rPr>
-                <w:rFonts w:eastAsia="Aptos" w:cs=""/>
-                <w:kern w:val="2"/>
-                <w:sz w:val="22"/>
-                <w:szCs w:val="22"/>
-                <w:lang w:val="es-ES" w:eastAsia="en-US" w:bidi="ar-SA"/>
+                <w:kern w:val="2"/>
+                <w:lang w:val="es-ES" w:eastAsia="en-US" w:bidi="ar-SA"/>
+                <w:rFonts w:cs="" w:eastAsia="Aptos"/>
+                <w:sz w:val="22"/>
+                <w:szCs w:val="22"/>
               </w:rPr>
               <w:t xml:space="preserve">9578              </w:t>
             </w:r>
@@ -877,29 +876,28 @@
         <w:tc>
           <w:tcPr>
             <w:tcW w:w="1750" w:type="dxa"/>
-            <w:tcBorders/>
           </w:tcPr>
           <w:p>
             <w:pPr>
+              <w:widowControl/>
               <w:pStyle w:val="Normal"/>
-              <w:widowControl/>
-              <w:spacing w:lineRule="auto" w:line="240" w:before="0" w:after="0"/>
               <w:jc w:val="start"/>
-              <w:rPr>
-                <w:rFonts w:ascii="Aptos" w:hAnsi="Aptos" w:eastAsia="Aptos" w:cs=""/>
-                <w:kern w:val="2"/>
-                <w:sz w:val="22"/>
-                <w:szCs w:val="22"/>
-                <w:lang w:val="es-ES" w:eastAsia="en-US" w:bidi="ar-SA"/>
+              <w:spacing w:before="0" w:after="0" w:line="240" w:lineRule="auto"/>
+              <w:rPr>
+                <w:kern w:val="2"/>
+                <w:lang w:val="es-ES" w:eastAsia="en-US" w:bidi="ar-SA"/>
+                <w:rFonts w:ascii="Aptos" w:cs="" w:eastAsia="Aptos" w:hAnsi="Aptos"/>
+                <w:sz w:val="22"/>
+                <w:szCs w:val="22"/>
               </w:rPr>
             </w:pPr>
             <w:r>
               <w:rPr>
-                <w:rFonts w:eastAsia="Aptos" w:cs=""/>
-                <w:kern w:val="2"/>
-                <w:sz w:val="22"/>
-                <w:szCs w:val="22"/>
-                <w:lang w:val="es-ES" w:eastAsia="en-US" w:bidi="ar-SA"/>
+                <w:kern w:val="2"/>
+                <w:lang w:val="es-ES" w:eastAsia="en-US" w:bidi="ar-SA"/>
+                <w:rFonts w:cs="" w:eastAsia="Aptos"/>
+                <w:sz w:val="22"/>
+                <w:szCs w:val="22"/>
               </w:rPr>
               <w:t xml:space="preserve">10       </w:t>
             </w:r>
@@ -908,29 +906,28 @@
         <w:tc>
           <w:tcPr>
             <w:tcW w:w="1691" w:type="dxa"/>
-            <w:tcBorders/>
           </w:tcPr>
           <w:p>
             <w:pPr>
+              <w:widowControl/>
               <w:pStyle w:val="Normal"/>
-              <w:widowControl/>
-              <w:spacing w:lineRule="auto" w:line="240" w:before="0" w:after="0"/>
               <w:jc w:val="start"/>
-              <w:rPr>
-                <w:rFonts w:ascii="Aptos" w:hAnsi="Aptos" w:eastAsia="Aptos" w:cs=""/>
-                <w:kern w:val="2"/>
-                <w:sz w:val="22"/>
-                <w:szCs w:val="22"/>
-                <w:lang w:val="es-ES" w:eastAsia="en-US" w:bidi="ar-SA"/>
+              <w:spacing w:before="0" w:after="0" w:line="240" w:lineRule="auto"/>
+              <w:rPr>
+                <w:kern w:val="2"/>
+                <w:lang w:val="es-ES" w:eastAsia="en-US" w:bidi="ar-SA"/>
+                <w:rFonts w:ascii="Aptos" w:cs="" w:eastAsia="Aptos" w:hAnsi="Aptos"/>
+                <w:sz w:val="22"/>
+                <w:szCs w:val="22"/>
               </w:rPr>
             </w:pPr>
             <w:r>
               <w:rPr>
-                <w:rFonts w:eastAsia="Aptos" w:cs=""/>
-                <w:kern w:val="2"/>
-                <w:sz w:val="22"/>
-                <w:szCs w:val="22"/>
-                <w:lang w:val="es-ES" w:eastAsia="en-US" w:bidi="ar-SA"/>
+                <w:kern w:val="2"/>
+                <w:lang w:val="es-ES" w:eastAsia="en-US" w:bidi="ar-SA"/>
+                <w:rFonts w:cs="" w:eastAsia="Aptos"/>
+                <w:sz w:val="22"/>
+                <w:szCs w:val="22"/>
               </w:rPr>
               <w:t>10.00%</w:t>
             </w:r>
@@ -942,29 +939,28 @@
         <w:tc>
           <w:tcPr>
             <w:tcW w:w="1679" w:type="dxa"/>
-            <w:tcBorders/>
           </w:tcPr>
           <w:p>
             <w:pPr>
+              <w:widowControl/>
               <w:pStyle w:val="Normal"/>
-              <w:widowControl/>
-              <w:spacing w:lineRule="auto" w:line="240" w:before="0" w:after="0"/>
               <w:jc w:val="start"/>
-              <w:rPr>
-                <w:rFonts w:ascii="Aptos" w:hAnsi="Aptos" w:eastAsia="Aptos" w:cs=""/>
-                <w:kern w:val="2"/>
-                <w:sz w:val="22"/>
-                <w:szCs w:val="22"/>
-                <w:lang w:val="es-ES" w:eastAsia="en-US" w:bidi="ar-SA"/>
+              <w:spacing w:before="0" w:after="0" w:line="240" w:lineRule="auto"/>
+              <w:rPr>
+                <w:kern w:val="2"/>
+                <w:lang w:val="es-ES" w:eastAsia="en-US" w:bidi="ar-SA"/>
+                <w:rFonts w:ascii="Aptos" w:cs="" w:eastAsia="Aptos" w:hAnsi="Aptos"/>
+                <w:sz w:val="22"/>
+                <w:szCs w:val="22"/>
               </w:rPr>
             </w:pPr>
             <w:r>
               <w:rPr>
-                <w:rFonts w:eastAsia="Aptos" w:cs=""/>
-                <w:kern w:val="2"/>
-                <w:sz w:val="22"/>
-                <w:szCs w:val="22"/>
-                <w:lang w:val="es-ES" w:eastAsia="en-US" w:bidi="ar-SA"/>
+                <w:kern w:val="2"/>
+                <w:lang w:val="es-ES" w:eastAsia="en-US" w:bidi="ar-SA"/>
+                <w:rFonts w:cs="" w:eastAsia="Aptos"/>
+                <w:sz w:val="22"/>
+                <w:szCs w:val="22"/>
               </w:rPr>
               <w:t xml:space="preserve">500       </w:t>
             </w:r>
@@ -973,29 +969,28 @@
         <w:tc>
           <w:tcPr>
             <w:tcW w:w="1687" w:type="dxa"/>
-            <w:tcBorders/>
           </w:tcPr>
           <w:p>
             <w:pPr>
+              <w:widowControl/>
               <w:pStyle w:val="Normal"/>
-              <w:widowControl/>
-              <w:spacing w:lineRule="auto" w:line="240" w:before="0" w:after="0"/>
               <w:jc w:val="start"/>
-              <w:rPr>
-                <w:rFonts w:ascii="Aptos" w:hAnsi="Aptos" w:eastAsia="Aptos" w:cs=""/>
-                <w:kern w:val="2"/>
-                <w:sz w:val="22"/>
-                <w:szCs w:val="22"/>
-                <w:lang w:val="es-ES" w:eastAsia="en-US" w:bidi="ar-SA"/>
+              <w:spacing w:before="0" w:after="0" w:line="240" w:lineRule="auto"/>
+              <w:rPr>
+                <w:kern w:val="2"/>
+                <w:lang w:val="es-ES" w:eastAsia="en-US" w:bidi="ar-SA"/>
+                <w:rFonts w:ascii="Aptos" w:cs="" w:eastAsia="Aptos" w:hAnsi="Aptos"/>
+                <w:sz w:val="22"/>
+                <w:szCs w:val="22"/>
               </w:rPr>
             </w:pPr>
             <w:r>
               <w:rPr>
-                <w:rFonts w:eastAsia="Aptos" w:cs=""/>
-                <w:kern w:val="2"/>
-                <w:sz w:val="22"/>
-                <w:szCs w:val="22"/>
-                <w:lang w:val="es-ES" w:eastAsia="en-US" w:bidi="ar-SA"/>
+                <w:kern w:val="2"/>
+                <w:lang w:val="es-ES" w:eastAsia="en-US" w:bidi="ar-SA"/>
+                <w:rFonts w:cs="" w:eastAsia="Aptos"/>
+                <w:sz w:val="22"/>
+                <w:szCs w:val="22"/>
               </w:rPr>
               <w:t xml:space="preserve">0.001206        </w:t>
             </w:r>
@@ -1004,29 +999,28 @@
         <w:tc>
           <w:tcPr>
             <w:tcW w:w="1687" w:type="dxa"/>
-            <w:tcBorders/>
           </w:tcPr>
           <w:p>
             <w:pPr>
+              <w:widowControl/>
               <w:pStyle w:val="Normal"/>
-              <w:widowControl/>
-              <w:spacing w:lineRule="auto" w:line="240" w:before="0" w:after="0"/>
               <w:jc w:val="start"/>
-              <w:rPr>
-                <w:rFonts w:ascii="Aptos" w:hAnsi="Aptos" w:eastAsia="Aptos" w:cs=""/>
-                <w:kern w:val="2"/>
-                <w:sz w:val="22"/>
-                <w:szCs w:val="22"/>
-                <w:lang w:val="es-ES" w:eastAsia="en-US" w:bidi="ar-SA"/>
+              <w:spacing w:before="0" w:after="0" w:line="240" w:lineRule="auto"/>
+              <w:rPr>
+                <w:kern w:val="2"/>
+                <w:lang w:val="es-ES" w:eastAsia="en-US" w:bidi="ar-SA"/>
+                <w:rFonts w:ascii="Aptos" w:cs="" w:eastAsia="Aptos" w:hAnsi="Aptos"/>
+                <w:sz w:val="22"/>
+                <w:szCs w:val="22"/>
               </w:rPr>
             </w:pPr>
             <w:r>
               <w:rPr>
-                <w:rFonts w:eastAsia="Aptos" w:cs=""/>
-                <w:kern w:val="2"/>
-                <w:sz w:val="22"/>
-                <w:szCs w:val="22"/>
-                <w:lang w:val="es-ES" w:eastAsia="en-US" w:bidi="ar-SA"/>
+                <w:kern w:val="2"/>
+                <w:lang w:val="es-ES" w:eastAsia="en-US" w:bidi="ar-SA"/>
+                <w:rFonts w:cs="" w:eastAsia="Aptos"/>
+                <w:sz w:val="22"/>
+                <w:szCs w:val="22"/>
               </w:rPr>
               <w:t xml:space="preserve">47584              </w:t>
             </w:r>
@@ -1035,29 +1029,28 @@
         <w:tc>
           <w:tcPr>
             <w:tcW w:w="1750" w:type="dxa"/>
-            <w:tcBorders/>
           </w:tcPr>
           <w:p>
             <w:pPr>
+              <w:widowControl/>
               <w:pStyle w:val="Normal"/>
-              <w:widowControl/>
-              <w:spacing w:lineRule="auto" w:line="240" w:before="0" w:after="0"/>
               <w:jc w:val="start"/>
-              <w:rPr>
-                <w:rFonts w:ascii="Aptos" w:hAnsi="Aptos" w:eastAsia="Aptos" w:cs=""/>
-                <w:kern w:val="2"/>
-                <w:sz w:val="22"/>
-                <w:szCs w:val="22"/>
-                <w:lang w:val="es-ES" w:eastAsia="en-US" w:bidi="ar-SA"/>
+              <w:spacing w:before="0" w:after="0" w:line="240" w:lineRule="auto"/>
+              <w:rPr>
+                <w:kern w:val="2"/>
+                <w:lang w:val="es-ES" w:eastAsia="en-US" w:bidi="ar-SA"/>
+                <w:rFonts w:ascii="Aptos" w:cs="" w:eastAsia="Aptos" w:hAnsi="Aptos"/>
+                <w:sz w:val="22"/>
+                <w:szCs w:val="22"/>
               </w:rPr>
             </w:pPr>
             <w:r>
               <w:rPr>
-                <w:rFonts w:eastAsia="Aptos" w:cs=""/>
-                <w:kern w:val="2"/>
-                <w:sz w:val="22"/>
-                <w:szCs w:val="22"/>
-                <w:lang w:val="es-ES" w:eastAsia="en-US" w:bidi="ar-SA"/>
+                <w:kern w:val="2"/>
+                <w:lang w:val="es-ES" w:eastAsia="en-US" w:bidi="ar-SA"/>
+                <w:rFonts w:cs="" w:eastAsia="Aptos"/>
+                <w:sz w:val="22"/>
+                <w:szCs w:val="22"/>
               </w:rPr>
               <w:t xml:space="preserve">50       </w:t>
             </w:r>
@@ -1066,29 +1059,28 @@
         <w:tc>
           <w:tcPr>
             <w:tcW w:w="1691" w:type="dxa"/>
-            <w:tcBorders/>
           </w:tcPr>
           <w:p>
             <w:pPr>
+              <w:widowControl/>
               <w:pStyle w:val="Normal"/>
-              <w:widowControl/>
-              <w:spacing w:lineRule="auto" w:line="240" w:before="0" w:after="0"/>
               <w:jc w:val="start"/>
-              <w:rPr>
-                <w:rFonts w:ascii="Aptos" w:hAnsi="Aptos" w:eastAsia="Aptos" w:cs=""/>
-                <w:kern w:val="2"/>
-                <w:sz w:val="22"/>
-                <w:szCs w:val="22"/>
-                <w:lang w:val="es-ES" w:eastAsia="en-US" w:bidi="ar-SA"/>
+              <w:spacing w:before="0" w:after="0" w:line="240" w:lineRule="auto"/>
+              <w:rPr>
+                <w:kern w:val="2"/>
+                <w:lang w:val="es-ES" w:eastAsia="en-US" w:bidi="ar-SA"/>
+                <w:rFonts w:ascii="Aptos" w:cs="" w:eastAsia="Aptos" w:hAnsi="Aptos"/>
+                <w:sz w:val="22"/>
+                <w:szCs w:val="22"/>
               </w:rPr>
             </w:pPr>
             <w:r>
               <w:rPr>
-                <w:rFonts w:eastAsia="Aptos" w:cs=""/>
-                <w:kern w:val="2"/>
-                <w:sz w:val="22"/>
-                <w:szCs w:val="22"/>
-                <w:lang w:val="es-ES" w:eastAsia="en-US" w:bidi="ar-SA"/>
+                <w:kern w:val="2"/>
+                <w:lang w:val="es-ES" w:eastAsia="en-US" w:bidi="ar-SA"/>
+                <w:rFonts w:cs="" w:eastAsia="Aptos"/>
+                <w:sz w:val="22"/>
+                <w:szCs w:val="22"/>
               </w:rPr>
               <w:t>10.00%</w:t>
             </w:r>
@@ -1100,29 +1092,28 @@
         <w:tc>
           <w:tcPr>
             <w:tcW w:w="1679" w:type="dxa"/>
-            <w:tcBorders/>
           </w:tcPr>
           <w:p>
             <w:pPr>
+              <w:widowControl/>
               <w:pStyle w:val="Normal"/>
-              <w:widowControl/>
-              <w:spacing w:lineRule="auto" w:line="240" w:before="0" w:after="0"/>
               <w:jc w:val="start"/>
-              <w:rPr>
-                <w:rFonts w:ascii="Aptos" w:hAnsi="Aptos" w:eastAsia="Aptos" w:cs=""/>
-                <w:kern w:val="2"/>
-                <w:sz w:val="22"/>
-                <w:szCs w:val="22"/>
-                <w:lang w:val="es-ES" w:eastAsia="en-US" w:bidi="ar-SA"/>
+              <w:spacing w:before="0" w:after="0" w:line="240" w:lineRule="auto"/>
+              <w:rPr>
+                <w:kern w:val="2"/>
+                <w:lang w:val="es-ES" w:eastAsia="en-US" w:bidi="ar-SA"/>
+                <w:rFonts w:ascii="Aptos" w:cs="" w:eastAsia="Aptos" w:hAnsi="Aptos"/>
+                <w:sz w:val="22"/>
+                <w:szCs w:val="22"/>
               </w:rPr>
             </w:pPr>
             <w:r>
               <w:rPr>
-                <w:rFonts w:eastAsia="Aptos" w:cs=""/>
-                <w:kern w:val="2"/>
-                <w:sz w:val="22"/>
-                <w:szCs w:val="22"/>
-                <w:lang w:val="es-ES" w:eastAsia="en-US" w:bidi="ar-SA"/>
+                <w:kern w:val="2"/>
+                <w:lang w:val="es-ES" w:eastAsia="en-US" w:bidi="ar-SA"/>
+                <w:rFonts w:cs="" w:eastAsia="Aptos"/>
+                <w:sz w:val="22"/>
+                <w:szCs w:val="22"/>
               </w:rPr>
               <w:t xml:space="preserve">1000       </w:t>
             </w:r>
@@ -1131,29 +1122,28 @@
         <w:tc>
           <w:tcPr>
             <w:tcW w:w="1687" w:type="dxa"/>
-            <w:tcBorders/>
           </w:tcPr>
           <w:p>
             <w:pPr>
+              <w:widowControl/>
               <w:pStyle w:val="Normal"/>
-              <w:widowControl/>
-              <w:spacing w:lineRule="auto" w:line="240" w:before="0" w:after="0"/>
               <w:jc w:val="start"/>
-              <w:rPr>
-                <w:rFonts w:ascii="Aptos" w:hAnsi="Aptos" w:eastAsia="Aptos" w:cs=""/>
-                <w:kern w:val="2"/>
-                <w:sz w:val="22"/>
-                <w:szCs w:val="22"/>
-                <w:lang w:val="es-ES" w:eastAsia="en-US" w:bidi="ar-SA"/>
+              <w:spacing w:before="0" w:after="0" w:line="240" w:lineRule="auto"/>
+              <w:rPr>
+                <w:kern w:val="2"/>
+                <w:lang w:val="es-ES" w:eastAsia="en-US" w:bidi="ar-SA"/>
+                <w:rFonts w:ascii="Aptos" w:cs="" w:eastAsia="Aptos" w:hAnsi="Aptos"/>
+                <w:sz w:val="22"/>
+                <w:szCs w:val="22"/>
               </w:rPr>
             </w:pPr>
             <w:r>
               <w:rPr>
-                <w:rFonts w:eastAsia="Aptos" w:cs=""/>
-                <w:kern w:val="2"/>
-                <w:sz w:val="22"/>
-                <w:szCs w:val="22"/>
-                <w:lang w:val="es-ES" w:eastAsia="en-US" w:bidi="ar-SA"/>
+                <w:kern w:val="2"/>
+                <w:lang w:val="es-ES" w:eastAsia="en-US" w:bidi="ar-SA"/>
+                <w:rFonts w:cs="" w:eastAsia="Aptos"/>
+                <w:sz w:val="22"/>
+                <w:szCs w:val="22"/>
               </w:rPr>
               <w:t xml:space="preserve">0.003352        </w:t>
             </w:r>
@@ -1162,29 +1152,28 @@
         <w:tc>
           <w:tcPr>
             <w:tcW w:w="1687" w:type="dxa"/>
-            <w:tcBorders/>
           </w:tcPr>
           <w:p>
             <w:pPr>
+              <w:widowControl/>
               <w:pStyle w:val="Normal"/>
-              <w:widowControl/>
-              <w:spacing w:lineRule="auto" w:line="240" w:before="0" w:after="0"/>
               <w:jc w:val="start"/>
-              <w:rPr>
-                <w:rFonts w:ascii="Aptos" w:hAnsi="Aptos" w:eastAsia="Aptos" w:cs=""/>
-                <w:kern w:val="2"/>
-                <w:sz w:val="22"/>
-                <w:szCs w:val="22"/>
-                <w:lang w:val="es-ES" w:eastAsia="en-US" w:bidi="ar-SA"/>
+              <w:spacing w:before="0" w:after="0" w:line="240" w:lineRule="auto"/>
+              <w:rPr>
+                <w:kern w:val="2"/>
+                <w:lang w:val="es-ES" w:eastAsia="en-US" w:bidi="ar-SA"/>
+                <w:rFonts w:ascii="Aptos" w:cs="" w:eastAsia="Aptos" w:hAnsi="Aptos"/>
+                <w:sz w:val="22"/>
+                <w:szCs w:val="22"/>
               </w:rPr>
             </w:pPr>
             <w:r>
               <w:rPr>
-                <w:rFonts w:eastAsia="Aptos" w:cs=""/>
-                <w:kern w:val="2"/>
-                <w:sz w:val="22"/>
-                <w:szCs w:val="22"/>
-                <w:lang w:val="es-ES" w:eastAsia="en-US" w:bidi="ar-SA"/>
+                <w:kern w:val="2"/>
+                <w:lang w:val="es-ES" w:eastAsia="en-US" w:bidi="ar-SA"/>
+                <w:rFonts w:cs="" w:eastAsia="Aptos"/>
+                <w:sz w:val="22"/>
+                <w:szCs w:val="22"/>
               </w:rPr>
               <w:t xml:space="preserve">94923             </w:t>
             </w:r>
@@ -1193,29 +1182,28 @@
         <w:tc>
           <w:tcPr>
             <w:tcW w:w="1750" w:type="dxa"/>
-            <w:tcBorders/>
           </w:tcPr>
           <w:p>
             <w:pPr>
+              <w:widowControl/>
               <w:pStyle w:val="Normal"/>
-              <w:widowControl/>
-              <w:spacing w:lineRule="auto" w:line="240" w:before="0" w:after="0"/>
               <w:jc w:val="start"/>
-              <w:rPr>
-                <w:rFonts w:ascii="Aptos" w:hAnsi="Aptos" w:eastAsia="Aptos" w:cs=""/>
-                <w:kern w:val="2"/>
-                <w:sz w:val="22"/>
-                <w:szCs w:val="22"/>
-                <w:lang w:val="es-ES" w:eastAsia="en-US" w:bidi="ar-SA"/>
+              <w:spacing w:before="0" w:after="0" w:line="240" w:lineRule="auto"/>
+              <w:rPr>
+                <w:kern w:val="2"/>
+                <w:lang w:val="es-ES" w:eastAsia="en-US" w:bidi="ar-SA"/>
+                <w:rFonts w:ascii="Aptos" w:cs="" w:eastAsia="Aptos" w:hAnsi="Aptos"/>
+                <w:sz w:val="22"/>
+                <w:szCs w:val="22"/>
               </w:rPr>
             </w:pPr>
             <w:r>
               <w:rPr>
-                <w:rFonts w:eastAsia="Aptos" w:cs=""/>
-                <w:kern w:val="2"/>
-                <w:sz w:val="22"/>
-                <w:szCs w:val="22"/>
-                <w:lang w:val="es-ES" w:eastAsia="en-US" w:bidi="ar-SA"/>
+                <w:kern w:val="2"/>
+                <w:lang w:val="es-ES" w:eastAsia="en-US" w:bidi="ar-SA"/>
+                <w:rFonts w:cs="" w:eastAsia="Aptos"/>
+                <w:sz w:val="22"/>
+                <w:szCs w:val="22"/>
               </w:rPr>
               <w:t xml:space="preserve">100       </w:t>
             </w:r>
@@ -1224,29 +1212,28 @@
         <w:tc>
           <w:tcPr>
             <w:tcW w:w="1691" w:type="dxa"/>
-            <w:tcBorders/>
           </w:tcPr>
           <w:p>
             <w:pPr>
+              <w:widowControl/>
               <w:pStyle w:val="Normal"/>
-              <w:widowControl/>
-              <w:spacing w:lineRule="auto" w:line="240" w:before="0" w:after="0"/>
               <w:jc w:val="start"/>
-              <w:rPr>
-                <w:rFonts w:ascii="Aptos" w:hAnsi="Aptos" w:eastAsia="Aptos" w:cs=""/>
-                <w:kern w:val="2"/>
-                <w:sz w:val="22"/>
-                <w:szCs w:val="22"/>
-                <w:lang w:val="es-ES" w:eastAsia="en-US" w:bidi="ar-SA"/>
+              <w:spacing w:before="0" w:after="0" w:line="240" w:lineRule="auto"/>
+              <w:rPr>
+                <w:kern w:val="2"/>
+                <w:lang w:val="es-ES" w:eastAsia="en-US" w:bidi="ar-SA"/>
+                <w:rFonts w:ascii="Aptos" w:cs="" w:eastAsia="Aptos" w:hAnsi="Aptos"/>
+                <w:sz w:val="22"/>
+                <w:szCs w:val="22"/>
               </w:rPr>
             </w:pPr>
             <w:r>
               <w:rPr>
-                <w:rFonts w:eastAsia="Aptos" w:cs=""/>
-                <w:kern w:val="2"/>
-                <w:sz w:val="22"/>
-                <w:szCs w:val="22"/>
-                <w:lang w:val="es-ES" w:eastAsia="en-US" w:bidi="ar-SA"/>
+                <w:kern w:val="2"/>
+                <w:lang w:val="es-ES" w:eastAsia="en-US" w:bidi="ar-SA"/>
+                <w:rFonts w:cs="" w:eastAsia="Aptos"/>
+                <w:sz w:val="22"/>
+                <w:szCs w:val="22"/>
               </w:rPr>
               <w:t>10.00%</w:t>
             </w:r>
@@ -1258,29 +1245,28 @@
         <w:tc>
           <w:tcPr>
             <w:tcW w:w="1679" w:type="dxa"/>
-            <w:tcBorders/>
           </w:tcPr>
           <w:p>
             <w:pPr>
+              <w:widowControl/>
               <w:pStyle w:val="Normal"/>
-              <w:widowControl/>
-              <w:spacing w:lineRule="auto" w:line="240" w:before="0" w:after="0"/>
               <w:jc w:val="start"/>
-              <w:rPr>
-                <w:rFonts w:ascii="Aptos" w:hAnsi="Aptos" w:eastAsia="Aptos" w:cs=""/>
-                <w:kern w:val="2"/>
-                <w:sz w:val="22"/>
-                <w:szCs w:val="22"/>
-                <w:lang w:val="es-ES" w:eastAsia="en-US" w:bidi="ar-SA"/>
+              <w:spacing w:before="0" w:after="0" w:line="240" w:lineRule="auto"/>
+              <w:rPr>
+                <w:kern w:val="2"/>
+                <w:lang w:val="es-ES" w:eastAsia="en-US" w:bidi="ar-SA"/>
+                <w:rFonts w:ascii="Aptos" w:cs="" w:eastAsia="Aptos" w:hAnsi="Aptos"/>
+                <w:sz w:val="22"/>
+                <w:szCs w:val="22"/>
               </w:rPr>
             </w:pPr>
             <w:r>
               <w:rPr>
-                <w:rFonts w:eastAsia="Aptos" w:cs=""/>
-                <w:kern w:val="2"/>
-                <w:sz w:val="22"/>
-                <w:szCs w:val="22"/>
-                <w:lang w:val="es-ES" w:eastAsia="en-US" w:bidi="ar-SA"/>
+                <w:kern w:val="2"/>
+                <w:lang w:val="es-ES" w:eastAsia="en-US" w:bidi="ar-SA"/>
+                <w:rFonts w:cs="" w:eastAsia="Aptos"/>
+                <w:sz w:val="22"/>
+                <w:szCs w:val="22"/>
               </w:rPr>
               <w:t xml:space="preserve">5000       </w:t>
             </w:r>
@@ -1289,29 +1275,28 @@
         <w:tc>
           <w:tcPr>
             <w:tcW w:w="1687" w:type="dxa"/>
-            <w:tcBorders/>
           </w:tcPr>
           <w:p>
             <w:pPr>
+              <w:widowControl/>
               <w:pStyle w:val="Normal"/>
-              <w:widowControl/>
-              <w:spacing w:lineRule="auto" w:line="240" w:before="0" w:after="0"/>
               <w:jc w:val="start"/>
-              <w:rPr>
-                <w:rFonts w:ascii="Aptos" w:hAnsi="Aptos" w:eastAsia="Aptos" w:cs=""/>
-                <w:kern w:val="2"/>
-                <w:sz w:val="22"/>
-                <w:szCs w:val="22"/>
-                <w:lang w:val="es-ES" w:eastAsia="en-US" w:bidi="ar-SA"/>
+              <w:spacing w:before="0" w:after="0" w:line="240" w:lineRule="auto"/>
+              <w:rPr>
+                <w:kern w:val="2"/>
+                <w:lang w:val="es-ES" w:eastAsia="en-US" w:bidi="ar-SA"/>
+                <w:rFonts w:ascii="Aptos" w:cs="" w:eastAsia="Aptos" w:hAnsi="Aptos"/>
+                <w:sz w:val="22"/>
+                <w:szCs w:val="22"/>
               </w:rPr>
             </w:pPr>
             <w:r>
               <w:rPr>
-                <w:rFonts w:eastAsia="Aptos" w:cs=""/>
-                <w:kern w:val="2"/>
-                <w:sz w:val="22"/>
-                <w:szCs w:val="22"/>
-                <w:lang w:val="es-ES" w:eastAsia="en-US" w:bidi="ar-SA"/>
+                <w:kern w:val="2"/>
+                <w:lang w:val="es-ES" w:eastAsia="en-US" w:bidi="ar-SA"/>
+                <w:rFonts w:cs="" w:eastAsia="Aptos"/>
+                <w:sz w:val="22"/>
+                <w:szCs w:val="22"/>
               </w:rPr>
               <w:t xml:space="preserve">0.073445       </w:t>
             </w:r>
@@ -1320,29 +1305,28 @@
         <w:tc>
           <w:tcPr>
             <w:tcW w:w="1687" w:type="dxa"/>
-            <w:tcBorders/>
           </w:tcPr>
           <w:p>
             <w:pPr>
+              <w:widowControl/>
               <w:pStyle w:val="Normal"/>
-              <w:widowControl/>
-              <w:spacing w:lineRule="auto" w:line="240" w:before="0" w:after="0"/>
               <w:jc w:val="start"/>
-              <w:rPr>
-                <w:rFonts w:ascii="Aptos" w:hAnsi="Aptos" w:eastAsia="Aptos" w:cs=""/>
-                <w:kern w:val="2"/>
-                <w:sz w:val="22"/>
-                <w:szCs w:val="22"/>
-                <w:lang w:val="es-ES" w:eastAsia="en-US" w:bidi="ar-SA"/>
+              <w:spacing w:before="0" w:after="0" w:line="240" w:lineRule="auto"/>
+              <w:rPr>
+                <w:kern w:val="2"/>
+                <w:lang w:val="es-ES" w:eastAsia="en-US" w:bidi="ar-SA"/>
+                <w:rFonts w:ascii="Aptos" w:cs="" w:eastAsia="Aptos" w:hAnsi="Aptos"/>
+                <w:sz w:val="22"/>
+                <w:szCs w:val="22"/>
               </w:rPr>
             </w:pPr>
             <w:r>
               <w:rPr>
-                <w:rFonts w:eastAsia="Aptos" w:cs=""/>
-                <w:kern w:val="2"/>
-                <w:sz w:val="22"/>
-                <w:szCs w:val="22"/>
-                <w:lang w:val="es-ES" w:eastAsia="en-US" w:bidi="ar-SA"/>
+                <w:kern w:val="2"/>
+                <w:lang w:val="es-ES" w:eastAsia="en-US" w:bidi="ar-SA"/>
+                <w:rFonts w:cs="" w:eastAsia="Aptos"/>
+                <w:sz w:val="22"/>
+                <w:szCs w:val="22"/>
               </w:rPr>
               <w:t xml:space="preserve">473174             </w:t>
             </w:r>
@@ -1351,29 +1335,28 @@
         <w:tc>
           <w:tcPr>
             <w:tcW w:w="1750" w:type="dxa"/>
-            <w:tcBorders/>
           </w:tcPr>
           <w:p>
             <w:pPr>
+              <w:widowControl/>
               <w:pStyle w:val="Normal"/>
-              <w:widowControl/>
-              <w:spacing w:lineRule="auto" w:line="240" w:before="0" w:after="0"/>
               <w:jc w:val="start"/>
-              <w:rPr>
-                <w:rFonts w:ascii="Aptos" w:hAnsi="Aptos" w:eastAsia="Aptos" w:cs=""/>
-                <w:kern w:val="2"/>
-                <w:sz w:val="22"/>
-                <w:szCs w:val="22"/>
-                <w:lang w:val="es-ES" w:eastAsia="en-US" w:bidi="ar-SA"/>
+              <w:spacing w:before="0" w:after="0" w:line="240" w:lineRule="auto"/>
+              <w:rPr>
+                <w:kern w:val="2"/>
+                <w:lang w:val="es-ES" w:eastAsia="en-US" w:bidi="ar-SA"/>
+                <w:rFonts w:ascii="Aptos" w:cs="" w:eastAsia="Aptos" w:hAnsi="Aptos"/>
+                <w:sz w:val="22"/>
+                <w:szCs w:val="22"/>
               </w:rPr>
             </w:pPr>
             <w:r>
               <w:rPr>
-                <w:rFonts w:eastAsia="Aptos" w:cs=""/>
-                <w:kern w:val="2"/>
-                <w:sz w:val="22"/>
-                <w:szCs w:val="22"/>
-                <w:lang w:val="es-ES" w:eastAsia="en-US" w:bidi="ar-SA"/>
+                <w:kern w:val="2"/>
+                <w:lang w:val="es-ES" w:eastAsia="en-US" w:bidi="ar-SA"/>
+                <w:rFonts w:cs="" w:eastAsia="Aptos"/>
+                <w:sz w:val="22"/>
+                <w:szCs w:val="22"/>
               </w:rPr>
               <w:t xml:space="preserve">500       </w:t>
             </w:r>
@@ -1382,29 +1365,28 @@
         <w:tc>
           <w:tcPr>
             <w:tcW w:w="1691" w:type="dxa"/>
-            <w:tcBorders/>
           </w:tcPr>
           <w:p>
             <w:pPr>
+              <w:widowControl/>
               <w:pStyle w:val="Normal"/>
-              <w:widowControl/>
-              <w:spacing w:lineRule="auto" w:line="240" w:before="0" w:after="0"/>
               <w:jc w:val="start"/>
-              <w:rPr>
-                <w:rFonts w:ascii="Aptos" w:hAnsi="Aptos" w:eastAsia="Aptos" w:cs=""/>
-                <w:kern w:val="2"/>
-                <w:sz w:val="22"/>
-                <w:szCs w:val="22"/>
-                <w:lang w:val="es-ES" w:eastAsia="en-US" w:bidi="ar-SA"/>
+              <w:spacing w:before="0" w:after="0" w:line="240" w:lineRule="auto"/>
+              <w:rPr>
+                <w:kern w:val="2"/>
+                <w:lang w:val="es-ES" w:eastAsia="en-US" w:bidi="ar-SA"/>
+                <w:rFonts w:ascii="Aptos" w:cs="" w:eastAsia="Aptos" w:hAnsi="Aptos"/>
+                <w:sz w:val="22"/>
+                <w:szCs w:val="22"/>
               </w:rPr>
             </w:pPr>
             <w:r>
               <w:rPr>
-                <w:rFonts w:eastAsia="Aptos" w:cs=""/>
-                <w:kern w:val="2"/>
-                <w:sz w:val="22"/>
-                <w:szCs w:val="22"/>
-                <w:lang w:val="es-ES" w:eastAsia="en-US" w:bidi="ar-SA"/>
+                <w:kern w:val="2"/>
+                <w:lang w:val="es-ES" w:eastAsia="en-US" w:bidi="ar-SA"/>
+                <w:rFonts w:cs="" w:eastAsia="Aptos"/>
+                <w:sz w:val="22"/>
+                <w:szCs w:val="22"/>
               </w:rPr>
               <w:t>10.00%</w:t>
             </w:r>
@@ -1473,11 +1455,10 @@
       </w:pPr>
       <w:r>
         <w:rPr>
-          <w:sz w:val="22"/>
-          <w:szCs w:val="22"/>
+          <w:noProof/>
         </w:rPr>
         <w:drawing>
-          <wp:inline distT="0" distB="0" distL="0" distR="0">
+          <wp:inline distB="0" distL="0" distR="0" distT="0">
             <wp:extent cx="2785110" cy="2087880"/>
             <wp:effectExtent l="0" t="0" r="0" b="0"/>
             <wp:docPr id="1" name="Imagen 1"/>
@@ -1494,7 +1475,7 @@
                     </pic:cNvPicPr>
                   </pic:nvPicPr>
                   <pic:blipFill>
-                    <a:blip r:embed="rId2"/>
+                    <a:blip r:embed="rId10"/>
                     <a:stretch>
                       <a:fillRect/>
                     </a:stretch>
@@ -1533,8 +1514,56 @@
       </w:r>
       <w:r>
         <w:rPr>
+          <w:iCs/>
           <w:i/>
+          <w:sz w:val="22"/>
+          <w:szCs w:val="22"/>
+        </w:rPr>
+        <w:t>O</w:t>
+      </w:r>
+      <w:r>
+        <w:rPr>
+          <w:sz w:val="22"/>
+          <w:szCs w:val="22"/>
+        </w:rPr>
+        <w:t>(</w:t>
+      </w:r>
+      <w:r>
+        <w:rPr>
           <w:iCs/>
+          <w:i/>
+          <w:sz w:val="22"/>
+          <w:szCs w:val="22"/>
+        </w:rPr>
+        <w:t>n</w:t>
+      </w:r>
+      <w:r>
+        <w:rPr>
+          <w:sz w:val="22"/>
+          <w:szCs w:val="22"/>
+        </w:rPr>
+        <w:t xml:space="preserve">log </w:t>
+      </w:r>
+      <w:r>
+        <w:rPr>
+          <w:iCs/>
+          <w:i/>
+          <w:sz w:val="22"/>
+          <w:szCs w:val="22"/>
+        </w:rPr>
+        <w:t>n</w:t>
+      </w:r>
+      <w:r>
+        <w:rPr>
+          <w:sz w:val="22"/>
+          <w:szCs w:val="22"/>
+        </w:rPr>
+        <w:t xml:space="preserve">), el bucle de asignación anidado busca slots libres hacia atrás. Al estar el calendario altamente saturado, las tareas evaluadas al final de la lista deben recorrer muchos slots ya ocupados antes de ser descartadas, lo que acentúa una tendencia que empíricamente se aproxima a un comportamiento cuadrático </w:t>
+      </w:r>
+      <w:r>
+        <w:rPr>
+          <w:iCs/>
+          <w:i/>
           <w:sz w:val="22"/>
           <w:szCs w:val="22"/>
         </w:rPr>
@@ -1549,88 +1578,40 @@
       </w:r>
       <w:r>
         <w:rPr>
+          <w:iCs/>
           <w:i/>
+          <w:sz w:val="22"/>
+          <w:szCs w:val="22"/>
+        </w:rPr>
+        <w:t>n</w:t>
+      </w:r>
+      <w:r>
+        <w:rPr>
+          <w:sz w:val="22"/>
+          <w:szCs w:val="22"/>
+        </w:rPr>
+        <w:t xml:space="preserve">*max_deadline) ≈ </w:t>
+      </w:r>
+      <w:r>
+        <w:rPr>
           <w:iCs/>
-          <w:sz w:val="22"/>
-          <w:szCs w:val="22"/>
-        </w:rPr>
-        <w:t>n</w:t>
-      </w:r>
-      <w:r>
-        <w:rPr>
-          <w:sz w:val="22"/>
-          <w:szCs w:val="22"/>
-        </w:rPr>
-        <w:t xml:space="preserve">log </w:t>
-      </w:r>
-      <w:r>
-        <w:rPr>
           <w:i/>
+          <w:sz w:val="22"/>
+          <w:szCs w:val="22"/>
+        </w:rPr>
+        <w:t>O</w:t>
+      </w:r>
+      <w:r>
+        <w:rPr>
+          <w:sz w:val="22"/>
+          <w:szCs w:val="22"/>
+        </w:rPr>
+        <w:t>(</w:t>
+      </w:r>
+      <w:r>
+        <w:rPr>
           <w:iCs/>
-          <w:sz w:val="22"/>
-          <w:szCs w:val="22"/>
-        </w:rPr>
-        <w:t>n</w:t>
-      </w:r>
-      <w:r>
-        <w:rPr>
-          <w:sz w:val="22"/>
-          <w:szCs w:val="22"/>
-        </w:rPr>
-        <w:t xml:space="preserve">), el bucle de asignación anidado busca slots libres hacia atrás. Al estar el calendario altamente saturado, las tareas evaluadas al final de la lista deben recorrer muchos slots ya ocupados antes de ser descartadas, lo que acentúa una tendencia que empíricamente se aproxima a un comportamiento cuadrático </w:t>
-      </w:r>
-      <w:r>
-        <w:rPr>
           <w:i/>
-          <w:iCs/>
-          <w:sz w:val="22"/>
-          <w:szCs w:val="22"/>
-        </w:rPr>
-        <w:t>O</w:t>
-      </w:r>
-      <w:r>
-        <w:rPr>
-          <w:sz w:val="22"/>
-          <w:szCs w:val="22"/>
-        </w:rPr>
-        <w:t>(</w:t>
-      </w:r>
-      <w:r>
-        <w:rPr>
-          <w:i/>
-          <w:iCs/>
-          <w:sz w:val="22"/>
-          <w:szCs w:val="22"/>
-        </w:rPr>
-        <w:t>n</w:t>
-      </w:r>
-      <w:r>
-        <w:rPr>
-          <w:sz w:val="22"/>
-          <w:szCs w:val="22"/>
-        </w:rPr>
-        <w:t xml:space="preserve">*max_deadline) ≈ </w:t>
-      </w:r>
-      <w:r>
-        <w:rPr>
-          <w:i/>
-          <w:iCs/>
-          <w:sz w:val="22"/>
-          <w:szCs w:val="22"/>
-        </w:rPr>
-        <w:t>O</w:t>
-      </w:r>
-      <w:r>
-        <w:rPr>
-          <w:sz w:val="22"/>
-          <w:szCs w:val="22"/>
-        </w:rPr>
-        <w:t>(</w:t>
-      </w:r>
-      <w:r>
-        <w:rPr>
-          <w:i/>
-          <w:iCs/>
           <w:sz w:val="22"/>
           <w:szCs w:val="22"/>
         </w:rPr>
@@ -1682,11 +1663,10 @@
       </w:pPr>
       <w:r>
         <w:rPr>
-          <w:sz w:val="22"/>
-          <w:szCs w:val="22"/>
+          <w:noProof/>
         </w:rPr>
         <w:drawing>
-          <wp:inline distT="0" distB="0" distL="0" distR="0">
+          <wp:inline distB="0" distL="0" distR="0" distT="0">
             <wp:extent cx="2736215" cy="2051685"/>
             <wp:effectExtent l="0" t="0" r="0" b="0"/>
             <wp:docPr id="2" name="Imagen 2"/>
@@ -1703,7 +1683,7 @@
                     </pic:cNvPicPr>
                   </pic:nvPicPr>
                   <pic:blipFill>
-                    <a:blip r:embed="rId3"/>
+                    <a:blip r:embed="rId11"/>
                     <a:stretch>
                       <a:fillRect/>
                     </a:stretch>
@@ -1742,8 +1722,8 @@
       </w:r>
       <w:r>
         <w:rPr>
+          <w:iCs/>
           <w:i/>
-          <w:iCs/>
           <w:sz w:val="22"/>
           <w:szCs w:val="22"/>
         </w:rPr>
@@ -1787,11 +1767,10 @@
       </w:pPr>
       <w:r>
         <w:rPr>
-          <w:sz w:val="22"/>
-          <w:szCs w:val="22"/>
+          <w:noProof/>
         </w:rPr>
         <w:drawing>
-          <wp:inline distT="0" distB="0" distL="0" distR="0">
+          <wp:inline distB="0" distL="0" distR="0" distT="0">
             <wp:extent cx="2790825" cy="2092960"/>
             <wp:effectExtent l="0" t="0" r="0" b="0"/>
             <wp:docPr id="3" name="Imagen 3"/>
@@ -1808,7 +1787,7 @@
                     </pic:cNvPicPr>
                   </pic:nvPicPr>
                   <pic:blipFill>
-                    <a:blip r:embed="rId4"/>
+                    <a:blip r:embed="rId12"/>
                     <a:stretch>
                       <a:fillRect/>
                     </a:stretch>
@@ -1850,16 +1829,16 @@
       <w:pPr>
         <w:pStyle w:val="Normal"/>
         <w:rPr>
+          <w:u w:val="single"/>
           <w:sz w:val="32"/>
           <w:szCs w:val="32"/>
+        </w:rPr>
+      </w:pPr>
+      <w:r>
+        <w:rPr>
           <w:u w:val="single"/>
-        </w:rPr>
-      </w:pPr>
-      <w:r>
-        <w:rPr>
           <w:sz w:val="32"/>
           <w:szCs w:val="32"/>
-          <w:u w:val="single"/>
         </w:rPr>
         <w:t>Cuestiones:</w:t>
       </w:r>
@@ -1980,8 +1959,8 @@
       </w:r>
       <w:r>
         <w:rPr>
+          <w:iCs/>
           <w:i/>
-          <w:iCs/>
           <w:sz w:val="22"/>
           <w:szCs w:val="22"/>
         </w:rPr>
@@ -2068,8 +2047,48 @@
       </w:r>
       <w:r>
         <w:rPr>
+          <w:iCs/>
           <w:i/>
+          <w:sz w:val="22"/>
+          <w:szCs w:val="22"/>
+        </w:rPr>
+        <w:t>O</w:t>
+      </w:r>
+      <w:r>
+        <w:rPr>
+          <w:sz w:val="22"/>
+          <w:szCs w:val="22"/>
+        </w:rPr>
+        <w:t>(</w:t>
+      </w:r>
+      <w:r>
+        <w:rPr>
           <w:iCs/>
+          <w:i/>
+          <w:sz w:val="22"/>
+          <w:szCs w:val="22"/>
+        </w:rPr>
+        <w:t>n</w:t>
+      </w:r>
+      <w:r>
+        <w:rPr>
+          <w:sz w:val="22"/>
+          <w:szCs w:val="22"/>
+          <w:vertAlign w:val="superscript"/>
+        </w:rPr>
+        <w:t>2</w:t>
+      </w:r>
+      <w:r>
+        <w:rPr>
+          <w:sz w:val="22"/>
+          <w:szCs w:val="22"/>
+        </w:rPr>
+        <w:t xml:space="preserve">) en el peor de los casos, mientras que la ordenación inicial cuesta </w:t>
+      </w:r>
+      <w:r>
+        <w:rPr>
+          <w:iCs/>
+          <w:i/>
           <w:sz w:val="22"/>
           <w:szCs w:val="22"/>
         </w:rPr>
@@ -2084,8 +2103,24 @@
       </w:r>
       <w:r>
         <w:rPr>
+          <w:iCs/>
           <w:i/>
+          <w:sz w:val="22"/>
+          <w:szCs w:val="22"/>
+        </w:rPr>
+        <w:t>n</w:t>
+      </w:r>
+      <w:r>
+        <w:rPr>
+          <w:sz w:val="22"/>
+          <w:szCs w:val="22"/>
+        </w:rPr>
+        <w:t xml:space="preserve">log </w:t>
+      </w:r>
+      <w:r>
+        <w:rPr>
           <w:iCs/>
+          <w:i/>
           <w:sz w:val="22"/>
           <w:szCs w:val="22"/>
         </w:rPr>
@@ -2095,37 +2130,45 @@
         <w:rPr>
           <w:sz w:val="22"/>
           <w:szCs w:val="22"/>
-          <w:vertAlign w:val="superscript"/>
-        </w:rPr>
-        <w:t>2</w:t>
-      </w:r>
-      <w:r>
-        <w:rPr>
-          <w:sz w:val="22"/>
-          <w:szCs w:val="22"/>
-        </w:rPr>
-        <w:t xml:space="preserve">) en el peor de los casos, mientras que la ordenación inicial cuesta </w:t>
-      </w:r>
-      <w:r>
-        <w:rPr>
+        </w:rPr>
+        <w:t>) como ya expliqué antes en la gráfica de Número de Tareas frente al Tiempo.</w:t>
+      </w:r>
+    </w:p>
+    <w:p>
+      <w:pPr>
+        <w:pStyle w:val="Normal"/>
+        <w:rPr>
+          <w:sz w:val="22"/>
+          <w:szCs w:val="22"/>
+        </w:rPr>
+      </w:pPr>
+      <w:r>
+        <w:rPr>
+          <w:sz w:val="22"/>
+          <w:szCs w:val="22"/>
+        </w:rPr>
+        <w:t xml:space="preserve">La complejidad espacial es de </w:t>
+      </w:r>
+      <w:r>
+        <w:rPr>
+          <w:iCs/>
           <w:i/>
+          <w:sz w:val="22"/>
+          <w:szCs w:val="22"/>
+        </w:rPr>
+        <w:t>O</w:t>
+      </w:r>
+      <w:r>
+        <w:rPr>
+          <w:sz w:val="22"/>
+          <w:szCs w:val="22"/>
+        </w:rPr>
+        <w:t>(</w:t>
+      </w:r>
+      <w:r>
+        <w:rPr>
           <w:iCs/>
-          <w:sz w:val="22"/>
-          <w:szCs w:val="22"/>
-        </w:rPr>
-        <w:t>O</w:t>
-      </w:r>
-      <w:r>
-        <w:rPr>
-          <w:sz w:val="22"/>
-          <w:szCs w:val="22"/>
-        </w:rPr>
-        <w:t>(</w:t>
-      </w:r>
-      <w:r>
-        <w:rPr>
           <w:i/>
-          <w:iCs/>
           <w:sz w:val="22"/>
           <w:szCs w:val="22"/>
         </w:rPr>
@@ -2136,77 +2179,12 @@
           <w:sz w:val="22"/>
           <w:szCs w:val="22"/>
         </w:rPr>
-        <w:t xml:space="preserve">log </w:t>
-      </w:r>
-      <w:r>
-        <w:rPr>
-          <w:i/>
-          <w:iCs/>
-          <w:sz w:val="22"/>
-          <w:szCs w:val="22"/>
-        </w:rPr>
-        <w:t>n</w:t>
-      </w:r>
-      <w:r>
-        <w:rPr>
-          <w:sz w:val="22"/>
-          <w:szCs w:val="22"/>
-        </w:rPr>
-        <w:t>) como ya expliqué antes en la gráfica de Número de Tareas frente al Tiempo.</w:t>
-      </w:r>
-    </w:p>
-    <w:p>
-      <w:pPr>
-        <w:pStyle w:val="Normal"/>
-        <w:rPr>
-          <w:sz w:val="22"/>
-          <w:szCs w:val="22"/>
-        </w:rPr>
-      </w:pPr>
-      <w:r>
-        <w:rPr>
-          <w:sz w:val="22"/>
-          <w:szCs w:val="22"/>
-        </w:rPr>
-        <w:t xml:space="preserve">La complejidad espacial es de </w:t>
-      </w:r>
-      <w:r>
-        <w:rPr>
-          <w:i/>
-          <w:iCs/>
-          <w:sz w:val="22"/>
-          <w:szCs w:val="22"/>
-        </w:rPr>
-        <w:t>O</w:t>
-      </w:r>
-      <w:r>
-        <w:rPr>
-          <w:sz w:val="22"/>
-          <w:szCs w:val="22"/>
-        </w:rPr>
-        <w:t>(</w:t>
-      </w:r>
-      <w:r>
-        <w:rPr>
-          <w:i/>
-          <w:iCs/>
-          <w:sz w:val="22"/>
-          <w:szCs w:val="22"/>
-        </w:rPr>
-        <w:t>n</w:t>
-      </w:r>
-      <w:r>
-        <w:rPr>
-          <w:sz w:val="22"/>
-          <w:szCs w:val="22"/>
-        </w:rPr>
         <w:t>), ya que el espacio crece de forma estrictamente lineal para almacenar la lista de tareas recibidas, su copia ordenada y el vector del calendario, como ya expliqué en la gráfica de Numero de Tareas frente al Beneficio Total.</w:t>
       </w:r>
     </w:p>
     <w:p>
       <w:pPr>
         <w:pStyle w:val="Normal"/>
-        <w:rPr/>
       </w:pPr>
       <w:r>
         <w:rPr/>
@@ -2223,11 +2201,11 @@
       </w:pPr>
       <w:r>
         <w:rPr>
+          <w:bCs/>
           <w:b/>
-          <w:bCs/>
+          <w:u w:val="single"/>
           <w:sz w:val="36"/>
           <w:szCs w:val="36"/>
-          <w:u w:val="single"/>
         </w:rPr>
         <w:t>IV. Cuestiones generales</w:t>
       </w:r>
@@ -2319,749 +2297,839 @@
       </w:r>
     </w:p>
     <w:sectPr>
-      <w:type w:val="nextPage"/>
-      <w:pgSz w:w="11906" w:h="16838"/>
-      <w:pgMar w:left="1701" w:right="1701" w:gutter="0" w:header="0" w:top="1417" w:footer="0" w:bottom="1417"/>
-      <w:pgNumType w:fmt="decimal"/>
       <w:formProt w:val="false"/>
       <w:textDirection w:val="lrTb"/>
       <w:docGrid w:type="default" w:linePitch="360" w:charSpace="0"/>
+      <w:pgNumType w:fmt="decimal"/>
+      <w:pgSz w:w="11906" w:h="16838"/>
+      <w:pgMar w:left="1701" w:right="1701" w:top="1417" w:bottom="1417" w:header="0" w:footer="0" w:gutter="0"/>
+      <w:type w:val="nextPage"/>
     </w:sectPr>
   </w:body>
 </w:document>
 </file>
 
 <file path=word/numbering.xml><?xml version="1.0" encoding="utf-8"?>
-<w:numbering xmlns:w="http://schemas.openxmlformats.org/wordprocessingml/2006/main" xmlns:o="urn:schemas-microsoft-com:office:office" xmlns:r="http://schemas.openxmlformats.org/officeDocument/2006/relationships" xmlns:v="urn:schemas-microsoft-com:vml" xmlns:mc="http://schemas.openxmlformats.org/markup-compatibility/2006" xmlns:w14="http://schemas.microsoft.com/office/word/2010/wordml" mc:Ignorable="w14">
+<w:numbering xmlns:wpc="http://schemas.microsoft.com/office/word/2010/wordprocessingCanvas" xmlns:mo="http://schemas.microsoft.com/office/mac/office/2008/main" xmlns:mc="http://schemas.openxmlformats.org/markup-compatibility/2006" xmlns:mv="urn:schemas-microsoft-com:mac:vml" xmlns:o="urn:schemas-microsoft-com:office:office" xmlns:r="http://schemas.openxmlformats.org/officeDocument/2006/relationships" xmlns:m="http://schemas.openxmlformats.org/officeDocument/2006/math" xmlns:v="urn:schemas-microsoft-com:vml" xmlns:wp14="http://schemas.microsoft.com/office/word/2010/wordprocessingDrawing" xmlns:wp="http://schemas.openxmlformats.org/drawingml/2006/wordprocessingDrawing" xmlns:w="http://schemas.openxmlformats.org/wordprocessingml/2006/main" xmlns:w10="urn:schemas-microsoft-com:office:word" xmlns:w14="http://schemas.microsoft.com/office/word/2010/wordml" xmlns:wpg="http://schemas.microsoft.com/office/word/2010/wordprocessingGroup" xmlns:wpi="http://schemas.microsoft.com/office/word/2010/wordprocessingInk" xmlns:wne="http://schemas.microsoft.com/office/word/2006/wordml" xmlns:wps="http://schemas.microsoft.com/office/word/2010/wordprocessingShape" mc:Ignorable="w14 wp14">
   <w:abstractNum w:abstractNumId="1">
+    <w:multiLevelType w:val="hybridMultilevel"/>
     <w:lvl w:ilvl="0">
-      <w:start w:val="1"/>
       <w:numFmt w:val="decimal"/>
       <w:lvlText w:val="%1."/>
+      <w:start w:val="1"/>
+      <w:rPr/>
+      <w:pPr>
+        <w:ind w:hanging="360"/>
+        <w:tabs>
+          <w:tab w:val="num" w:pos="0"/>
+        </w:tabs>
+      </w:pPr>
       <w:lvlJc w:val="start"/>
-      <w:pPr>
-        <w:tabs>
-          <w:tab w:val="num" w:pos="0"/>
-        </w:tabs>
-        <w:ind w:start="720" w:hanging="360"/>
-      </w:pPr>
-      <w:rPr/>
     </w:lvl>
     <w:lvl w:ilvl="1">
-      <w:start w:val="1"/>
       <w:numFmt w:val="lowerLetter"/>
       <w:lvlText w:val="%2."/>
+      <w:start w:val="1"/>
+      <w:rPr/>
+      <w:pPr>
+        <w:ind w:hanging="360"/>
+        <w:tabs>
+          <w:tab w:val="num" w:pos="0"/>
+        </w:tabs>
+      </w:pPr>
       <w:lvlJc w:val="start"/>
-      <w:pPr>
-        <w:tabs>
-          <w:tab w:val="num" w:pos="0"/>
-        </w:tabs>
-        <w:ind w:start="1440" w:hanging="360"/>
-      </w:pPr>
-      <w:rPr/>
     </w:lvl>
     <w:lvl w:ilvl="2">
-      <w:start w:val="1"/>
       <w:numFmt w:val="lowerRoman"/>
       <w:lvlText w:val="%3."/>
+      <w:start w:val="1"/>
+      <w:rPr/>
+      <w:pPr>
+        <w:ind w:hanging="180"/>
+        <w:tabs>
+          <w:tab w:val="num" w:pos="0"/>
+        </w:tabs>
+      </w:pPr>
       <w:lvlJc w:val="end"/>
-      <w:pPr>
-        <w:tabs>
-          <w:tab w:val="num" w:pos="0"/>
-        </w:tabs>
-        <w:ind w:start="2160" w:hanging="180"/>
-      </w:pPr>
-      <w:rPr/>
     </w:lvl>
     <w:lvl w:ilvl="3">
-      <w:start w:val="1"/>
       <w:numFmt w:val="decimal"/>
       <w:lvlText w:val="%4."/>
+      <w:start w:val="1"/>
+      <w:rPr/>
+      <w:pPr>
+        <w:ind w:hanging="360"/>
+        <w:tabs>
+          <w:tab w:val="num" w:pos="0"/>
+        </w:tabs>
+      </w:pPr>
       <w:lvlJc w:val="start"/>
-      <w:pPr>
-        <w:tabs>
-          <w:tab w:val="num" w:pos="0"/>
-        </w:tabs>
-        <w:ind w:start="2880" w:hanging="360"/>
-      </w:pPr>
-      <w:rPr/>
     </w:lvl>
     <w:lvl w:ilvl="4">
-      <w:start w:val="1"/>
       <w:numFmt w:val="lowerLetter"/>
       <w:lvlText w:val="%5."/>
+      <w:start w:val="1"/>
+      <w:rPr/>
+      <w:pPr>
+        <w:ind w:hanging="360"/>
+        <w:tabs>
+          <w:tab w:val="num" w:pos="0"/>
+        </w:tabs>
+      </w:pPr>
       <w:lvlJc w:val="start"/>
-      <w:pPr>
-        <w:tabs>
-          <w:tab w:val="num" w:pos="0"/>
-        </w:tabs>
-        <w:ind w:start="3600" w:hanging="360"/>
-      </w:pPr>
-      <w:rPr/>
     </w:lvl>
     <w:lvl w:ilvl="5">
-      <w:start w:val="1"/>
       <w:numFmt w:val="lowerRoman"/>
       <w:lvlText w:val="%6."/>
+      <w:start w:val="1"/>
+      <w:rPr/>
+      <w:pPr>
+        <w:ind w:hanging="180"/>
+        <w:tabs>
+          <w:tab w:val="num" w:pos="0"/>
+        </w:tabs>
+      </w:pPr>
       <w:lvlJc w:val="end"/>
-      <w:pPr>
-        <w:tabs>
-          <w:tab w:val="num" w:pos="0"/>
-        </w:tabs>
-        <w:ind w:start="4320" w:hanging="180"/>
-      </w:pPr>
-      <w:rPr/>
     </w:lvl>
     <w:lvl w:ilvl="6">
-      <w:start w:val="1"/>
       <w:numFmt w:val="decimal"/>
       <w:lvlText w:val="%7."/>
+      <w:start w:val="1"/>
+      <w:rPr/>
+      <w:pPr>
+        <w:ind w:hanging="360"/>
+        <w:tabs>
+          <w:tab w:val="num" w:pos="0"/>
+        </w:tabs>
+      </w:pPr>
       <w:lvlJc w:val="start"/>
-      <w:pPr>
-        <w:tabs>
-          <w:tab w:val="num" w:pos="0"/>
-        </w:tabs>
-        <w:ind w:start="5040" w:hanging="360"/>
-      </w:pPr>
-      <w:rPr/>
     </w:lvl>
     <w:lvl w:ilvl="7">
-      <w:start w:val="1"/>
       <w:numFmt w:val="lowerLetter"/>
       <w:lvlText w:val="%8."/>
+      <w:start w:val="1"/>
+      <w:rPr/>
+      <w:pPr>
+        <w:ind w:hanging="360"/>
+        <w:tabs>
+          <w:tab w:val="num" w:pos="0"/>
+        </w:tabs>
+      </w:pPr>
       <w:lvlJc w:val="start"/>
-      <w:pPr>
-        <w:tabs>
-          <w:tab w:val="num" w:pos="0"/>
-        </w:tabs>
-        <w:ind w:start="5760" w:hanging="360"/>
-      </w:pPr>
-      <w:rPr/>
     </w:lvl>
     <w:lvl w:ilvl="8">
-      <w:start w:val="1"/>
       <w:numFmt w:val="lowerRoman"/>
       <w:lvlText w:val="%9."/>
+      <w:start w:val="1"/>
+      <w:rPr/>
+      <w:pPr>
+        <w:ind w:hanging="180"/>
+        <w:tabs>
+          <w:tab w:val="num" w:pos="0"/>
+        </w:tabs>
+      </w:pPr>
       <w:lvlJc w:val="end"/>
-      <w:pPr>
-        <w:tabs>
-          <w:tab w:val="num" w:pos="0"/>
-        </w:tabs>
-        <w:ind w:start="6480" w:hanging="180"/>
-      </w:pPr>
-      <w:rPr/>
     </w:lvl>
   </w:abstractNum>
   <w:abstractNum w:abstractNumId="2">
+    <w:multiLevelType w:val="hybridMultilevel"/>
     <w:lvl w:ilvl="0">
-      <w:start w:val="1"/>
       <w:numFmt w:val="decimal"/>
       <w:lvlText w:val="%1."/>
+      <w:start w:val="1"/>
+      <w:rPr/>
+      <w:pPr>
+        <w:ind w:hanging="360"/>
+        <w:tabs>
+          <w:tab w:val="num" w:pos="0"/>
+        </w:tabs>
+      </w:pPr>
       <w:lvlJc w:val="start"/>
-      <w:pPr>
-        <w:tabs>
-          <w:tab w:val="num" w:pos="0"/>
-        </w:tabs>
-        <w:ind w:start="720" w:hanging="360"/>
-      </w:pPr>
-      <w:rPr/>
     </w:lvl>
     <w:lvl w:ilvl="1">
-      <w:start w:val="1"/>
       <w:numFmt w:val="lowerLetter"/>
       <w:lvlText w:val="%2."/>
+      <w:start w:val="1"/>
+      <w:rPr/>
+      <w:pPr>
+        <w:ind w:hanging="360"/>
+        <w:tabs>
+          <w:tab w:val="num" w:pos="0"/>
+        </w:tabs>
+      </w:pPr>
       <w:lvlJc w:val="start"/>
-      <w:pPr>
-        <w:tabs>
-          <w:tab w:val="num" w:pos="0"/>
-        </w:tabs>
-        <w:ind w:start="1440" w:hanging="360"/>
-      </w:pPr>
-      <w:rPr/>
     </w:lvl>
     <w:lvl w:ilvl="2">
-      <w:start w:val="1"/>
       <w:numFmt w:val="lowerRoman"/>
       <w:lvlText w:val="%3."/>
+      <w:start w:val="1"/>
+      <w:rPr/>
+      <w:pPr>
+        <w:ind w:hanging="180"/>
+        <w:tabs>
+          <w:tab w:val="num" w:pos="0"/>
+        </w:tabs>
+      </w:pPr>
       <w:lvlJc w:val="end"/>
-      <w:pPr>
-        <w:tabs>
-          <w:tab w:val="num" w:pos="0"/>
-        </w:tabs>
-        <w:ind w:start="2160" w:hanging="180"/>
-      </w:pPr>
-      <w:rPr/>
     </w:lvl>
     <w:lvl w:ilvl="3">
-      <w:start w:val="1"/>
       <w:numFmt w:val="decimal"/>
       <w:lvlText w:val="%4."/>
+      <w:start w:val="1"/>
+      <w:rPr/>
+      <w:pPr>
+        <w:ind w:hanging="360"/>
+        <w:tabs>
+          <w:tab w:val="num" w:pos="0"/>
+        </w:tabs>
+      </w:pPr>
       <w:lvlJc w:val="start"/>
-      <w:pPr>
-        <w:tabs>
-          <w:tab w:val="num" w:pos="0"/>
-        </w:tabs>
-        <w:ind w:start="2880" w:hanging="360"/>
-      </w:pPr>
-      <w:rPr/>
     </w:lvl>
     <w:lvl w:ilvl="4">
-      <w:start w:val="1"/>
       <w:numFmt w:val="lowerLetter"/>
       <w:lvlText w:val="%5."/>
+      <w:start w:val="1"/>
+      <w:rPr/>
+      <w:pPr>
+        <w:ind w:hanging="360"/>
+        <w:tabs>
+          <w:tab w:val="num" w:pos="0"/>
+        </w:tabs>
+      </w:pPr>
       <w:lvlJc w:val="start"/>
-      <w:pPr>
-        <w:tabs>
-          <w:tab w:val="num" w:pos="0"/>
-        </w:tabs>
-        <w:ind w:start="3600" w:hanging="360"/>
-      </w:pPr>
-      <w:rPr/>
     </w:lvl>
     <w:lvl w:ilvl="5">
-      <w:start w:val="1"/>
       <w:numFmt w:val="lowerRoman"/>
       <w:lvlText w:val="%6."/>
+      <w:start w:val="1"/>
+      <w:rPr/>
+      <w:pPr>
+        <w:ind w:hanging="180"/>
+        <w:tabs>
+          <w:tab w:val="num" w:pos="0"/>
+        </w:tabs>
+      </w:pPr>
       <w:lvlJc w:val="end"/>
-      <w:pPr>
-        <w:tabs>
-          <w:tab w:val="num" w:pos="0"/>
-        </w:tabs>
-        <w:ind w:start="4320" w:hanging="180"/>
-      </w:pPr>
-      <w:rPr/>
     </w:lvl>
     <w:lvl w:ilvl="6">
-      <w:start w:val="1"/>
       <w:numFmt w:val="decimal"/>
       <w:lvlText w:val="%7."/>
+      <w:start w:val="1"/>
+      <w:rPr/>
+      <w:pPr>
+        <w:ind w:hanging="360"/>
+        <w:tabs>
+          <w:tab w:val="num" w:pos="0"/>
+        </w:tabs>
+      </w:pPr>
       <w:lvlJc w:val="start"/>
-      <w:pPr>
-        <w:tabs>
-          <w:tab w:val="num" w:pos="0"/>
-        </w:tabs>
-        <w:ind w:start="5040" w:hanging="360"/>
-      </w:pPr>
-      <w:rPr/>
     </w:lvl>
     <w:lvl w:ilvl="7">
-      <w:start w:val="1"/>
       <w:numFmt w:val="lowerLetter"/>
       <w:lvlText w:val="%8."/>
+      <w:start w:val="1"/>
+      <w:rPr/>
+      <w:pPr>
+        <w:ind w:hanging="360"/>
+        <w:tabs>
+          <w:tab w:val="num" w:pos="0"/>
+        </w:tabs>
+      </w:pPr>
       <w:lvlJc w:val="start"/>
-      <w:pPr>
-        <w:tabs>
-          <w:tab w:val="num" w:pos="0"/>
-        </w:tabs>
-        <w:ind w:start="5760" w:hanging="360"/>
-      </w:pPr>
-      <w:rPr/>
     </w:lvl>
     <w:lvl w:ilvl="8">
-      <w:start w:val="1"/>
       <w:numFmt w:val="lowerRoman"/>
       <w:lvlText w:val="%9."/>
+      <w:start w:val="1"/>
+      <w:rPr/>
+      <w:pPr>
+        <w:ind w:hanging="180"/>
+        <w:tabs>
+          <w:tab w:val="num" w:pos="0"/>
+        </w:tabs>
+      </w:pPr>
       <w:lvlJc w:val="end"/>
-      <w:pPr>
-        <w:tabs>
-          <w:tab w:val="num" w:pos="0"/>
-        </w:tabs>
-        <w:ind w:start="6480" w:hanging="180"/>
-      </w:pPr>
-      <w:rPr/>
     </w:lvl>
   </w:abstractNum>
   <w:abstractNum w:abstractNumId="3">
+    <w:multiLevelType w:val="hybridMultilevel"/>
     <w:lvl w:ilvl="0">
-      <w:start w:val="1"/>
       <w:numFmt w:val="decimal"/>
       <w:lvlText w:val="%1."/>
+      <w:start w:val="1"/>
+      <w:rPr/>
+      <w:pPr>
+        <w:ind w:hanging="360"/>
+        <w:tabs>
+          <w:tab w:val="num" w:pos="0"/>
+        </w:tabs>
+      </w:pPr>
       <w:lvlJc w:val="start"/>
-      <w:pPr>
-        <w:tabs>
-          <w:tab w:val="num" w:pos="0"/>
-        </w:tabs>
-        <w:ind w:start="720" w:hanging="360"/>
-      </w:pPr>
-      <w:rPr/>
     </w:lvl>
     <w:lvl w:ilvl="1">
-      <w:start w:val="1"/>
       <w:numFmt w:val="lowerLetter"/>
       <w:lvlText w:val="%2."/>
+      <w:start w:val="1"/>
+      <w:rPr/>
+      <w:pPr>
+        <w:ind w:hanging="360"/>
+        <w:tabs>
+          <w:tab w:val="num" w:pos="0"/>
+        </w:tabs>
+      </w:pPr>
       <w:lvlJc w:val="start"/>
-      <w:pPr>
-        <w:tabs>
-          <w:tab w:val="num" w:pos="0"/>
-        </w:tabs>
-        <w:ind w:start="1440" w:hanging="360"/>
-      </w:pPr>
-      <w:rPr/>
     </w:lvl>
     <w:lvl w:ilvl="2">
-      <w:start w:val="1"/>
       <w:numFmt w:val="lowerRoman"/>
       <w:lvlText w:val="%3."/>
+      <w:start w:val="1"/>
+      <w:rPr/>
+      <w:pPr>
+        <w:ind w:hanging="180"/>
+        <w:tabs>
+          <w:tab w:val="num" w:pos="0"/>
+        </w:tabs>
+      </w:pPr>
       <w:lvlJc w:val="end"/>
-      <w:pPr>
-        <w:tabs>
-          <w:tab w:val="num" w:pos="0"/>
-        </w:tabs>
-        <w:ind w:start="2160" w:hanging="180"/>
-      </w:pPr>
-      <w:rPr/>
     </w:lvl>
     <w:lvl w:ilvl="3">
-      <w:start w:val="1"/>
       <w:numFmt w:val="decimal"/>
       <w:lvlText w:val="%4."/>
+      <w:start w:val="1"/>
+      <w:rPr/>
+      <w:pPr>
+        <w:ind w:hanging="360"/>
+        <w:tabs>
+          <w:tab w:val="num" w:pos="0"/>
+        </w:tabs>
+      </w:pPr>
       <w:lvlJc w:val="start"/>
-      <w:pPr>
-        <w:tabs>
-          <w:tab w:val="num" w:pos="0"/>
-        </w:tabs>
-        <w:ind w:start="2880" w:hanging="360"/>
-      </w:pPr>
-      <w:rPr/>
     </w:lvl>
     <w:lvl w:ilvl="4">
-      <w:start w:val="1"/>
       <w:numFmt w:val="lowerLetter"/>
       <w:lvlText w:val="%5."/>
+      <w:start w:val="1"/>
+      <w:rPr/>
+      <w:pPr>
+        <w:ind w:hanging="360"/>
+        <w:tabs>
+          <w:tab w:val="num" w:pos="0"/>
+        </w:tabs>
+      </w:pPr>
       <w:lvlJc w:val="start"/>
-      <w:pPr>
-        <w:tabs>
-          <w:tab w:val="num" w:pos="0"/>
-        </w:tabs>
-        <w:ind w:start="3600" w:hanging="360"/>
-      </w:pPr>
-      <w:rPr/>
     </w:lvl>
     <w:lvl w:ilvl="5">
-      <w:start w:val="1"/>
       <w:numFmt w:val="lowerRoman"/>
       <w:lvlText w:val="%6."/>
+      <w:start w:val="1"/>
+      <w:rPr/>
+      <w:pPr>
+        <w:ind w:hanging="180"/>
+        <w:tabs>
+          <w:tab w:val="num" w:pos="0"/>
+        </w:tabs>
+      </w:pPr>
       <w:lvlJc w:val="end"/>
-      <w:pPr>
-        <w:tabs>
-          <w:tab w:val="num" w:pos="0"/>
-        </w:tabs>
-        <w:ind w:start="4320" w:hanging="180"/>
-      </w:pPr>
-      <w:rPr/>
     </w:lvl>
     <w:lvl w:ilvl="6">
-      <w:start w:val="1"/>
       <w:numFmt w:val="decimal"/>
       <w:lvlText w:val="%7."/>
+      <w:start w:val="1"/>
+      <w:rPr/>
+      <w:pPr>
+        <w:ind w:hanging="360"/>
+        <w:tabs>
+          <w:tab w:val="num" w:pos="0"/>
+        </w:tabs>
+      </w:pPr>
       <w:lvlJc w:val="start"/>
-      <w:pPr>
-        <w:tabs>
-          <w:tab w:val="num" w:pos="0"/>
-        </w:tabs>
-        <w:ind w:start="5040" w:hanging="360"/>
-      </w:pPr>
-      <w:rPr/>
     </w:lvl>
     <w:lvl w:ilvl="7">
-      <w:start w:val="1"/>
       <w:numFmt w:val="lowerLetter"/>
       <w:lvlText w:val="%8."/>
+      <w:start w:val="1"/>
+      <w:rPr/>
+      <w:pPr>
+        <w:ind w:hanging="360"/>
+        <w:tabs>
+          <w:tab w:val="num" w:pos="0"/>
+        </w:tabs>
+      </w:pPr>
       <w:lvlJc w:val="start"/>
-      <w:pPr>
-        <w:tabs>
-          <w:tab w:val="num" w:pos="0"/>
-        </w:tabs>
-        <w:ind w:start="5760" w:hanging="360"/>
-      </w:pPr>
-      <w:rPr/>
     </w:lvl>
     <w:lvl w:ilvl="8">
-      <w:start w:val="1"/>
       <w:numFmt w:val="lowerRoman"/>
       <w:lvlText w:val="%9."/>
+      <w:start w:val="1"/>
+      <w:rPr/>
+      <w:pPr>
+        <w:ind w:hanging="180"/>
+        <w:tabs>
+          <w:tab w:val="num" w:pos="0"/>
+        </w:tabs>
+      </w:pPr>
       <w:lvlJc w:val="end"/>
-      <w:pPr>
-        <w:tabs>
-          <w:tab w:val="num" w:pos="0"/>
-        </w:tabs>
-        <w:ind w:start="6480" w:hanging="180"/>
-      </w:pPr>
-      <w:rPr/>
     </w:lvl>
   </w:abstractNum>
   <w:abstractNum w:abstractNumId="4">
+    <w:multiLevelType w:val="hybridMultilevel"/>
     <w:lvl w:ilvl="0">
-      <w:start w:val="1"/>
       <w:numFmt w:val="decimal"/>
       <w:lvlText w:val="%1."/>
+      <w:start w:val="1"/>
+      <w:rPr/>
+      <w:pPr>
+        <w:ind w:hanging="360"/>
+        <w:tabs>
+          <w:tab w:val="num" w:pos="0"/>
+        </w:tabs>
+      </w:pPr>
       <w:lvlJc w:val="start"/>
-      <w:pPr>
-        <w:tabs>
-          <w:tab w:val="num" w:pos="0"/>
-        </w:tabs>
-        <w:ind w:start="720" w:hanging="360"/>
-      </w:pPr>
-      <w:rPr/>
     </w:lvl>
     <w:lvl w:ilvl="1">
-      <w:start w:val="1"/>
       <w:numFmt w:val="lowerLetter"/>
       <w:lvlText w:val="%2."/>
+      <w:start w:val="1"/>
+      <w:rPr/>
+      <w:pPr>
+        <w:ind w:hanging="360"/>
+        <w:tabs>
+          <w:tab w:val="num" w:pos="0"/>
+        </w:tabs>
+      </w:pPr>
       <w:lvlJc w:val="start"/>
-      <w:pPr>
-        <w:tabs>
-          <w:tab w:val="num" w:pos="0"/>
-        </w:tabs>
-        <w:ind w:start="1440" w:hanging="360"/>
-      </w:pPr>
-      <w:rPr/>
     </w:lvl>
     <w:lvl w:ilvl="2">
-      <w:start w:val="1"/>
       <w:numFmt w:val="lowerRoman"/>
       <w:lvlText w:val="%3."/>
+      <w:start w:val="1"/>
+      <w:rPr/>
+      <w:pPr>
+        <w:ind w:hanging="180"/>
+        <w:tabs>
+          <w:tab w:val="num" w:pos="0"/>
+        </w:tabs>
+      </w:pPr>
       <w:lvlJc w:val="end"/>
-      <w:pPr>
-        <w:tabs>
-          <w:tab w:val="num" w:pos="0"/>
-        </w:tabs>
-        <w:ind w:start="2160" w:hanging="180"/>
-      </w:pPr>
-      <w:rPr/>
     </w:lvl>
     <w:lvl w:ilvl="3">
-      <w:start w:val="1"/>
       <w:numFmt w:val="decimal"/>
       <w:lvlText w:val="%4."/>
+      <w:start w:val="1"/>
+      <w:rPr/>
+      <w:pPr>
+        <w:ind w:hanging="360"/>
+        <w:tabs>
+          <w:tab w:val="num" w:pos="0"/>
+        </w:tabs>
+      </w:pPr>
       <w:lvlJc w:val="start"/>
-      <w:pPr>
-        <w:tabs>
-          <w:tab w:val="num" w:pos="0"/>
-        </w:tabs>
-        <w:ind w:start="2880" w:hanging="360"/>
-      </w:pPr>
-      <w:rPr/>
     </w:lvl>
     <w:lvl w:ilvl="4">
-      <w:start w:val="1"/>
       <w:numFmt w:val="lowerLetter"/>
       <w:lvlText w:val="%5."/>
+      <w:start w:val="1"/>
+      <w:rPr/>
+      <w:pPr>
+        <w:ind w:hanging="360"/>
+        <w:tabs>
+          <w:tab w:val="num" w:pos="0"/>
+        </w:tabs>
+      </w:pPr>
       <w:lvlJc w:val="start"/>
-      <w:pPr>
-        <w:tabs>
-          <w:tab w:val="num" w:pos="0"/>
-        </w:tabs>
-        <w:ind w:start="3600" w:hanging="360"/>
-      </w:pPr>
-      <w:rPr/>
     </w:lvl>
     <w:lvl w:ilvl="5">
-      <w:start w:val="1"/>
       <w:numFmt w:val="lowerRoman"/>
       <w:lvlText w:val="%6."/>
+      <w:start w:val="1"/>
+      <w:rPr/>
+      <w:pPr>
+        <w:ind w:hanging="180"/>
+        <w:tabs>
+          <w:tab w:val="num" w:pos="0"/>
+        </w:tabs>
+      </w:pPr>
       <w:lvlJc w:val="end"/>
-      <w:pPr>
-        <w:tabs>
-          <w:tab w:val="num" w:pos="0"/>
-        </w:tabs>
-        <w:ind w:start="4320" w:hanging="180"/>
-      </w:pPr>
-      <w:rPr/>
     </w:lvl>
     <w:lvl w:ilvl="6">
-      <w:start w:val="1"/>
       <w:numFmt w:val="decimal"/>
       <w:lvlText w:val="%7."/>
+      <w:start w:val="1"/>
+      <w:rPr/>
+      <w:pPr>
+        <w:ind w:hanging="360"/>
+        <w:tabs>
+          <w:tab w:val="num" w:pos="0"/>
+        </w:tabs>
+      </w:pPr>
       <w:lvlJc w:val="start"/>
-      <w:pPr>
-        <w:tabs>
-          <w:tab w:val="num" w:pos="0"/>
-        </w:tabs>
-        <w:ind w:start="5040" w:hanging="360"/>
-      </w:pPr>
-      <w:rPr/>
     </w:lvl>
     <w:lvl w:ilvl="7">
-      <w:start w:val="1"/>
       <w:numFmt w:val="lowerLetter"/>
       <w:lvlText w:val="%8."/>
+      <w:start w:val="1"/>
+      <w:rPr/>
+      <w:pPr>
+        <w:ind w:hanging="360"/>
+        <w:tabs>
+          <w:tab w:val="num" w:pos="0"/>
+        </w:tabs>
+      </w:pPr>
       <w:lvlJc w:val="start"/>
-      <w:pPr>
-        <w:tabs>
-          <w:tab w:val="num" w:pos="0"/>
-        </w:tabs>
-        <w:ind w:start="5760" w:hanging="360"/>
-      </w:pPr>
-      <w:rPr/>
     </w:lvl>
     <w:lvl w:ilvl="8">
-      <w:start w:val="1"/>
       <w:numFmt w:val="lowerRoman"/>
       <w:lvlText w:val="%9."/>
+      <w:start w:val="1"/>
+      <w:rPr/>
+      <w:pPr>
+        <w:ind w:hanging="180"/>
+        <w:tabs>
+          <w:tab w:val="num" w:pos="0"/>
+        </w:tabs>
+      </w:pPr>
       <w:lvlJc w:val="end"/>
-      <w:pPr>
-        <w:tabs>
-          <w:tab w:val="num" w:pos="0"/>
-        </w:tabs>
-        <w:ind w:start="6480" w:hanging="180"/>
-      </w:pPr>
-      <w:rPr/>
     </w:lvl>
   </w:abstractNum>
   <w:abstractNum w:abstractNumId="5">
+    <w:multiLevelType w:val="hybridMultilevel"/>
     <w:lvl w:ilvl="0">
-      <w:start w:val="10"/>
       <w:numFmt w:val="bullet"/>
       <w:lvlText w:val="-"/>
+      <w:start w:val="10"/>
+      <w:rPr>
+        <w:rFonts w:ascii="Aptos" w:cs="Aptos" w:hAnsi="Aptos" w:hint="default"/>
+      </w:rPr>
+      <w:pPr>
+        <w:ind w:hanging="360"/>
+        <w:tabs>
+          <w:tab w:val="num" w:pos="0"/>
+        </w:tabs>
+      </w:pPr>
       <w:lvlJc w:val="start"/>
-      <w:pPr>
-        <w:tabs>
-          <w:tab w:val="num" w:pos="0"/>
-        </w:tabs>
-        <w:ind w:start="720" w:hanging="360"/>
-      </w:pPr>
-      <w:rPr>
-        <w:rFonts w:ascii="Aptos" w:hAnsi="Aptos" w:cs="Aptos" w:hint="default"/>
-      </w:rPr>
     </w:lvl>
     <w:lvl w:ilvl="1">
-      <w:start w:val="1"/>
       <w:numFmt w:val="bullet"/>
       <w:lvlText w:val="o"/>
+      <w:start w:val="1"/>
+      <w:rPr>
+        <w:rFonts w:ascii="Courier New" w:cs="Courier New" w:hAnsi="Courier New" w:hint="default"/>
+      </w:rPr>
+      <w:pPr>
+        <w:ind w:hanging="360"/>
+        <w:tabs>
+          <w:tab w:val="num" w:pos="0"/>
+        </w:tabs>
+      </w:pPr>
       <w:lvlJc w:val="start"/>
-      <w:pPr>
-        <w:tabs>
-          <w:tab w:val="num" w:pos="0"/>
-        </w:tabs>
-        <w:ind w:start="1440" w:hanging="360"/>
-      </w:pPr>
-      <w:rPr>
-        <w:rFonts w:ascii="Courier New" w:hAnsi="Courier New" w:cs="Courier New" w:hint="default"/>
-      </w:rPr>
     </w:lvl>
     <w:lvl w:ilvl="2">
-      <w:start w:val="1"/>
       <w:numFmt w:val="bullet"/>
       <w:lvlText w:val=""/>
+      <w:start w:val="1"/>
+      <w:rPr>
+        <w:rFonts w:ascii="Wingdings" w:cs="Wingdings" w:hAnsi="Wingdings" w:hint="default"/>
+      </w:rPr>
+      <w:pPr>
+        <w:ind w:hanging="360"/>
+        <w:tabs>
+          <w:tab w:val="num" w:pos="0"/>
+        </w:tabs>
+      </w:pPr>
       <w:lvlJc w:val="start"/>
-      <w:pPr>
-        <w:tabs>
-          <w:tab w:val="num" w:pos="0"/>
-        </w:tabs>
-        <w:ind w:start="2160" w:hanging="360"/>
-      </w:pPr>
-      <w:rPr>
-        <w:rFonts w:ascii="Wingdings" w:hAnsi="Wingdings" w:cs="Wingdings" w:hint="default"/>
-      </w:rPr>
     </w:lvl>
     <w:lvl w:ilvl="3">
-      <w:start w:val="1"/>
       <w:numFmt w:val="bullet"/>
       <w:lvlText w:val=""/>
+      <w:start w:val="1"/>
+      <w:rPr>
+        <w:rFonts w:ascii="Symbol" w:cs="Symbol" w:hAnsi="Symbol" w:hint="default"/>
+      </w:rPr>
+      <w:pPr>
+        <w:ind w:hanging="360"/>
+        <w:tabs>
+          <w:tab w:val="num" w:pos="0"/>
+        </w:tabs>
+      </w:pPr>
       <w:lvlJc w:val="start"/>
-      <w:pPr>
-        <w:tabs>
-          <w:tab w:val="num" w:pos="0"/>
-        </w:tabs>
-        <w:ind w:start="2880" w:hanging="360"/>
-      </w:pPr>
-      <w:rPr>
-        <w:rFonts w:ascii="Symbol" w:hAnsi="Symbol" w:cs="Symbol" w:hint="default"/>
-      </w:rPr>
     </w:lvl>
     <w:lvl w:ilvl="4">
-      <w:start w:val="1"/>
       <w:numFmt w:val="bullet"/>
       <w:lvlText w:val="o"/>
+      <w:start w:val="1"/>
+      <w:rPr>
+        <w:rFonts w:ascii="Courier New" w:cs="Courier New" w:hAnsi="Courier New" w:hint="default"/>
+      </w:rPr>
+      <w:pPr>
+        <w:ind w:hanging="360"/>
+        <w:tabs>
+          <w:tab w:val="num" w:pos="0"/>
+        </w:tabs>
+      </w:pPr>
       <w:lvlJc w:val="start"/>
-      <w:pPr>
-        <w:tabs>
-          <w:tab w:val="num" w:pos="0"/>
-        </w:tabs>
-        <w:ind w:start="3600" w:hanging="360"/>
-      </w:pPr>
-      <w:rPr>
-        <w:rFonts w:ascii="Courier New" w:hAnsi="Courier New" w:cs="Courier New" w:hint="default"/>
-      </w:rPr>
     </w:lvl>
     <w:lvl w:ilvl="5">
-      <w:start w:val="1"/>
       <w:numFmt w:val="bullet"/>
       <w:lvlText w:val=""/>
+      <w:start w:val="1"/>
+      <w:rPr>
+        <w:rFonts w:ascii="Wingdings" w:cs="Wingdings" w:hAnsi="Wingdings" w:hint="default"/>
+      </w:rPr>
+      <w:pPr>
+        <w:ind w:hanging="360"/>
+        <w:tabs>
+          <w:tab w:val="num" w:pos="0"/>
+        </w:tabs>
+      </w:pPr>
       <w:lvlJc w:val="start"/>
-      <w:pPr>
-        <w:tabs>
-          <w:tab w:val="num" w:pos="0"/>
-        </w:tabs>
-        <w:ind w:start="4320" w:hanging="360"/>
-      </w:pPr>
-      <w:rPr>
-        <w:rFonts w:ascii="Wingdings" w:hAnsi="Wingdings" w:cs="Wingdings" w:hint="default"/>
-      </w:rPr>
     </w:lvl>
     <w:lvl w:ilvl="6">
-      <w:start w:val="1"/>
       <w:numFmt w:val="bullet"/>
       <w:lvlText w:val=""/>
+      <w:start w:val="1"/>
+      <w:rPr>
+        <w:rFonts w:ascii="Symbol" w:cs="Symbol" w:hAnsi="Symbol" w:hint="default"/>
+      </w:rPr>
+      <w:pPr>
+        <w:ind w:hanging="360"/>
+        <w:tabs>
+          <w:tab w:val="num" w:pos="0"/>
+        </w:tabs>
+      </w:pPr>
       <w:lvlJc w:val="start"/>
-      <w:pPr>
-        <w:tabs>
-          <w:tab w:val="num" w:pos="0"/>
-        </w:tabs>
-        <w:ind w:start="5040" w:hanging="360"/>
-      </w:pPr>
-      <w:rPr>
-        <w:rFonts w:ascii="Symbol" w:hAnsi="Symbol" w:cs="Symbol" w:hint="default"/>
-      </w:rPr>
     </w:lvl>
     <w:lvl w:ilvl="7">
-      <w:start w:val="1"/>
       <w:numFmt w:val="bullet"/>
       <w:lvlText w:val="o"/>
+      <w:start w:val="1"/>
+      <w:rPr>
+        <w:rFonts w:ascii="Courier New" w:cs="Courier New" w:hAnsi="Courier New" w:hint="default"/>
+      </w:rPr>
+      <w:pPr>
+        <w:ind w:hanging="360"/>
+        <w:tabs>
+          <w:tab w:val="num" w:pos="0"/>
+        </w:tabs>
+      </w:pPr>
       <w:lvlJc w:val="start"/>
-      <w:pPr>
-        <w:tabs>
-          <w:tab w:val="num" w:pos="0"/>
-        </w:tabs>
-        <w:ind w:start="5760" w:hanging="360"/>
-      </w:pPr>
-      <w:rPr>
-        <w:rFonts w:ascii="Courier New" w:hAnsi="Courier New" w:cs="Courier New" w:hint="default"/>
-      </w:rPr>
     </w:lvl>
     <w:lvl w:ilvl="8">
-      <w:start w:val="1"/>
       <w:numFmt w:val="bullet"/>
       <w:lvlText w:val=""/>
+      <w:start w:val="1"/>
+      <w:rPr>
+        <w:rFonts w:ascii="Wingdings" w:cs="Wingdings" w:hAnsi="Wingdings" w:hint="default"/>
+      </w:rPr>
+      <w:pPr>
+        <w:ind w:hanging="360"/>
+        <w:tabs>
+          <w:tab w:val="num" w:pos="0"/>
+        </w:tabs>
+      </w:pPr>
       <w:lvlJc w:val="start"/>
-      <w:pPr>
-        <w:tabs>
-          <w:tab w:val="num" w:pos="0"/>
-        </w:tabs>
-        <w:ind w:start="6480" w:hanging="360"/>
-      </w:pPr>
-      <w:rPr>
-        <w:rFonts w:ascii="Wingdings" w:hAnsi="Wingdings" w:cs="Wingdings" w:hint="default"/>
-      </w:rPr>
     </w:lvl>
   </w:abstractNum>
   <w:abstractNum w:abstractNumId="6">
+    <w:multiLevelType w:val="hybridMultilevel"/>
     <w:lvl w:ilvl="0">
-      <w:start w:val="1"/>
       <w:numFmt w:val="none"/>
+      <w:lvlText w:val=""/>
+      <w:start w:val="1"/>
+      <w:pPr>
+        <w:ind w:hanging="0"/>
+        <w:tabs>
+          <w:tab w:val="num" w:pos="0"/>
+        </w:tabs>
+      </w:pPr>
       <w:suff w:val="nothing"/>
+      <w:lvlJc w:val="start"/>
+    </w:lvl>
+    <w:lvl w:ilvl="1">
+      <w:numFmt w:val="none"/>
       <w:lvlText w:val=""/>
+      <w:start w:val="1"/>
+      <w:pPr>
+        <w:ind w:hanging="0"/>
+        <w:tabs>
+          <w:tab w:val="num" w:pos="0"/>
+        </w:tabs>
+      </w:pPr>
+      <w:suff w:val="nothing"/>
       <w:lvlJc w:val="start"/>
-      <w:pPr>
-        <w:tabs>
-          <w:tab w:val="num" w:pos="0"/>
-        </w:tabs>
-        <w:ind w:start="0" w:hanging="0"/>
+    </w:lvl>
+    <w:lvl w:ilvl="2">
+      <w:numFmt w:val="none"/>
+      <w:lvlText w:val=""/>
+      <w:start w:val="1"/>
+      <w:pPr>
+        <w:ind w:hanging="0"/>
+        <w:tabs>
+          <w:tab w:val="num" w:pos="0"/>
+        </w:tabs>
+      </w:pPr>
+      <w:suff w:val="nothing"/>
+      <w:lvlJc w:val="start"/>
+    </w:lvl>
+    <w:lvl w:ilvl="3">
+      <w:numFmt w:val="none"/>
+      <w:lvlText w:val=""/>
+      <w:start w:val="1"/>
+      <w:pPr>
+        <w:ind w:hanging="0"/>
+        <w:tabs>
+          <w:tab w:val="num" w:pos="0"/>
+        </w:tabs>
+      </w:pPr>
+      <w:suff w:val="nothing"/>
+      <w:lvlJc w:val="start"/>
+    </w:lvl>
+    <w:lvl w:ilvl="4">
+      <w:numFmt w:val="none"/>
+      <w:lvlText w:val=""/>
+      <w:start w:val="1"/>
+      <w:pPr>
+        <w:ind w:hanging="0"/>
+        <w:tabs>
+          <w:tab w:val="num" w:pos="0"/>
+        </w:tabs>
+      </w:pPr>
+      <w:suff w:val="nothing"/>
+      <w:lvlJc w:val="start"/>
+    </w:lvl>
+    <w:lvl w:ilvl="5">
+      <w:numFmt w:val="none"/>
+      <w:lvlText w:val=""/>
+      <w:start w:val="1"/>
+      <w:pPr>
+        <w:ind w:hanging="0"/>
+        <w:tabs>
+          <w:tab w:val="num" w:pos="0"/>
+        </w:tabs>
+      </w:pPr>
+      <w:suff w:val="nothing"/>
+      <w:lvlJc w:val="start"/>
+    </w:lvl>
+    <w:lvl w:ilvl="6">
+      <w:numFmt w:val="none"/>
+      <w:lvlText w:val=""/>
+      <w:start w:val="1"/>
+      <w:pPr>
+        <w:ind w:hanging="0"/>
+        <w:tabs>
+          <w:tab w:val="num" w:pos="0"/>
+        </w:tabs>
+      </w:pPr>
+      <w:suff w:val="nothing"/>
+      <w:lvlJc w:val="start"/>
+    </w:lvl>
+    <w:lvl w:ilvl="7">
+      <w:numFmt w:val="none"/>
+      <w:lvlText w:val=""/>
+      <w:start w:val="1"/>
+      <w:pPr>
+        <w:ind w:hanging="0"/>
+        <w:tabs>
+          <w:tab w:val="num" w:pos="0"/>
+        </w:tabs>
+      </w:pPr>
+      <w:suff w:val="nothing"/>
+      <w:lvlJc w:val="start"/>
+    </w:lvl>
+    <w:lvl w:ilvl="8">
+      <w:numFmt w:val="none"/>
+      <w:lvlText w:val=""/>
+      <w:start w:val="1"/>
+      <w:pPr>
+        <w:ind w:hanging="0"/>
+        <w:tabs>
+          <w:tab w:val="num" w:pos="0"/>
+        </w:tabs>
+      </w:pPr>
+      <w:suff w:val="nothing"/>
+      <w:lvlJc w:val="start"/>
+    </w:lvl>
+  </w:abstractNum>
+  <w:abstractNum w:abstractNumId="10121982">
+    <w:multiLevelType w:val="hybridMultilevel"/>
+    <w:lvl w:ilvl="0">
+      <w:numFmt w:val="decimal"/>
+      <w:lvlText w:val="%1."/>
+      <w:start w:val="1"/>
+      <w:pPr>
+        <w:ind w:left="720"/>
+        <w:ind w:hanging="360"/>
       </w:pPr>
     </w:lvl>
     <w:lvl w:ilvl="1">
-      <w:start w:val="1"/>
-      <w:numFmt w:val="none"/>
-      <w:suff w:val="nothing"/>
-      <w:lvlText w:val=""/>
-      <w:lvlJc w:val="start"/>
-      <w:pPr>
-        <w:tabs>
-          <w:tab w:val="num" w:pos="0"/>
-        </w:tabs>
-        <w:ind w:start="0" w:hanging="0"/>
+      <w:numFmt w:val="decimal"/>
+      <w:lvlText w:val="%2."/>
+      <w:start w:val="1"/>
+      <w:pPr>
+        <w:ind w:left="1440"/>
+        <w:ind w:hanging="1080"/>
       </w:pPr>
     </w:lvl>
     <w:lvl w:ilvl="2">
-      <w:start w:val="1"/>
-      <w:numFmt w:val="none"/>
-      <w:suff w:val="nothing"/>
-      <w:lvlText w:val=""/>
-      <w:lvlJc w:val="start"/>
-      <w:pPr>
-        <w:tabs>
-          <w:tab w:val="num" w:pos="0"/>
-        </w:tabs>
-        <w:ind w:start="0" w:hanging="0"/>
+      <w:numFmt w:val="decimal"/>
+      <w:lvlText w:val="%3."/>
+      <w:start w:val="1"/>
+      <w:pPr>
+        <w:ind w:left="2160"/>
+        <w:ind w:hanging="1980"/>
       </w:pPr>
     </w:lvl>
     <w:lvl w:ilvl="3">
-      <w:start w:val="1"/>
-      <w:numFmt w:val="none"/>
-      <w:suff w:val="nothing"/>
-      <w:lvlText w:val=""/>
-      <w:lvlJc w:val="start"/>
-      <w:pPr>
-        <w:tabs>
-          <w:tab w:val="num" w:pos="0"/>
-        </w:tabs>
-        <w:ind w:start="0" w:hanging="0"/>
+      <w:numFmt w:val="decimal"/>
+      <w:lvlText w:val="%4."/>
+      <w:start w:val="1"/>
+      <w:pPr>
+        <w:ind w:left="2880"/>
+        <w:ind w:hanging="2520"/>
       </w:pPr>
     </w:lvl>
     <w:lvl w:ilvl="4">
-      <w:start w:val="1"/>
-      <w:numFmt w:val="none"/>
-      <w:suff w:val="nothing"/>
-      <w:lvlText w:val=""/>
-      <w:lvlJc w:val="start"/>
-      <w:pPr>
-        <w:tabs>
-          <w:tab w:val="num" w:pos="0"/>
-        </w:tabs>
-        <w:ind w:start="0" w:hanging="0"/>
+      <w:numFmt w:val="decimal"/>
+      <w:lvlText w:val="%5."/>
+      <w:start w:val="1"/>
+      <w:pPr>
+        <w:ind w:left="3600"/>
+        <w:ind w:hanging="3240"/>
       </w:pPr>
     </w:lvl>
     <w:lvl w:ilvl="5">
-      <w:start w:val="1"/>
-      <w:numFmt w:val="none"/>
-      <w:suff w:val="nothing"/>
-      <w:lvlText w:val=""/>
-      <w:lvlJc w:val="start"/>
-      <w:pPr>
-        <w:tabs>
-          <w:tab w:val="num" w:pos="0"/>
-        </w:tabs>
-        <w:ind w:start="0" w:hanging="0"/>
+      <w:numFmt w:val="decimal"/>
+      <w:lvlText w:val="%6."/>
+      <w:start w:val="1"/>
+      <w:pPr>
+        <w:ind w:left="4320"/>
+        <w:ind w:hanging="4140"/>
       </w:pPr>
     </w:lvl>
     <w:lvl w:ilvl="6">
-      <w:start w:val="1"/>
-      <w:numFmt w:val="none"/>
-      <w:suff w:val="nothing"/>
-      <w:lvlText w:val=""/>
-      <w:lvlJc w:val="start"/>
-      <w:pPr>
-        <w:tabs>
-          <w:tab w:val="num" w:pos="0"/>
-        </w:tabs>
-        <w:ind w:start="0" w:hanging="0"/>
+      <w:numFmt w:val="decimal"/>
+      <w:lvlText w:val="%7."/>
+      <w:start w:val="1"/>
+      <w:pPr>
+        <w:ind w:left="5040"/>
+        <w:ind w:hanging="4680"/>
       </w:pPr>
     </w:lvl>
     <w:lvl w:ilvl="7">
-      <w:start w:val="1"/>
-      <w:numFmt w:val="none"/>
-      <w:suff w:val="nothing"/>
-      <w:lvlText w:val=""/>
-      <w:lvlJc w:val="start"/>
-      <w:pPr>
-        <w:tabs>
-          <w:tab w:val="num" w:pos="0"/>
-        </w:tabs>
-        <w:ind w:start="0" w:hanging="0"/>
+      <w:numFmt w:val="decimal"/>
+      <w:lvlText w:val="%8."/>
+      <w:start w:val="1"/>
+      <w:pPr>
+        <w:ind w:left="5760"/>
+        <w:ind w:hanging="5400"/>
       </w:pPr>
     </w:lvl>
     <w:lvl w:ilvl="8">
-      <w:start w:val="1"/>
-      <w:numFmt w:val="none"/>
-      <w:suff w:val="nothing"/>
-      <w:lvlText w:val=""/>
-      <w:lvlJc w:val="start"/>
-      <w:pPr>
-        <w:tabs>
-          <w:tab w:val="num" w:pos="0"/>
-        </w:tabs>
-        <w:ind w:start="0" w:hanging="0"/>
+      <w:numFmt w:val="decimal"/>
+      <w:lvlText w:val="%9."/>
+      <w:start w:val="1"/>
+      <w:pPr>
+        <w:ind w:left="6480"/>
+        <w:ind w:hanging="6300"/>
       </w:pPr>
     </w:lvl>
   </w:abstractNum>
@@ -3082,6 +3150,9 @@
   </w:num>
   <w:num w:numId="6">
     <w:abstractNumId w:val="6"/>
+  </w:num>
+  <w:num w:numId="10121982">
+    <w:abstractNumId w:val="10121982"/>
   </w:num>
 </w:numbering>
 </file>
